--- a/dokumen/Laporan_Akhir.docx
+++ b/dokumen/Laporan_Akhir.docx
@@ -24247,7 +24247,7 @@
         <w:jc w:val="both"/>
       </w:pPr>
       <w:r>
-        <w:t xml:space="preserve">Harness pengukuran empiris, uji regresi penguatan validasi semantik, serta skrip uji beban k6 beserta skrip kalibrasi pendahuluannya. Seluruhnya disertakan pada arsip perangkat lunak dan dapat dijalankan ulang.</w:t>
+        <w:t xml:space="preserve">Seluruh skrip yang dipakai penelitian ini disertakan pada arsip perangkat lunak dan dapat dijalankan ulang. Harness pengukuran empiris berada pada data-penelitian/harness_empiris.py, dan uji regresi penguatan validasi semantik pada data-penelitian/uji_penguatan_validasi_semantik.py. Perangkat uji beban berada pada data-penelitian/uji-beban/, memuat skrip k6 uji_beban.js dan uji_kalibrasi.js, dua skrip Python yang membangun kumpulan token verifikasi sekali pakai dan rekaman QR asli, serta berkas README yang menguraikan urutan menjalankan beserta syarat kesahihannya. Spesifikasi antarmuka pada openapi.yaml dan daftar periksa kepatuhan pada dokumen/daftar_periksa_kepatuhan_iso20248_nist80057.md juga terlacak dalam arsip yang sama.</w:t>
       </w:r>
     </w:p>
     <w:sectPr>

--- a/dokumen/Laporan_Akhir.docx
+++ b/dokumen/Laporan_Akhir.docx
@@ -3939,7 +3939,7 @@
         <w:jc w:val="both"/>
       </w:pPr>
       <w:r>
-        <w:t xml:space="preserve">Tinjauan kebaruan sesuai protokol PRISMA 2020 atas dua puluh enam studi QR Code Indonesia periode 2016 sampai 2026 menemukan tidak satu pun memenuhi seluruh lima kriteria, sehingga kebaruan penelitian bersifat arsitektural. Luaran berupa dua naskah artikel, prototipe yang dapat diakses publik, dan arsip perangkat lunak beserta dataset di Zenodo dengan DOI 10.5281/zenodo.22291896.</w:t>
+        <w:t xml:space="preserve">Tinjauan kebaruan sesuai protokol PRISMA 2020 atas dua puluh enam studi QR Code Indonesia periode 2016 sampai 2026 menemukan tidak satu pun memenuhi seluruh lima kriteria, sehingga kebaruan penelitian bersifat arsitektural. Luaran berupa dua naskah artikel, prototipe yang dapat diakses publik, dan arsip perangkat lunak beserta dataset di Zenodo dengan DOI 10.5281/zenodo.22292443.</w:t>
       </w:r>
     </w:p>
     <w:p>
@@ -24187,7 +24187,7 @@
         <w:jc w:val="both"/>
       </w:pPr>
       <w:r>
-        <w:t xml:space="preserve">Seluruh data pada laporan ini terarsip di Zenodo dengan DOI 10.5281/zenodo.22291896 di bawah lisensi MIT. Arsip memuat dataset simulasi 350.000 operasi yang terverifikasi identik terhadap sumbernya pada 461.950 nilai, paket pengukuran empiris 66.500 operasi beserta keluaran JSON lengkap, tiga ringkasan CSV turunan dan manifes SHA-256, serta paket pengujian beban HTTP nyata berisi 25.607 permintaan pada empat tingkat konkurensi.</w:t>
+        <w:t xml:space="preserve">Seluruh data pada laporan ini terarsip di Zenodo dengan DOI 10.5281/zenodo.22292443 di bawah lisensi MIT. Arsip memuat dataset simulasi 350.000 operasi yang terverifikasi identik terhadap sumbernya pada 461.950 nilai, paket pengukuran empiris 66.500 operasi beserta keluaran JSON lengkap, tiga ringkasan CSV turunan dan manifes SHA-256, serta paket pengujian beban HTTP nyata berisi 25.607 permintaan pada empat tingkat konkurensi.</w:t>
       </w:r>
     </w:p>
     <w:p>

--- a/dokumen/Laporan_Akhir.docx
+++ b/dokumen/Laporan_Akhir.docx
@@ -24201,55 +24201,6 @@
       </w:r>
       <w:bookmarkEnd w:id="3"/>
     </w:p>
-    <w:p>
-      <w:pPr>
-        <w:spacing w:after="120" w:line="276" w:lineRule="auto"/>
-        <w:jc w:val="both"/>
-      </w:pPr>
-      <w:r>
-        <w:t xml:space="preserve">Spesifikasi OpenAPI 3.0.3 atas 97 rute dan 100 operasi, 46 di antaranya terautentikasi, dibangkitkan langsung dari definisi rute pada kode sumber sehingga mencerminkan sistem yang berjalan. Berkas openapi.yaml disertakan pada arsip perangkat lunak.</w:t>
-      </w:r>
-    </w:p>
-    <w:p>
-      <w:pPr>
-        <w:pStyle w:val="Heading2"/>
-        <w:spacing w:before="240" w:after="120"/>
-      </w:pPr>
-      <w:bookmarkStart w:id="3" w:name="_Toc238633429"/>
-      <w:r>
-        <w:t xml:space="preserve">Lampiran 7. Daftar Periksa Kepatuhan</w:t>
-      </w:r>
-      <w:bookmarkEnd w:id="3"/>
-    </w:p>
-    <w:p>
-      <w:pPr>
-        <w:spacing w:after="120" w:line="276" w:lineRule="auto"/>
-        <w:jc w:val="both"/>
-      </w:pPr>
-      <w:r>
-        <w:t xml:space="preserve">Penilaian mandiri atas 27 aspek ISO/IEC 20248:2022 dan NIST SP 800-57 beserta tiga pengecualian lengkap dengan alasan, konsekuensi, dan prasyarat pemenuhannya.</w:t>
-      </w:r>
-    </w:p>
-    <w:p>
-      <w:pPr>
-        <w:pStyle w:val="Heading2"/>
-        <w:spacing w:before="240" w:after="120"/>
-      </w:pPr>
-      <w:bookmarkStart w:id="3" w:name="_Toc238633429"/>
-      <w:r>
-        <w:t xml:space="preserve">Lampiran 8. Skrip Program Pendukung</w:t>
-      </w:r>
-      <w:bookmarkEnd w:id="3"/>
-    </w:p>
-    <w:p>
-      <w:pPr>
-        <w:spacing w:after="120" w:line="276" w:lineRule="auto"/>
-        <w:jc w:val="both"/>
-      </w:pPr>
-      <w:r>
-        <w:t xml:space="preserve">Seluruh skrip yang dipakai penelitian ini disertakan pada arsip perangkat lunak dan dapat dijalankan ulang. Harness pengukuran empiris berada pada data-penelitian/harness_empiris.py, dan uji regresi penguatan validasi semantik pada data-penelitian/uji_penguatan_validasi_semantik.py. Perangkat uji beban berada pada data-penelitian/uji-beban/, memuat skrip k6 uji_beban.js dan uji_kalibrasi.js, dua skrip Python yang membangun kumpulan token verifikasi sekali pakai dan rekaman QR asli, serta berkas README yang menguraikan urutan menjalankan beserta syarat kesahihannya. Spesifikasi antarmuka pada openapi.yaml dan daftar periksa kepatuhan pada dokumen/daftar_periksa_kepatuhan_iso20248_nist80057.md juga terlacak dalam arsip yang sama.</w:t>
-      </w:r>
-    </w:p>
     <w:sectPr>
       <w:footerReference w:type="default" r:id="rId33"/>
       <w:pgSz w:w="11906" w:h="16838"/>
@@ -24257,6 +24208,6122 @@
       <w:cols w:space="720"/>
       <w:docGrid w:linePitch="360"/>
     </w:sectPr>
+    <w:p>
+      <w:pPr>
+        <w:spacing w:after="120" w:line="276" w:lineRule="auto"/>
+        <w:jc w:val="both"/>
+      </w:pPr>
+      <w:r>
+        <w:t xml:space="preserve">Spesifikasi antarmuka disusun mengikuti OpenAPI 3.0.3 dan dibangkitkan langsung dari definisi rute pada kode sumber, bukan ditulis tangan, sehingga daftarnya mencerminkan sistem yang benar-benar berjalan. Berkas lengkapnya, openapi.yaml, tervalidasi terhadap skema OpenAPI dan disertakan pada arsip perangkat lunak. Seluruhnya memuat 97 rute dengan 100 operasi, 68 di antaranya bermetode GET dan 32 bermetode POST.</w:t>
+      </w:r>
+    </w:p>
+    <w:p>
+      <w:pPr>
+        <w:pStyle w:val="TOC1"/>
+        <w:tabs>
+          <w:tab w:val="right" w:leader="dot" w:pos="8766"/>
+        </w:tabs>
+      </w:pPr>
+      <w:r>
+        <w:t xml:space="preserve">Tabel L6.1. Inventaris operasi antarmuka per kelompok fungsi.</w:t>
+      </w:r>
+    </w:p>
+    <w:tbl>
+      <w:tblPr>
+        <w:tblW w:w="8642" w:type="dxa"/>
+        <w:tblBorders>
+          <w:top w:val="single" w:sz="4" w:space="0" w:color="auto"/>
+          <w:left w:val="single" w:sz="4" w:space="0" w:color="auto"/>
+          <w:bottom w:val="single" w:sz="4" w:space="0" w:color="auto"/>
+          <w:right w:val="single" w:sz="4" w:space="0" w:color="auto"/>
+          <w:insideH w:val="single" w:sz="4" w:space="0" w:color="auto"/>
+          <w:insideV w:val="single" w:sz="4" w:space="0" w:color="auto"/>
+        </w:tblBorders>
+        <w:tblCellMar>
+          <w:left w:w="10" w:type="dxa"/>
+          <w:right w:w="10" w:type="dxa"/>
+        </w:tblCellMar>
+        <w:tblLook w:val="04A0" w:firstRow="1" w:lastRow="0" w:firstColumn="1" w:lastColumn="0" w:noHBand="0" w:noVBand="1"/>
+      </w:tblPr>
+      <w:tblGrid>
+        <w:gridCol w:w="2914"/>
+        <w:gridCol w:w="2914"/>
+        <w:gridCol w:w="2915"/>
+      </w:tblGrid>
+      <w:tr>
+        <w:trPr>
+          <w:cantSplit/>
+          <w:tblHeader/>
+        </w:trPr>
+        <w:tc>
+          <w:tcPr>
+            <w:tcW w:w="2914" w:type="dxa"/>
+            <w:shd w:val="clear" w:color="auto" w:fill="D9E2F3"/>
+            <w:tcMar>
+              <w:top w:w="60" w:type="dxa"/>
+              <w:left w:w="90" w:type="dxa"/>
+              <w:bottom w:w="60" w:type="dxa"/>
+              <w:right w:w="90" w:type="dxa"/>
+            </w:tcMar>
+          </w:tcPr>
+          <w:p>
+            <w:r>
+              <w:rPr>
+                <w:b/>
+                <w:bCs/>
+                <w:sz w:val="22"/>
+                <w:szCs w:val="22"/>
+              </w:rPr>
+              <w:t xml:space="preserve">Kelompok fungsi</w:t>
+            </w:r>
+          </w:p>
+        </w:tc>
+        <w:tc>
+          <w:tcPr>
+            <w:tcW w:w="2914" w:type="dxa"/>
+            <w:shd w:val="clear" w:color="auto" w:fill="D9E2F3"/>
+            <w:tcMar>
+              <w:top w:w="60" w:type="dxa"/>
+              <w:left w:w="90" w:type="dxa"/>
+              <w:bottom w:w="60" w:type="dxa"/>
+              <w:right w:w="90" w:type="dxa"/>
+            </w:tcMar>
+          </w:tcPr>
+          <w:p>
+            <w:r>
+              <w:rPr>
+                <w:b/>
+                <w:bCs/>
+                <w:sz w:val="22"/>
+                <w:szCs w:val="22"/>
+              </w:rPr>
+              <w:t xml:space="preserve">Operasi</w:t>
+            </w:r>
+          </w:p>
+        </w:tc>
+        <w:tc>
+          <w:tcPr>
+            <w:tcW w:w="2915" w:type="dxa"/>
+            <w:shd w:val="clear" w:color="auto" w:fill="D9E2F3"/>
+            <w:tcMar>
+              <w:top w:w="60" w:type="dxa"/>
+              <w:left w:w="90" w:type="dxa"/>
+              <w:bottom w:w="60" w:type="dxa"/>
+              <w:right w:w="90" w:type="dxa"/>
+            </w:tcMar>
+          </w:tcPr>
+          <w:p>
+            <w:r>
+              <w:rPr>
+                <w:b/>
+                <w:bCs/>
+                <w:sz w:val="22"/>
+                <w:szCs w:val="22"/>
+              </w:rPr>
+              <w:t xml:space="preserve">Terautentikasi</w:t>
+            </w:r>
+          </w:p>
+        </w:tc>
+      </w:tr>
+      <w:tr>
+        <w:trPr>
+          <w:cantSplit/>
+        </w:trPr>
+        <w:tc>
+          <w:tcPr>
+            <w:tcW w:w="2914" w:type="dxa"/>
+            <w:tcMar>
+              <w:top w:w="60" w:type="dxa"/>
+              <w:left w:w="90" w:type="dxa"/>
+              <w:bottom w:w="60" w:type="dxa"/>
+              <w:right w:w="90" w:type="dxa"/>
+            </w:tcMar>
+          </w:tcPr>
+          <w:p>
+            <w:r>
+              <w:rPr>
+                <w:sz w:val="22"/>
+                <w:szCs w:val="22"/>
+              </w:rPr>
+              <w:t xml:space="preserve">Pengujian Otomatis</w:t>
+            </w:r>
+          </w:p>
+        </w:tc>
+        <w:tc>
+          <w:tcPr>
+            <w:tcW w:w="2914" w:type="dxa"/>
+            <w:tcMar>
+              <w:top w:w="60" w:type="dxa"/>
+              <w:left w:w="90" w:type="dxa"/>
+              <w:bottom w:w="60" w:type="dxa"/>
+              <w:right w:w="90" w:type="dxa"/>
+            </w:tcMar>
+          </w:tcPr>
+          <w:p>
+            <w:r>
+              <w:rPr>
+                <w:sz w:val="22"/>
+                <w:szCs w:val="22"/>
+              </w:rPr>
+              <w:t xml:space="preserve">22</w:t>
+            </w:r>
+          </w:p>
+        </w:tc>
+        <w:tc>
+          <w:tcPr>
+            <w:tcW w:w="2915" w:type="dxa"/>
+            <w:tcMar>
+              <w:top w:w="60" w:type="dxa"/>
+              <w:left w:w="90" w:type="dxa"/>
+              <w:bottom w:w="60" w:type="dxa"/>
+              <w:right w:w="90" w:type="dxa"/>
+            </w:tcMar>
+          </w:tcPr>
+          <w:p>
+            <w:r>
+              <w:rPr>
+                <w:sz w:val="22"/>
+                <w:szCs w:val="22"/>
+              </w:rPr>
+              <w:t xml:space="preserve">0</w:t>
+            </w:r>
+          </w:p>
+        </w:tc>
+      </w:tr>
+      <w:tr>
+        <w:trPr>
+          <w:cantSplit/>
+        </w:trPr>
+        <w:tc>
+          <w:tcPr>
+            <w:tcW w:w="2914" w:type="dxa"/>
+            <w:tcMar>
+              <w:top w:w="60" w:type="dxa"/>
+              <w:left w:w="90" w:type="dxa"/>
+              <w:bottom w:w="60" w:type="dxa"/>
+              <w:right w:w="90" w:type="dxa"/>
+            </w:tcMar>
+          </w:tcPr>
+          <w:p>
+            <w:r>
+              <w:rPr>
+                <w:sz w:val="22"/>
+                <w:szCs w:val="22"/>
+              </w:rPr>
+              <w:t xml:space="preserve">Verifikasi</w:t>
+            </w:r>
+          </w:p>
+        </w:tc>
+        <w:tc>
+          <w:tcPr>
+            <w:tcW w:w="2914" w:type="dxa"/>
+            <w:tcMar>
+              <w:top w:w="60" w:type="dxa"/>
+              <w:left w:w="90" w:type="dxa"/>
+              <w:bottom w:w="60" w:type="dxa"/>
+              <w:right w:w="90" w:type="dxa"/>
+            </w:tcMar>
+          </w:tcPr>
+          <w:p>
+            <w:r>
+              <w:rPr>
+                <w:sz w:val="22"/>
+                <w:szCs w:val="22"/>
+              </w:rPr>
+              <w:t xml:space="preserve">18</w:t>
+            </w:r>
+          </w:p>
+        </w:tc>
+        <w:tc>
+          <w:tcPr>
+            <w:tcW w:w="2915" w:type="dxa"/>
+            <w:tcMar>
+              <w:top w:w="60" w:type="dxa"/>
+              <w:left w:w="90" w:type="dxa"/>
+              <w:bottom w:w="60" w:type="dxa"/>
+              <w:right w:w="90" w:type="dxa"/>
+            </w:tcMar>
+          </w:tcPr>
+          <w:p>
+            <w:r>
+              <w:rPr>
+                <w:sz w:val="22"/>
+                <w:szCs w:val="22"/>
+              </w:rPr>
+              <w:t xml:space="preserve">8</w:t>
+            </w:r>
+          </w:p>
+        </w:tc>
+      </w:tr>
+      <w:tr>
+        <w:trPr>
+          <w:cantSplit/>
+        </w:trPr>
+        <w:tc>
+          <w:tcPr>
+            <w:tcW w:w="2914" w:type="dxa"/>
+            <w:tcMar>
+              <w:top w:w="60" w:type="dxa"/>
+              <w:left w:w="90" w:type="dxa"/>
+              <w:bottom w:w="60" w:type="dxa"/>
+              <w:right w:w="90" w:type="dxa"/>
+            </w:tcMar>
+          </w:tcPr>
+          <w:p>
+            <w:r>
+              <w:rPr>
+                <w:sz w:val="22"/>
+                <w:szCs w:val="22"/>
+              </w:rPr>
+              <w:t xml:space="preserve">API Internal</w:t>
+            </w:r>
+          </w:p>
+        </w:tc>
+        <w:tc>
+          <w:tcPr>
+            <w:tcW w:w="2914" w:type="dxa"/>
+            <w:tcMar>
+              <w:top w:w="60" w:type="dxa"/>
+              <w:left w:w="90" w:type="dxa"/>
+              <w:bottom w:w="60" w:type="dxa"/>
+              <w:right w:w="90" w:type="dxa"/>
+            </w:tcMar>
+          </w:tcPr>
+          <w:p>
+            <w:r>
+              <w:rPr>
+                <w:sz w:val="22"/>
+                <w:szCs w:val="22"/>
+              </w:rPr>
+              <w:t xml:space="preserve">16</w:t>
+            </w:r>
+          </w:p>
+        </w:tc>
+        <w:tc>
+          <w:tcPr>
+            <w:tcW w:w="2915" w:type="dxa"/>
+            <w:tcMar>
+              <w:top w:w="60" w:type="dxa"/>
+              <w:left w:w="90" w:type="dxa"/>
+              <w:bottom w:w="60" w:type="dxa"/>
+              <w:right w:w="90" w:type="dxa"/>
+            </w:tcMar>
+          </w:tcPr>
+          <w:p>
+            <w:r>
+              <w:rPr>
+                <w:sz w:val="22"/>
+                <w:szCs w:val="22"/>
+              </w:rPr>
+              <w:t xml:space="preserve">8</w:t>
+            </w:r>
+          </w:p>
+        </w:tc>
+      </w:tr>
+      <w:tr>
+        <w:trPr>
+          <w:cantSplit/>
+        </w:trPr>
+        <w:tc>
+          <w:tcPr>
+            <w:tcW w:w="2914" w:type="dxa"/>
+            <w:tcMar>
+              <w:top w:w="60" w:type="dxa"/>
+              <w:left w:w="90" w:type="dxa"/>
+              <w:bottom w:w="60" w:type="dxa"/>
+              <w:right w:w="90" w:type="dxa"/>
+            </w:tcMar>
+          </w:tcPr>
+          <w:p>
+            <w:r>
+              <w:rPr>
+                <w:sz w:val="22"/>
+                <w:szCs w:val="22"/>
+              </w:rPr>
+              <w:t xml:space="preserve">Log dan Audit</w:t>
+            </w:r>
+          </w:p>
+        </w:tc>
+        <w:tc>
+          <w:tcPr>
+            <w:tcW w:w="2914" w:type="dxa"/>
+            <w:tcMar>
+              <w:top w:w="60" w:type="dxa"/>
+              <w:left w:w="90" w:type="dxa"/>
+              <w:bottom w:w="60" w:type="dxa"/>
+              <w:right w:w="90" w:type="dxa"/>
+            </w:tcMar>
+          </w:tcPr>
+          <w:p>
+            <w:r>
+              <w:rPr>
+                <w:sz w:val="22"/>
+                <w:szCs w:val="22"/>
+              </w:rPr>
+              <w:t xml:space="preserve">16</w:t>
+            </w:r>
+          </w:p>
+        </w:tc>
+        <w:tc>
+          <w:tcPr>
+            <w:tcW w:w="2915" w:type="dxa"/>
+            <w:tcMar>
+              <w:top w:w="60" w:type="dxa"/>
+              <w:left w:w="90" w:type="dxa"/>
+              <w:bottom w:w="60" w:type="dxa"/>
+              <w:right w:w="90" w:type="dxa"/>
+            </w:tcMar>
+          </w:tcPr>
+          <w:p>
+            <w:r>
+              <w:rPr>
+                <w:sz w:val="22"/>
+                <w:szCs w:val="22"/>
+              </w:rPr>
+              <w:t xml:space="preserve">10</w:t>
+            </w:r>
+          </w:p>
+        </w:tc>
+      </w:tr>
+      <w:tr>
+        <w:trPr>
+          <w:cantSplit/>
+        </w:trPr>
+        <w:tc>
+          <w:tcPr>
+            <w:tcW w:w="2914" w:type="dxa"/>
+            <w:tcMar>
+              <w:top w:w="60" w:type="dxa"/>
+              <w:left w:w="90" w:type="dxa"/>
+              <w:bottom w:w="60" w:type="dxa"/>
+              <w:right w:w="90" w:type="dxa"/>
+            </w:tcMar>
+          </w:tcPr>
+          <w:p>
+            <w:r>
+              <w:rPr>
+                <w:sz w:val="22"/>
+                <w:szCs w:val="22"/>
+              </w:rPr>
+              <w:t xml:space="preserve">Pembangkitan QR</w:t>
+            </w:r>
+          </w:p>
+        </w:tc>
+        <w:tc>
+          <w:tcPr>
+            <w:tcW w:w="2914" w:type="dxa"/>
+            <w:tcMar>
+              <w:top w:w="60" w:type="dxa"/>
+              <w:left w:w="90" w:type="dxa"/>
+              <w:bottom w:w="60" w:type="dxa"/>
+              <w:right w:w="90" w:type="dxa"/>
+            </w:tcMar>
+          </w:tcPr>
+          <w:p>
+            <w:r>
+              <w:rPr>
+                <w:sz w:val="22"/>
+                <w:szCs w:val="22"/>
+              </w:rPr>
+              <w:t xml:space="preserve">11</w:t>
+            </w:r>
+          </w:p>
+        </w:tc>
+        <w:tc>
+          <w:tcPr>
+            <w:tcW w:w="2915" w:type="dxa"/>
+            <w:tcMar>
+              <w:top w:w="60" w:type="dxa"/>
+              <w:left w:w="90" w:type="dxa"/>
+              <w:bottom w:w="60" w:type="dxa"/>
+              <w:right w:w="90" w:type="dxa"/>
+            </w:tcMar>
+          </w:tcPr>
+          <w:p>
+            <w:r>
+              <w:rPr>
+                <w:sz w:val="22"/>
+                <w:szCs w:val="22"/>
+              </w:rPr>
+              <w:t xml:space="preserve">9</w:t>
+            </w:r>
+          </w:p>
+        </w:tc>
+      </w:tr>
+      <w:tr>
+        <w:trPr>
+          <w:cantSplit/>
+        </w:trPr>
+        <w:tc>
+          <w:tcPr>
+            <w:tcW w:w="2914" w:type="dxa"/>
+            <w:tcMar>
+              <w:top w:w="60" w:type="dxa"/>
+              <w:left w:w="90" w:type="dxa"/>
+              <w:bottom w:w="60" w:type="dxa"/>
+              <w:right w:w="90" w:type="dxa"/>
+            </w:tcMar>
+          </w:tcPr>
+          <w:p>
+            <w:r>
+              <w:rPr>
+                <w:sz w:val="22"/>
+                <w:szCs w:val="22"/>
+              </w:rPr>
+              <w:t xml:space="preserve">Aplikasi Web</w:t>
+            </w:r>
+          </w:p>
+        </w:tc>
+        <w:tc>
+          <w:tcPr>
+            <w:tcW w:w="2914" w:type="dxa"/>
+            <w:tcMar>
+              <w:top w:w="60" w:type="dxa"/>
+              <w:left w:w="90" w:type="dxa"/>
+              <w:bottom w:w="60" w:type="dxa"/>
+              <w:right w:w="90" w:type="dxa"/>
+            </w:tcMar>
+          </w:tcPr>
+          <w:p>
+            <w:r>
+              <w:rPr>
+                <w:sz w:val="22"/>
+                <w:szCs w:val="22"/>
+              </w:rPr>
+              <w:t xml:space="preserve">10</w:t>
+            </w:r>
+          </w:p>
+        </w:tc>
+        <w:tc>
+          <w:tcPr>
+            <w:tcW w:w="2915" w:type="dxa"/>
+            <w:tcMar>
+              <w:top w:w="60" w:type="dxa"/>
+              <w:left w:w="90" w:type="dxa"/>
+              <w:bottom w:w="60" w:type="dxa"/>
+              <w:right w:w="90" w:type="dxa"/>
+            </w:tcMar>
+          </w:tcPr>
+          <w:p>
+            <w:r>
+              <w:rPr>
+                <w:sz w:val="22"/>
+                <w:szCs w:val="22"/>
+              </w:rPr>
+              <w:t xml:space="preserve">5</w:t>
+            </w:r>
+          </w:p>
+        </w:tc>
+      </w:tr>
+      <w:tr>
+        <w:trPr>
+          <w:cantSplit/>
+        </w:trPr>
+        <w:tc>
+          <w:tcPr>
+            <w:tcW w:w="2914" w:type="dxa"/>
+            <w:tcMar>
+              <w:top w:w="60" w:type="dxa"/>
+              <w:left w:w="90" w:type="dxa"/>
+              <w:bottom w:w="60" w:type="dxa"/>
+              <w:right w:w="90" w:type="dxa"/>
+            </w:tcMar>
+          </w:tcPr>
+          <w:p>
+            <w:r>
+              <w:rPr>
+                <w:sz w:val="22"/>
+                <w:szCs w:val="22"/>
+              </w:rPr>
+              <w:t xml:space="preserve">Unduhan</w:t>
+            </w:r>
+          </w:p>
+        </w:tc>
+        <w:tc>
+          <w:tcPr>
+            <w:tcW w:w="2914" w:type="dxa"/>
+            <w:tcMar>
+              <w:top w:w="60" w:type="dxa"/>
+              <w:left w:w="90" w:type="dxa"/>
+              <w:bottom w:w="60" w:type="dxa"/>
+              <w:right w:w="90" w:type="dxa"/>
+            </w:tcMar>
+          </w:tcPr>
+          <w:p>
+            <w:r>
+              <w:rPr>
+                <w:sz w:val="22"/>
+                <w:szCs w:val="22"/>
+              </w:rPr>
+              <w:t xml:space="preserve">7</w:t>
+            </w:r>
+          </w:p>
+        </w:tc>
+        <w:tc>
+          <w:tcPr>
+            <w:tcW w:w="2915" w:type="dxa"/>
+            <w:tcMar>
+              <w:top w:w="60" w:type="dxa"/>
+              <w:left w:w="90" w:type="dxa"/>
+              <w:bottom w:w="60" w:type="dxa"/>
+              <w:right w:w="90" w:type="dxa"/>
+            </w:tcMar>
+          </w:tcPr>
+          <w:p>
+            <w:r>
+              <w:rPr>
+                <w:sz w:val="22"/>
+                <w:szCs w:val="22"/>
+              </w:rPr>
+              <w:t xml:space="preserve">6</w:t>
+            </w:r>
+          </w:p>
+        </w:tc>
+      </w:tr>
+      <w:tr>
+        <w:trPr>
+          <w:cantSplit/>
+        </w:trPr>
+        <w:tc>
+          <w:tcPr>
+            <w:tcW w:w="2914" w:type="dxa"/>
+            <w:tcMar>
+              <w:top w:w="60" w:type="dxa"/>
+              <w:left w:w="90" w:type="dxa"/>
+              <w:bottom w:w="60" w:type="dxa"/>
+              <w:right w:w="90" w:type="dxa"/>
+            </w:tcMar>
+          </w:tcPr>
+          <w:p>
+            <w:r>
+              <w:rPr>
+                <w:sz w:val="22"/>
+                <w:szCs w:val="22"/>
+              </w:rPr>
+              <w:t xml:space="preserve">Jumlah</w:t>
+            </w:r>
+          </w:p>
+        </w:tc>
+        <w:tc>
+          <w:tcPr>
+            <w:tcW w:w="2914" w:type="dxa"/>
+            <w:tcMar>
+              <w:top w:w="60" w:type="dxa"/>
+              <w:left w:w="90" w:type="dxa"/>
+              <w:bottom w:w="60" w:type="dxa"/>
+              <w:right w:w="90" w:type="dxa"/>
+            </w:tcMar>
+          </w:tcPr>
+          <w:p>
+            <w:r>
+              <w:rPr>
+                <w:sz w:val="22"/>
+                <w:szCs w:val="22"/>
+              </w:rPr>
+              <w:t xml:space="preserve">100</w:t>
+            </w:r>
+          </w:p>
+        </w:tc>
+        <w:tc>
+          <w:tcPr>
+            <w:tcW w:w="2915" w:type="dxa"/>
+            <w:tcMar>
+              <w:top w:w="60" w:type="dxa"/>
+              <w:left w:w="90" w:type="dxa"/>
+              <w:bottom w:w="60" w:type="dxa"/>
+              <w:right w:w="90" w:type="dxa"/>
+            </w:tcMar>
+          </w:tcPr>
+          <w:p>
+            <w:r>
+              <w:rPr>
+                <w:sz w:val="22"/>
+                <w:szCs w:val="22"/>
+              </w:rPr>
+              <w:t xml:space="preserve">46</w:t>
+            </w:r>
+          </w:p>
+        </w:tc>
+      </w:tr>
+    </w:tbl>
+    <w:p>
+      <w:pPr>
+        <w:spacing w:after="120" w:line="276" w:lineRule="auto"/>
+        <w:jc w:val="both"/>
+      </w:pPr>
+      <w:r>
+        <w:t xml:space="preserve">Autentikasi memakai cookie sesi Flask yang diperoleh melalui POST /login, didaftarkan pada spesifikasi sebagai skema sessionAuth. Empat puluh enam operasi mensyaratkannya, dan setiap operasi tersebut mencantumkan respons 302 sebagai penanda pengalihan bagi pemanggil yang belum masuk. Tipe respons terbagi atas 62 operasi berkeluaran HTML, 29 berkeluaran JSON, dan 9 berupa unduhan berkas.</w:t>
+      </w:r>
+    </w:p>
+    <w:p>
+      <w:pPr>
+        <w:pStyle w:val="TOC1"/>
+        <w:tabs>
+          <w:tab w:val="right" w:leader="dot" w:pos="8766"/>
+        </w:tabs>
+      </w:pPr>
+      <w:r>
+        <w:t xml:space="preserve">Tabel L6.2. Skema data yang didefinisikan pada spesifikasi.</w:t>
+      </w:r>
+    </w:p>
+    <w:tbl>
+      <w:tblPr>
+        <w:tblW w:w="8642" w:type="dxa"/>
+        <w:tblBorders>
+          <w:top w:val="single" w:sz="4" w:space="0" w:color="auto"/>
+          <w:left w:val="single" w:sz="4" w:space="0" w:color="auto"/>
+          <w:bottom w:val="single" w:sz="4" w:space="0" w:color="auto"/>
+          <w:right w:val="single" w:sz="4" w:space="0" w:color="auto"/>
+          <w:insideH w:val="single" w:sz="4" w:space="0" w:color="auto"/>
+          <w:insideV w:val="single" w:sz="4" w:space="0" w:color="auto"/>
+        </w:tblBorders>
+        <w:tblCellMar>
+          <w:left w:w="10" w:type="dxa"/>
+          <w:right w:w="10" w:type="dxa"/>
+        </w:tblCellMar>
+        <w:tblLook w:val="04A0" w:firstRow="1" w:lastRow="0" w:firstColumn="1" w:lastColumn="0" w:noHBand="0" w:noVBand="1"/>
+      </w:tblPr>
+      <w:tblGrid>
+        <w:gridCol w:w="2914"/>
+        <w:gridCol w:w="2914"/>
+        <w:gridCol w:w="2915"/>
+      </w:tblGrid>
+      <w:tr>
+        <w:trPr>
+          <w:cantSplit/>
+          <w:tblHeader/>
+        </w:trPr>
+        <w:tc>
+          <w:tcPr>
+            <w:tcW w:w="2914" w:type="dxa"/>
+            <w:shd w:val="clear" w:color="auto" w:fill="D9E2F3"/>
+            <w:tcMar>
+              <w:top w:w="60" w:type="dxa"/>
+              <w:left w:w="90" w:type="dxa"/>
+              <w:bottom w:w="60" w:type="dxa"/>
+              <w:right w:w="90" w:type="dxa"/>
+            </w:tcMar>
+          </w:tcPr>
+          <w:p>
+            <w:r>
+              <w:rPr>
+                <w:b/>
+                <w:bCs/>
+                <w:sz w:val="22"/>
+                <w:szCs w:val="22"/>
+              </w:rPr>
+              <w:t xml:space="preserve">Skema</w:t>
+            </w:r>
+          </w:p>
+        </w:tc>
+        <w:tc>
+          <w:tcPr>
+            <w:tcW w:w="2914" w:type="dxa"/>
+            <w:shd w:val="clear" w:color="auto" w:fill="D9E2F3"/>
+            <w:tcMar>
+              <w:top w:w="60" w:type="dxa"/>
+              <w:left w:w="90" w:type="dxa"/>
+              <w:bottom w:w="60" w:type="dxa"/>
+              <w:right w:w="90" w:type="dxa"/>
+            </w:tcMar>
+          </w:tcPr>
+          <w:p>
+            <w:r>
+              <w:rPr>
+                <w:b/>
+                <w:bCs/>
+                <w:sz w:val="22"/>
+                <w:szCs w:val="22"/>
+              </w:rPr>
+              <w:t xml:space="preserve">Field</w:t>
+            </w:r>
+          </w:p>
+        </w:tc>
+        <w:tc>
+          <w:tcPr>
+            <w:tcW w:w="2915" w:type="dxa"/>
+            <w:shd w:val="clear" w:color="auto" w:fill="D9E2F3"/>
+            <w:tcMar>
+              <w:top w:w="60" w:type="dxa"/>
+              <w:left w:w="90" w:type="dxa"/>
+              <w:bottom w:w="60" w:type="dxa"/>
+              <w:right w:w="90" w:type="dxa"/>
+            </w:tcMar>
+          </w:tcPr>
+          <w:p>
+            <w:r>
+              <w:rPr>
+                <w:b/>
+                <w:bCs/>
+                <w:sz w:val="22"/>
+                <w:szCs w:val="22"/>
+              </w:rPr>
+              <w:t xml:space="preserve">Keterangan</w:t>
+            </w:r>
+          </w:p>
+        </w:tc>
+      </w:tr>
+      <w:tr>
+        <w:trPr>
+          <w:cantSplit/>
+        </w:trPr>
+        <w:tc>
+          <w:tcPr>
+            <w:tcW w:w="2914" w:type="dxa"/>
+            <w:tcMar>
+              <w:top w:w="60" w:type="dxa"/>
+              <w:left w:w="90" w:type="dxa"/>
+              <w:bottom w:w="60" w:type="dxa"/>
+              <w:right w:w="90" w:type="dxa"/>
+            </w:tcMar>
+          </w:tcPr>
+          <w:p>
+            <w:r>
+              <w:rPr>
+                <w:sz w:val="22"/>
+                <w:szCs w:val="22"/>
+              </w:rPr>
+              <w:t xml:space="preserve">QrPayload</w:t>
+            </w:r>
+          </w:p>
+        </w:tc>
+        <w:tc>
+          <w:tcPr>
+            <w:tcW w:w="2914" w:type="dxa"/>
+            <w:tcMar>
+              <w:top w:w="60" w:type="dxa"/>
+              <w:left w:w="90" w:type="dxa"/>
+              <w:bottom w:w="60" w:type="dxa"/>
+              <w:right w:w="90" w:type="dxa"/>
+            </w:tcMar>
+          </w:tcPr>
+          <w:p>
+            <w:r>
+              <w:rPr>
+                <w:sz w:val="22"/>
+                <w:szCs w:val="22"/>
+              </w:rPr>
+              <w:t xml:space="preserve">nama, id, timestamp, nonce, qr_modules, qr_version</w:t>
+            </w:r>
+          </w:p>
+        </w:tc>
+        <w:tc>
+          <w:tcPr>
+            <w:tcW w:w="2915" w:type="dxa"/>
+            <w:tcMar>
+              <w:top w:w="60" w:type="dxa"/>
+              <w:left w:w="90" w:type="dxa"/>
+              <w:bottom w:w="60" w:type="dxa"/>
+              <w:right w:w="90" w:type="dxa"/>
+            </w:tcMar>
+          </w:tcPr>
+          <w:p>
+            <w:r>
+              <w:rPr>
+                <w:sz w:val="22"/>
+                <w:szCs w:val="22"/>
+              </w:rPr>
+              <w:t xml:space="preserve">Empat field pertama wajib. Timestamp ISO 8601 zona WIB, nonce 8 byte disajikan 16 karakter heksadesimal.</w:t>
+            </w:r>
+          </w:p>
+        </w:tc>
+      </w:tr>
+      <w:tr>
+        <w:trPr>
+          <w:cantSplit/>
+        </w:trPr>
+        <w:tc>
+          <w:tcPr>
+            <w:tcW w:w="2914" w:type="dxa"/>
+            <w:tcMar>
+              <w:top w:w="60" w:type="dxa"/>
+              <w:left w:w="90" w:type="dxa"/>
+              <w:bottom w:w="60" w:type="dxa"/>
+              <w:right w:w="90" w:type="dxa"/>
+            </w:tcMar>
+          </w:tcPr>
+          <w:p>
+            <w:r>
+              <w:rPr>
+                <w:sz w:val="22"/>
+                <w:szCs w:val="22"/>
+              </w:rPr>
+              <w:t xml:space="preserve">SignedPayload</w:t>
+            </w:r>
+          </w:p>
+        </w:tc>
+        <w:tc>
+          <w:tcPr>
+            <w:tcW w:w="2914" w:type="dxa"/>
+            <w:tcMar>
+              <w:top w:w="60" w:type="dxa"/>
+              <w:left w:w="90" w:type="dxa"/>
+              <w:bottom w:w="60" w:type="dxa"/>
+              <w:right w:w="90" w:type="dxa"/>
+            </w:tcMar>
+          </w:tcPr>
+          <w:p>
+            <w:r>
+              <w:rPr>
+                <w:sz w:val="22"/>
+                <w:szCs w:val="22"/>
+              </w:rPr>
+              <w:t xml:space="preserve">data, signature, alg</w:t>
+            </w:r>
+          </w:p>
+        </w:tc>
+        <w:tc>
+          <w:tcPr>
+            <w:tcW w:w="2915" w:type="dxa"/>
+            <w:tcMar>
+              <w:top w:w="60" w:type="dxa"/>
+              <w:left w:w="90" w:type="dxa"/>
+              <w:bottom w:w="60" w:type="dxa"/>
+              <w:right w:w="90" w:type="dxa"/>
+            </w:tcMar>
+          </w:tcPr>
+          <w:p>
+            <w:r>
+              <w:rPr>
+                <w:sz w:val="22"/>
+                <w:szCs w:val="22"/>
+              </w:rPr>
+              <w:t xml:space="preserve">Tanda tangan base64; RSA-PSS 2048 bit menghasilkan 256 byte atau 344 karakter. ECDSA P-256 hanya pembanding.</w:t>
+            </w:r>
+          </w:p>
+        </w:tc>
+      </w:tr>
+      <w:tr>
+        <w:trPr>
+          <w:cantSplit/>
+        </w:trPr>
+        <w:tc>
+          <w:tcPr>
+            <w:tcW w:w="2914" w:type="dxa"/>
+            <w:tcMar>
+              <w:top w:w="60" w:type="dxa"/>
+              <w:left w:w="90" w:type="dxa"/>
+              <w:bottom w:w="60" w:type="dxa"/>
+              <w:right w:w="90" w:type="dxa"/>
+            </w:tcMar>
+          </w:tcPr>
+          <w:p>
+            <w:r>
+              <w:rPr>
+                <w:sz w:val="22"/>
+                <w:szCs w:val="22"/>
+              </w:rPr>
+              <w:t xml:space="preserve">VerificationResult</w:t>
+            </w:r>
+          </w:p>
+        </w:tc>
+        <w:tc>
+          <w:tcPr>
+            <w:tcW w:w="2914" w:type="dxa"/>
+            <w:tcMar>
+              <w:top w:w="60" w:type="dxa"/>
+              <w:left w:w="90" w:type="dxa"/>
+              <w:bottom w:w="60" w:type="dxa"/>
+              <w:right w:w="90" w:type="dxa"/>
+            </w:tcMar>
+          </w:tcPr>
+          <w:p>
+            <w:r>
+              <w:rPr>
+                <w:sz w:val="22"/>
+                <w:szCs w:val="22"/>
+              </w:rPr>
+              <w:t xml:space="preserve">valid, message, is_replay, is_expired, changed_fields, outcome</w:t>
+            </w:r>
+          </w:p>
+        </w:tc>
+        <w:tc>
+          <w:tcPr>
+            <w:tcW w:w="2915" w:type="dxa"/>
+            <w:tcMar>
+              <w:top w:w="60" w:type="dxa"/>
+              <w:left w:w="90" w:type="dxa"/>
+              <w:bottom w:w="60" w:type="dxa"/>
+              <w:right w:w="90" w:type="dxa"/>
+            </w:tcMar>
+          </w:tcPr>
+          <w:p>
+            <w:r>
+              <w:rPr>
+                <w:sz w:val="22"/>
+                <w:szCs w:val="22"/>
+              </w:rPr>
+              <w:t xml:space="preserve">Field valid bernilai benar hanya bila lolos seluruh lapisan. Outcome memuat delapan kategori keberlakuan.</w:t>
+            </w:r>
+          </w:p>
+        </w:tc>
+      </w:tr>
+    </w:tbl>
+    <w:p>
+      <w:pPr>
+        <w:spacing w:after="120" w:line="276" w:lineRule="auto"/>
+        <w:jc w:val="both"/>
+      </w:pPr>
+      <w:r>
+        <w:t xml:space="preserve">Endpoint verifikasi utama adalah GET /v/{token}, yang menerima token pendek dari QR Code lalu memuat payload bertanda tangan dari penyimpanan sisi server. Endpoint inilah yang menjadi sasaran pengujian beban pada subbab 4.6, dan yang menempuh keseluruhan lapisan verifikasi mulai dari pemeriksaan tanda tangan, perbandingan terhadap rekaman asli, pencatatan nonce, sampai pemeriksaan masa berlaku.</w:t>
+      </w:r>
+    </w:p>
+    <w:p>
+      <w:pPr>
+        <w:pStyle w:val="Heading2"/>
+        <w:spacing w:before="240" w:after="120"/>
+      </w:pPr>
+      <w:bookmarkStart w:id="3" w:name="_Toc238633429"/>
+      <w:r>
+        <w:t xml:space="preserve">Lampiran 7. Daftar Periksa Kepatuhan ISO/IEC 20248:2022 dan NIST SP 800-57</w:t>
+      </w:r>
+      <w:bookmarkEnd w:id="3"/>
+    </w:p>
+    <w:p>
+      <w:pPr>
+        <w:spacing w:after="120" w:line="276" w:lineRule="auto"/>
+        <w:jc w:val="both"/>
+      </w:pPr>
+      <w:r>
+        <w:t xml:space="preserve">Penilaian bersifat mandiri oleh tim peneliti dan bukan sertifikasi pihak ketiga. Setiap aspek dinilai ke dalam empat status: terpenuhi bila terverifikasi pada kode yang berjalan atau pada hasil pengukuran, terpenuhi sebagian bila mekanismenya ada tetapi tidak seluruh syarat rujukan dipenuhi, dikecualikan bila sengaja tidak dipenuhi dengan alasan tercatat, serta belum dinilai. Rujukan disebut pada tingkat konsep, bukan nomor pasal, karena penomoran pasal menuntut salinan resmi standar yang tidak dilampirkan pada laporan ini.</w:t>
+      </w:r>
+    </w:p>
+    <w:p>
+      <w:pPr>
+        <w:pStyle w:val="TOC1"/>
+        <w:tabs>
+          <w:tab w:val="right" w:leader="dot" w:pos="8766"/>
+        </w:tabs>
+      </w:pPr>
+      <w:r>
+        <w:t xml:space="preserve">Tabel L7.1. Penilaian terhadap ISO/IEC 20248:2022 — 15 aspek.</w:t>
+      </w:r>
+    </w:p>
+    <w:tbl>
+      <w:tblPr>
+        <w:tblW w:w="8642" w:type="dxa"/>
+        <w:tblBorders>
+          <w:top w:val="single" w:sz="4" w:space="0" w:color="auto"/>
+          <w:left w:val="single" w:sz="4" w:space="0" w:color="auto"/>
+          <w:bottom w:val="single" w:sz="4" w:space="0" w:color="auto"/>
+          <w:right w:val="single" w:sz="4" w:space="0" w:color="auto"/>
+          <w:insideH w:val="single" w:sz="4" w:space="0" w:color="auto"/>
+          <w:insideV w:val="single" w:sz="4" w:space="0" w:color="auto"/>
+        </w:tblBorders>
+        <w:tblCellMar>
+          <w:left w:w="10" w:type="dxa"/>
+          <w:right w:w="10" w:type="dxa"/>
+        </w:tblCellMar>
+        <w:tblLook w:val="04A0" w:firstRow="1" w:lastRow="0" w:firstColumn="1" w:lastColumn="0" w:noHBand="0" w:noVBand="1"/>
+      </w:tblPr>
+      <w:tblGrid>
+        <w:gridCol w:w="2185"/>
+        <w:gridCol w:w="2185"/>
+        <w:gridCol w:w="2185"/>
+        <w:gridCol w:w="2188"/>
+      </w:tblGrid>
+      <w:tr>
+        <w:trPr>
+          <w:cantSplit/>
+          <w:tblHeader/>
+        </w:trPr>
+        <w:tc>
+          <w:tcPr>
+            <w:tcW w:w="2185" w:type="dxa"/>
+            <w:shd w:val="clear" w:color="auto" w:fill="D9E2F3"/>
+            <w:tcMar>
+              <w:top w:w="60" w:type="dxa"/>
+              <w:left w:w="90" w:type="dxa"/>
+              <w:bottom w:w="60" w:type="dxa"/>
+              <w:right w:w="90" w:type="dxa"/>
+            </w:tcMar>
+          </w:tcPr>
+          <w:p>
+            <w:r>
+              <w:rPr>
+                <w:b/>
+                <w:bCs/>
+                <w:sz w:val="22"/>
+                <w:szCs w:val="22"/>
+              </w:rPr>
+              <w:t xml:space="preserve">No</w:t>
+            </w:r>
+          </w:p>
+        </w:tc>
+        <w:tc>
+          <w:tcPr>
+            <w:tcW w:w="2185" w:type="dxa"/>
+            <w:shd w:val="clear" w:color="auto" w:fill="D9E2F3"/>
+            <w:tcMar>
+              <w:top w:w="60" w:type="dxa"/>
+              <w:left w:w="90" w:type="dxa"/>
+              <w:bottom w:w="60" w:type="dxa"/>
+              <w:right w:w="90" w:type="dxa"/>
+            </w:tcMar>
+          </w:tcPr>
+          <w:p>
+            <w:r>
+              <w:rPr>
+                <w:b/>
+                <w:bCs/>
+                <w:sz w:val="22"/>
+                <w:szCs w:val="22"/>
+              </w:rPr>
+              <w:t xml:space="preserve">Aspek</w:t>
+            </w:r>
+          </w:p>
+        </w:tc>
+        <w:tc>
+          <w:tcPr>
+            <w:tcW w:w="2185" w:type="dxa"/>
+            <w:shd w:val="clear" w:color="auto" w:fill="D9E2F3"/>
+            <w:tcMar>
+              <w:top w:w="60" w:type="dxa"/>
+              <w:left w:w="90" w:type="dxa"/>
+              <w:bottom w:w="60" w:type="dxa"/>
+              <w:right w:w="90" w:type="dxa"/>
+            </w:tcMar>
+          </w:tcPr>
+          <w:p>
+            <w:r>
+              <w:rPr>
+                <w:b/>
+                <w:bCs/>
+                <w:sz w:val="22"/>
+                <w:szCs w:val="22"/>
+              </w:rPr>
+              <w:t xml:space="preserve">Status</w:t>
+            </w:r>
+          </w:p>
+        </w:tc>
+        <w:tc>
+          <w:tcPr>
+            <w:tcW w:w="2188" w:type="dxa"/>
+            <w:shd w:val="clear" w:color="auto" w:fill="D9E2F3"/>
+            <w:tcMar>
+              <w:top w:w="60" w:type="dxa"/>
+              <w:left w:w="90" w:type="dxa"/>
+              <w:bottom w:w="60" w:type="dxa"/>
+              <w:right w:w="90" w:type="dxa"/>
+            </w:tcMar>
+          </w:tcPr>
+          <w:p>
+            <w:r>
+              <w:rPr>
+                <w:b/>
+                <w:bCs/>
+                <w:sz w:val="22"/>
+                <w:szCs w:val="22"/>
+              </w:rPr>
+              <w:t xml:space="preserve">Bukti</w:t>
+            </w:r>
+          </w:p>
+        </w:tc>
+      </w:tr>
+      <w:tr>
+        <w:trPr>
+          <w:cantSplit/>
+        </w:trPr>
+        <w:tc>
+          <w:tcPr>
+            <w:tcW w:w="2185" w:type="dxa"/>
+            <w:tcMar>
+              <w:top w:w="60" w:type="dxa"/>
+              <w:left w:w="90" w:type="dxa"/>
+              <w:bottom w:w="60" w:type="dxa"/>
+              <w:right w:w="90" w:type="dxa"/>
+            </w:tcMar>
+          </w:tcPr>
+          <w:p>
+            <w:r>
+              <w:rPr>
+                <w:sz w:val="22"/>
+                <w:szCs w:val="22"/>
+              </w:rPr>
+              <w:t xml:space="preserve">2.1</w:t>
+            </w:r>
+          </w:p>
+        </w:tc>
+        <w:tc>
+          <w:tcPr>
+            <w:tcW w:w="2185" w:type="dxa"/>
+            <w:tcMar>
+              <w:top w:w="60" w:type="dxa"/>
+              <w:left w:w="90" w:type="dxa"/>
+              <w:bottom w:w="60" w:type="dxa"/>
+              <w:right w:w="90" w:type="dxa"/>
+            </w:tcMar>
+          </w:tcPr>
+          <w:p>
+            <w:r>
+              <w:rPr>
+                <w:sz w:val="22"/>
+                <w:szCs w:val="22"/>
+              </w:rPr>
+              <w:t xml:space="preserve">Data pembawa (QR Code) berisi struktur yang dapat diverifikasi secara kriptografis</w:t>
+            </w:r>
+          </w:p>
+        </w:tc>
+        <w:tc>
+          <w:tcPr>
+            <w:tcW w:w="2185" w:type="dxa"/>
+            <w:tcMar>
+              <w:top w:w="60" w:type="dxa"/>
+              <w:left w:w="90" w:type="dxa"/>
+              <w:bottom w:w="60" w:type="dxa"/>
+              <w:right w:w="90" w:type="dxa"/>
+            </w:tcMar>
+          </w:tcPr>
+          <w:p>
+            <w:r>
+              <w:rPr>
+                <w:sz w:val="22"/>
+                <w:szCs w:val="22"/>
+              </w:rPr>
+              <w:t xml:space="preserve">Terpenuhi</w:t>
+            </w:r>
+          </w:p>
+        </w:tc>
+        <w:tc>
+          <w:tcPr>
+            <w:tcW w:w="2188" w:type="dxa"/>
+            <w:tcMar>
+              <w:top w:w="60" w:type="dxa"/>
+              <w:left w:w="90" w:type="dxa"/>
+              <w:bottom w:w="60" w:type="dxa"/>
+              <w:right w:w="90" w:type="dxa"/>
+            </w:tcMar>
+          </w:tcPr>
+          <w:p>
+            <w:r>
+              <w:rPr>
+                <w:sz w:val="22"/>
+                <w:szCs w:val="22"/>
+              </w:rPr>
+              <w:t xml:space="preserve">app.py pembangkitan payload dan create_qr_with_url()</w:t>
+            </w:r>
+          </w:p>
+        </w:tc>
+      </w:tr>
+      <w:tr>
+        <w:trPr>
+          <w:cantSplit/>
+        </w:trPr>
+        <w:tc>
+          <w:tcPr>
+            <w:tcW w:w="2185" w:type="dxa"/>
+            <w:tcMar>
+              <w:top w:w="60" w:type="dxa"/>
+              <w:left w:w="90" w:type="dxa"/>
+              <w:bottom w:w="60" w:type="dxa"/>
+              <w:right w:w="90" w:type="dxa"/>
+            </w:tcMar>
+          </w:tcPr>
+          <w:p>
+            <w:r>
+              <w:rPr>
+                <w:sz w:val="22"/>
+                <w:szCs w:val="22"/>
+              </w:rPr>
+              <w:t xml:space="preserve">2.2</w:t>
+            </w:r>
+          </w:p>
+        </w:tc>
+        <w:tc>
+          <w:tcPr>
+            <w:tcW w:w="2185" w:type="dxa"/>
+            <w:tcMar>
+              <w:top w:w="60" w:type="dxa"/>
+              <w:left w:w="90" w:type="dxa"/>
+              <w:bottom w:w="60" w:type="dxa"/>
+              <w:right w:w="90" w:type="dxa"/>
+            </w:tcMar>
+          </w:tcPr>
+          <w:p>
+            <w:r>
+              <w:rPr>
+                <w:sz w:val="22"/>
+                <w:szCs w:val="22"/>
+              </w:rPr>
+              <w:t xml:space="preserve">Tanda tangan digital atas data terstruktur</w:t>
+            </w:r>
+          </w:p>
+        </w:tc>
+        <w:tc>
+          <w:tcPr>
+            <w:tcW w:w="2185" w:type="dxa"/>
+            <w:tcMar>
+              <w:top w:w="60" w:type="dxa"/>
+              <w:left w:w="90" w:type="dxa"/>
+              <w:bottom w:w="60" w:type="dxa"/>
+              <w:right w:w="90" w:type="dxa"/>
+            </w:tcMar>
+          </w:tcPr>
+          <w:p>
+            <w:r>
+              <w:rPr>
+                <w:sz w:val="22"/>
+                <w:szCs w:val="22"/>
+              </w:rPr>
+              <w:t xml:space="preserve">Terpenuhi</w:t>
+            </w:r>
+          </w:p>
+        </w:tc>
+        <w:tc>
+          <w:tcPr>
+            <w:tcW w:w="2188" w:type="dxa"/>
+            <w:tcMar>
+              <w:top w:w="60" w:type="dxa"/>
+              <w:left w:w="90" w:type="dxa"/>
+              <w:bottom w:w="60" w:type="dxa"/>
+              <w:right w:w="90" w:type="dxa"/>
+            </w:tcMar>
+          </w:tcPr>
+          <w:p>
+            <w:r>
+              <w:rPr>
+                <w:sz w:val="22"/>
+                <w:szCs w:val="22"/>
+              </w:rPr>
+              <w:t xml:space="preserve">app.py:3308 pss.new(private_key, salt_bytes=8)</w:t>
+            </w:r>
+          </w:p>
+        </w:tc>
+      </w:tr>
+      <w:tr>
+        <w:trPr>
+          <w:cantSplit/>
+        </w:trPr>
+        <w:tc>
+          <w:tcPr>
+            <w:tcW w:w="2185" w:type="dxa"/>
+            <w:tcMar>
+              <w:top w:w="60" w:type="dxa"/>
+              <w:left w:w="90" w:type="dxa"/>
+              <w:bottom w:w="60" w:type="dxa"/>
+              <w:right w:w="90" w:type="dxa"/>
+            </w:tcMar>
+          </w:tcPr>
+          <w:p>
+            <w:r>
+              <w:rPr>
+                <w:sz w:val="22"/>
+                <w:szCs w:val="22"/>
+              </w:rPr>
+              <w:t xml:space="preserve">2.3</w:t>
+            </w:r>
+          </w:p>
+        </w:tc>
+        <w:tc>
+          <w:tcPr>
+            <w:tcW w:w="2185" w:type="dxa"/>
+            <w:tcMar>
+              <w:top w:w="60" w:type="dxa"/>
+              <w:left w:w="90" w:type="dxa"/>
+              <w:bottom w:w="60" w:type="dxa"/>
+              <w:right w:w="90" w:type="dxa"/>
+            </w:tcMar>
+          </w:tcPr>
+          <w:p>
+            <w:r>
+              <w:rPr>
+                <w:sz w:val="22"/>
+                <w:szCs w:val="22"/>
+              </w:rPr>
+              <w:t xml:space="preserve">Kanonikalisasi data sebelum penandatanganan</w:t>
+            </w:r>
+          </w:p>
+        </w:tc>
+        <w:tc>
+          <w:tcPr>
+            <w:tcW w:w="2185" w:type="dxa"/>
+            <w:tcMar>
+              <w:top w:w="60" w:type="dxa"/>
+              <w:left w:w="90" w:type="dxa"/>
+              <w:bottom w:w="60" w:type="dxa"/>
+              <w:right w:w="90" w:type="dxa"/>
+            </w:tcMar>
+          </w:tcPr>
+          <w:p>
+            <w:r>
+              <w:rPr>
+                <w:sz w:val="22"/>
+                <w:szCs w:val="22"/>
+              </w:rPr>
+              <w:t xml:space="preserve">Terpenuhi</w:t>
+            </w:r>
+          </w:p>
+        </w:tc>
+        <w:tc>
+          <w:tcPr>
+            <w:tcW w:w="2188" w:type="dxa"/>
+            <w:tcMar>
+              <w:top w:w="60" w:type="dxa"/>
+              <w:left w:w="90" w:type="dxa"/>
+              <w:bottom w:w="60" w:type="dxa"/>
+              <w:right w:w="90" w:type="dxa"/>
+            </w:tcMar>
+          </w:tcPr>
+          <w:p>
+            <w:r>
+              <w:rPr>
+                <w:sz w:val="22"/>
+                <w:szCs w:val="22"/>
+              </w:rPr>
+              <w:t xml:space="preserve">json.dumps(data, sort_keys=True) pada jalur tanda tangan dan verifikasi</w:t>
+            </w:r>
+          </w:p>
+        </w:tc>
+      </w:tr>
+      <w:tr>
+        <w:trPr>
+          <w:cantSplit/>
+        </w:trPr>
+        <w:tc>
+          <w:tcPr>
+            <w:tcW w:w="2185" w:type="dxa"/>
+            <w:tcMar>
+              <w:top w:w="60" w:type="dxa"/>
+              <w:left w:w="90" w:type="dxa"/>
+              <w:bottom w:w="60" w:type="dxa"/>
+              <w:right w:w="90" w:type="dxa"/>
+            </w:tcMar>
+          </w:tcPr>
+          <w:p>
+            <w:r>
+              <w:rPr>
+                <w:sz w:val="22"/>
+                <w:szCs w:val="22"/>
+              </w:rPr>
+              <w:t xml:space="preserve">2.4</w:t>
+            </w:r>
+          </w:p>
+        </w:tc>
+        <w:tc>
+          <w:tcPr>
+            <w:tcW w:w="2185" w:type="dxa"/>
+            <w:tcMar>
+              <w:top w:w="60" w:type="dxa"/>
+              <w:left w:w="90" w:type="dxa"/>
+              <w:bottom w:w="60" w:type="dxa"/>
+              <w:right w:w="90" w:type="dxa"/>
+            </w:tcMar>
+          </w:tcPr>
+          <w:p>
+            <w:r>
+              <w:rPr>
+                <w:sz w:val="22"/>
+                <w:szCs w:val="22"/>
+              </w:rPr>
+              <w:t xml:space="preserve">Integritas seluruh field yang ditandatangani</w:t>
+            </w:r>
+          </w:p>
+        </w:tc>
+        <w:tc>
+          <w:tcPr>
+            <w:tcW w:w="2185" w:type="dxa"/>
+            <w:tcMar>
+              <w:top w:w="60" w:type="dxa"/>
+              <w:left w:w="90" w:type="dxa"/>
+              <w:bottom w:w="60" w:type="dxa"/>
+              <w:right w:w="90" w:type="dxa"/>
+            </w:tcMar>
+          </w:tcPr>
+          <w:p>
+            <w:r>
+              <w:rPr>
+                <w:sz w:val="22"/>
+                <w:szCs w:val="22"/>
+              </w:rPr>
+              <w:t xml:space="preserve">Terpenuhi</w:t>
+            </w:r>
+          </w:p>
+        </w:tc>
+        <w:tc>
+          <w:tcPr>
+            <w:tcW w:w="2188" w:type="dxa"/>
+            <w:tcMar>
+              <w:top w:w="60" w:type="dxa"/>
+              <w:left w:w="90" w:type="dxa"/>
+              <w:bottom w:w="60" w:type="dxa"/>
+              <w:right w:w="90" w:type="dxa"/>
+            </w:tcMar>
+          </w:tcPr>
+          <w:p>
+            <w:r>
+              <w:rPr>
+                <w:sz w:val="22"/>
+                <w:szCs w:val="22"/>
+              </w:rPr>
+              <w:t xml:space="preserve">Pengukuran empiris 50.000 operasi pemalsuan, deteksi 100%</w:t>
+            </w:r>
+          </w:p>
+        </w:tc>
+      </w:tr>
+      <w:tr>
+        <w:trPr>
+          <w:cantSplit/>
+        </w:trPr>
+        <w:tc>
+          <w:tcPr>
+            <w:tcW w:w="2185" w:type="dxa"/>
+            <w:tcMar>
+              <w:top w:w="60" w:type="dxa"/>
+              <w:left w:w="90" w:type="dxa"/>
+              <w:bottom w:w="60" w:type="dxa"/>
+              <w:right w:w="90" w:type="dxa"/>
+            </w:tcMar>
+          </w:tcPr>
+          <w:p>
+            <w:r>
+              <w:rPr>
+                <w:sz w:val="22"/>
+                <w:szCs w:val="22"/>
+              </w:rPr>
+              <w:t xml:space="preserve">2.5</w:t>
+            </w:r>
+          </w:p>
+        </w:tc>
+        <w:tc>
+          <w:tcPr>
+            <w:tcW w:w="2185" w:type="dxa"/>
+            <w:tcMar>
+              <w:top w:w="60" w:type="dxa"/>
+              <w:left w:w="90" w:type="dxa"/>
+              <w:bottom w:w="60" w:type="dxa"/>
+              <w:right w:w="90" w:type="dxa"/>
+            </w:tcMar>
+          </w:tcPr>
+          <w:p>
+            <w:r>
+              <w:rPr>
+                <w:sz w:val="22"/>
+                <w:szCs w:val="22"/>
+              </w:rPr>
+              <w:t xml:space="preserve">Penolakan tanda tangan yang tidak sah</w:t>
+            </w:r>
+          </w:p>
+        </w:tc>
+        <w:tc>
+          <w:tcPr>
+            <w:tcW w:w="2185" w:type="dxa"/>
+            <w:tcMar>
+              <w:top w:w="60" w:type="dxa"/>
+              <w:left w:w="90" w:type="dxa"/>
+              <w:bottom w:w="60" w:type="dxa"/>
+              <w:right w:w="90" w:type="dxa"/>
+            </w:tcMar>
+          </w:tcPr>
+          <w:p>
+            <w:r>
+              <w:rPr>
+                <w:sz w:val="22"/>
+                <w:szCs w:val="22"/>
+              </w:rPr>
+              <w:t xml:space="preserve">Terpenuhi</w:t>
+            </w:r>
+          </w:p>
+        </w:tc>
+        <w:tc>
+          <w:tcPr>
+            <w:tcW w:w="2188" w:type="dxa"/>
+            <w:tcMar>
+              <w:top w:w="60" w:type="dxa"/>
+              <w:left w:w="90" w:type="dxa"/>
+              <w:bottom w:w="60" w:type="dxa"/>
+              <w:right w:w="90" w:type="dxa"/>
+            </w:tcMar>
+          </w:tcPr>
+          <w:p>
+            <w:r>
+              <w:rPr>
+                <w:sz w:val="22"/>
+                <w:szCs w:val="22"/>
+              </w:rPr>
+              <w:t xml:space="preserve">Pengukuran empiris 4.000 percobaan pemalsuan tanda tangan, penolakan 100%</w:t>
+            </w:r>
+          </w:p>
+        </w:tc>
+      </w:tr>
+      <w:tr>
+        <w:trPr>
+          <w:cantSplit/>
+        </w:trPr>
+        <w:tc>
+          <w:tcPr>
+            <w:tcW w:w="2185" w:type="dxa"/>
+            <w:tcMar>
+              <w:top w:w="60" w:type="dxa"/>
+              <w:left w:w="90" w:type="dxa"/>
+              <w:bottom w:w="60" w:type="dxa"/>
+              <w:right w:w="90" w:type="dxa"/>
+            </w:tcMar>
+          </w:tcPr>
+          <w:p>
+            <w:r>
+              <w:rPr>
+                <w:sz w:val="22"/>
+                <w:szCs w:val="22"/>
+              </w:rPr>
+              <w:t xml:space="preserve">2.6</w:t>
+            </w:r>
+          </w:p>
+        </w:tc>
+        <w:tc>
+          <w:tcPr>
+            <w:tcW w:w="2185" w:type="dxa"/>
+            <w:tcMar>
+              <w:top w:w="60" w:type="dxa"/>
+              <w:left w:w="90" w:type="dxa"/>
+              <w:bottom w:w="60" w:type="dxa"/>
+              <w:right w:w="90" w:type="dxa"/>
+            </w:tcMar>
+          </w:tcPr>
+          <w:p>
+            <w:r>
+              <w:rPr>
+                <w:sz w:val="22"/>
+                <w:szCs w:val="22"/>
+              </w:rPr>
+              <w:t xml:space="preserve">Pengikatan waktu pada struktur data</w:t>
+            </w:r>
+          </w:p>
+        </w:tc>
+        <w:tc>
+          <w:tcPr>
+            <w:tcW w:w="2185" w:type="dxa"/>
+            <w:tcMar>
+              <w:top w:w="60" w:type="dxa"/>
+              <w:left w:w="90" w:type="dxa"/>
+              <w:bottom w:w="60" w:type="dxa"/>
+              <w:right w:w="90" w:type="dxa"/>
+            </w:tcMar>
+          </w:tcPr>
+          <w:p>
+            <w:r>
+              <w:rPr>
+                <w:sz w:val="22"/>
+                <w:szCs w:val="22"/>
+              </w:rPr>
+              <w:t xml:space="preserve">Terpenuhi</w:t>
+            </w:r>
+          </w:p>
+        </w:tc>
+        <w:tc>
+          <w:tcPr>
+            <w:tcW w:w="2188" w:type="dxa"/>
+            <w:tcMar>
+              <w:top w:w="60" w:type="dxa"/>
+              <w:left w:w="90" w:type="dxa"/>
+              <w:bottom w:w="60" w:type="dxa"/>
+              <w:right w:w="90" w:type="dxa"/>
+            </w:tcMar>
+          </w:tcPr>
+          <w:p>
+            <w:r>
+              <w:rPr>
+                <w:sz w:val="22"/>
+                <w:szCs w:val="22"/>
+              </w:rPr>
+              <w:t xml:space="preserve">Field timestamp ISO 8601 zona WIB (UTC+7) ikut ditandatangani</w:t>
+            </w:r>
+          </w:p>
+        </w:tc>
+      </w:tr>
+      <w:tr>
+        <w:trPr>
+          <w:cantSplit/>
+        </w:trPr>
+        <w:tc>
+          <w:tcPr>
+            <w:tcW w:w="2185" w:type="dxa"/>
+            <w:tcMar>
+              <w:top w:w="60" w:type="dxa"/>
+              <w:left w:w="90" w:type="dxa"/>
+              <w:bottom w:w="60" w:type="dxa"/>
+              <w:right w:w="90" w:type="dxa"/>
+            </w:tcMar>
+          </w:tcPr>
+          <w:p>
+            <w:r>
+              <w:rPr>
+                <w:sz w:val="22"/>
+                <w:szCs w:val="22"/>
+              </w:rPr>
+              <w:t xml:space="preserve">2.7</w:t>
+            </w:r>
+          </w:p>
+        </w:tc>
+        <w:tc>
+          <w:tcPr>
+            <w:tcW w:w="2185" w:type="dxa"/>
+            <w:tcMar>
+              <w:top w:w="60" w:type="dxa"/>
+              <w:left w:w="90" w:type="dxa"/>
+              <w:bottom w:w="60" w:type="dxa"/>
+              <w:right w:w="90" w:type="dxa"/>
+            </w:tcMar>
+          </w:tcPr>
+          <w:p>
+            <w:r>
+              <w:rPr>
+                <w:sz w:val="22"/>
+                <w:szCs w:val="22"/>
+              </w:rPr>
+              <w:t xml:space="preserve">Perlindungan terhadap pemakaian ulang</w:t>
+            </w:r>
+          </w:p>
+        </w:tc>
+        <w:tc>
+          <w:tcPr>
+            <w:tcW w:w="2185" w:type="dxa"/>
+            <w:tcMar>
+              <w:top w:w="60" w:type="dxa"/>
+              <w:left w:w="90" w:type="dxa"/>
+              <w:bottom w:w="60" w:type="dxa"/>
+              <w:right w:w="90" w:type="dxa"/>
+            </w:tcMar>
+          </w:tcPr>
+          <w:p>
+            <w:r>
+              <w:rPr>
+                <w:sz w:val="22"/>
+                <w:szCs w:val="22"/>
+              </w:rPr>
+              <w:t xml:space="preserve">Terpenuhi</w:t>
+            </w:r>
+          </w:p>
+        </w:tc>
+        <w:tc>
+          <w:tcPr>
+            <w:tcW w:w="2188" w:type="dxa"/>
+            <w:tcMar>
+              <w:top w:w="60" w:type="dxa"/>
+              <w:left w:w="90" w:type="dxa"/>
+              <w:bottom w:w="60" w:type="dxa"/>
+              <w:right w:w="90" w:type="dxa"/>
+            </w:tcMar>
+          </w:tcPr>
+          <w:p>
+            <w:r>
+              <w:rPr>
+                <w:sz w:val="22"/>
+                <w:szCs w:val="22"/>
+              </w:rPr>
+              <w:t xml:space="preserve">nonce_state pada logs/security_state.db; pengukuran replay 100%, FNR 0%</w:t>
+            </w:r>
+          </w:p>
+        </w:tc>
+      </w:tr>
+      <w:tr>
+        <w:trPr>
+          <w:cantSplit/>
+        </w:trPr>
+        <w:tc>
+          <w:tcPr>
+            <w:tcW w:w="2185" w:type="dxa"/>
+            <w:tcMar>
+              <w:top w:w="60" w:type="dxa"/>
+              <w:left w:w="90" w:type="dxa"/>
+              <w:bottom w:w="60" w:type="dxa"/>
+              <w:right w:w="90" w:type="dxa"/>
+            </w:tcMar>
+          </w:tcPr>
+          <w:p>
+            <w:r>
+              <w:rPr>
+                <w:sz w:val="22"/>
+                <w:szCs w:val="22"/>
+              </w:rPr>
+              <w:t xml:space="preserve">2.8</w:t>
+            </w:r>
+          </w:p>
+        </w:tc>
+        <w:tc>
+          <w:tcPr>
+            <w:tcW w:w="2185" w:type="dxa"/>
+            <w:tcMar>
+              <w:top w:w="60" w:type="dxa"/>
+              <w:left w:w="90" w:type="dxa"/>
+              <w:bottom w:w="60" w:type="dxa"/>
+              <w:right w:w="90" w:type="dxa"/>
+            </w:tcMar>
+          </w:tcPr>
+          <w:p>
+            <w:r>
+              <w:rPr>
+                <w:sz w:val="22"/>
+                <w:szCs w:val="22"/>
+              </w:rPr>
+              <w:t xml:space="preserve">Toleransi selisih jam penerbit dan verifikator</w:t>
+            </w:r>
+          </w:p>
+        </w:tc>
+        <w:tc>
+          <w:tcPr>
+            <w:tcW w:w="2185" w:type="dxa"/>
+            <w:tcMar>
+              <w:top w:w="60" w:type="dxa"/>
+              <w:left w:w="90" w:type="dxa"/>
+              <w:bottom w:w="60" w:type="dxa"/>
+              <w:right w:w="90" w:type="dxa"/>
+            </w:tcMar>
+          </w:tcPr>
+          <w:p>
+            <w:r>
+              <w:rPr>
+                <w:sz w:val="22"/>
+                <w:szCs w:val="22"/>
+              </w:rPr>
+              <w:t xml:space="preserve">Terpenuhi</w:t>
+            </w:r>
+          </w:p>
+        </w:tc>
+        <w:tc>
+          <w:tcPr>
+            <w:tcW w:w="2188" w:type="dxa"/>
+            <w:tcMar>
+              <w:top w:w="60" w:type="dxa"/>
+              <w:left w:w="90" w:type="dxa"/>
+              <w:bottom w:w="60" w:type="dxa"/>
+              <w:right w:w="90" w:type="dxa"/>
+            </w:tcMar>
+          </w:tcPr>
+          <w:p>
+            <w:r>
+              <w:rPr>
+                <w:sz w:val="22"/>
+                <w:szCs w:val="22"/>
+              </w:rPr>
+              <w:t xml:space="preserve">QR_TIMESTAMP_DRIFT_SECONDS = 300, is_timestamp_from_future()</w:t>
+            </w:r>
+          </w:p>
+        </w:tc>
+      </w:tr>
+      <w:tr>
+        <w:trPr>
+          <w:cantSplit/>
+        </w:trPr>
+        <w:tc>
+          <w:tcPr>
+            <w:tcW w:w="2185" w:type="dxa"/>
+            <w:tcMar>
+              <w:top w:w="60" w:type="dxa"/>
+              <w:left w:w="90" w:type="dxa"/>
+              <w:bottom w:w="60" w:type="dxa"/>
+              <w:right w:w="90" w:type="dxa"/>
+            </w:tcMar>
+          </w:tcPr>
+          <w:p>
+            <w:r>
+              <w:rPr>
+                <w:sz w:val="22"/>
+                <w:szCs w:val="22"/>
+              </w:rPr>
+              <w:t xml:space="preserve">2.9</w:t>
+            </w:r>
+          </w:p>
+        </w:tc>
+        <w:tc>
+          <w:tcPr>
+            <w:tcW w:w="2185" w:type="dxa"/>
+            <w:tcMar>
+              <w:top w:w="60" w:type="dxa"/>
+              <w:left w:w="90" w:type="dxa"/>
+              <w:bottom w:w="60" w:type="dxa"/>
+              <w:right w:w="90" w:type="dxa"/>
+            </w:tcMar>
+          </w:tcPr>
+          <w:p>
+            <w:r>
+              <w:rPr>
+                <w:sz w:val="22"/>
+                <w:szCs w:val="22"/>
+              </w:rPr>
+              <w:t xml:space="preserve">Penegakan urutan waktu per identitas data</w:t>
+            </w:r>
+          </w:p>
+        </w:tc>
+        <w:tc>
+          <w:tcPr>
+            <w:tcW w:w="2185" w:type="dxa"/>
+            <w:tcMar>
+              <w:top w:w="60" w:type="dxa"/>
+              <w:left w:w="90" w:type="dxa"/>
+              <w:bottom w:w="60" w:type="dxa"/>
+              <w:right w:w="90" w:type="dxa"/>
+            </w:tcMar>
+          </w:tcPr>
+          <w:p>
+            <w:r>
+              <w:rPr>
+                <w:sz w:val="22"/>
+                <w:szCs w:val="22"/>
+              </w:rPr>
+              <w:t xml:space="preserve">Terpenuhi</w:t>
+            </w:r>
+          </w:p>
+        </w:tc>
+        <w:tc>
+          <w:tcPr>
+            <w:tcW w:w="2188" w:type="dxa"/>
+            <w:tcMar>
+              <w:top w:w="60" w:type="dxa"/>
+              <w:left w:w="90" w:type="dxa"/>
+              <w:bottom w:w="60" w:type="dxa"/>
+              <w:right w:w="90" w:type="dxa"/>
+            </w:tcMar>
+          </w:tcPr>
+          <w:p>
+            <w:r>
+              <w:rPr>
+                <w:sz w:val="22"/>
+                <w:szCs w:val="22"/>
+              </w:rPr>
+              <w:t xml:space="preserve">Tabel nonce_timestamp_state, check_timestamp_monotonic()</w:t>
+            </w:r>
+          </w:p>
+        </w:tc>
+      </w:tr>
+      <w:tr>
+        <w:trPr>
+          <w:cantSplit/>
+        </w:trPr>
+        <w:tc>
+          <w:tcPr>
+            <w:tcW w:w="2185" w:type="dxa"/>
+            <w:tcMar>
+              <w:top w:w="60" w:type="dxa"/>
+              <w:left w:w="90" w:type="dxa"/>
+              <w:bottom w:w="60" w:type="dxa"/>
+              <w:right w:w="90" w:type="dxa"/>
+            </w:tcMar>
+          </w:tcPr>
+          <w:p>
+            <w:r>
+              <w:rPr>
+                <w:sz w:val="22"/>
+                <w:szCs w:val="22"/>
+              </w:rPr>
+              <w:t xml:space="preserve">2.10</w:t>
+            </w:r>
+          </w:p>
+        </w:tc>
+        <w:tc>
+          <w:tcPr>
+            <w:tcW w:w="2185" w:type="dxa"/>
+            <w:tcMar>
+              <w:top w:w="60" w:type="dxa"/>
+              <w:left w:w="90" w:type="dxa"/>
+              <w:bottom w:w="60" w:type="dxa"/>
+              <w:right w:w="90" w:type="dxa"/>
+            </w:tcMar>
+          </w:tcPr>
+          <w:p>
+            <w:r>
+              <w:rPr>
+                <w:sz w:val="22"/>
+                <w:szCs w:val="22"/>
+              </w:rPr>
+              <w:t xml:space="preserve">Masa berlaku struktur data</w:t>
+            </w:r>
+          </w:p>
+        </w:tc>
+        <w:tc>
+          <w:tcPr>
+            <w:tcW w:w="2185" w:type="dxa"/>
+            <w:tcMar>
+              <w:top w:w="60" w:type="dxa"/>
+              <w:left w:w="90" w:type="dxa"/>
+              <w:bottom w:w="60" w:type="dxa"/>
+              <w:right w:w="90" w:type="dxa"/>
+            </w:tcMar>
+          </w:tcPr>
+          <w:p>
+            <w:r>
+              <w:rPr>
+                <w:sz w:val="22"/>
+                <w:szCs w:val="22"/>
+              </w:rPr>
+              <w:t xml:space="preserve">Terpenuhi</w:t>
+            </w:r>
+          </w:p>
+        </w:tc>
+        <w:tc>
+          <w:tcPr>
+            <w:tcW w:w="2188" w:type="dxa"/>
+            <w:tcMar>
+              <w:top w:w="60" w:type="dxa"/>
+              <w:left w:w="90" w:type="dxa"/>
+              <w:bottom w:w="60" w:type="dxa"/>
+              <w:right w:w="90" w:type="dxa"/>
+            </w:tcMar>
+          </w:tcPr>
+          <w:p>
+            <w:r>
+              <w:rPr>
+                <w:sz w:val="22"/>
+                <w:szCs w:val="22"/>
+              </w:rPr>
+              <w:t xml:space="preserve">QR_PAYLOAD_MAX_AGE_SECONDS 604.800 detik; pengukuran kedaluwarsa 100% dengan kontrol negatif 0%</w:t>
+            </w:r>
+          </w:p>
+        </w:tc>
+      </w:tr>
+      <w:tr>
+        <w:trPr>
+          <w:cantSplit/>
+        </w:trPr>
+        <w:tc>
+          <w:tcPr>
+            <w:tcW w:w="2185" w:type="dxa"/>
+            <w:tcMar>
+              <w:top w:w="60" w:type="dxa"/>
+              <w:left w:w="90" w:type="dxa"/>
+              <w:bottom w:w="60" w:type="dxa"/>
+              <w:right w:w="90" w:type="dxa"/>
+            </w:tcMar>
+          </w:tcPr>
+          <w:p>
+            <w:r>
+              <w:rPr>
+                <w:sz w:val="22"/>
+                <w:szCs w:val="22"/>
+              </w:rPr>
+              <w:t xml:space="preserve">2.11</w:t>
+            </w:r>
+          </w:p>
+        </w:tc>
+        <w:tc>
+          <w:tcPr>
+            <w:tcW w:w="2185" w:type="dxa"/>
+            <w:tcMar>
+              <w:top w:w="60" w:type="dxa"/>
+              <w:left w:w="90" w:type="dxa"/>
+              <w:bottom w:w="60" w:type="dxa"/>
+              <w:right w:w="90" w:type="dxa"/>
+            </w:tcMar>
+          </w:tcPr>
+          <w:p>
+            <w:r>
+              <w:rPr>
+                <w:sz w:val="22"/>
+                <w:szCs w:val="22"/>
+              </w:rPr>
+              <w:t xml:space="preserve">Validasi struktur payload</w:t>
+            </w:r>
+          </w:p>
+        </w:tc>
+        <w:tc>
+          <w:tcPr>
+            <w:tcW w:w="2185" w:type="dxa"/>
+            <w:tcMar>
+              <w:top w:w="60" w:type="dxa"/>
+              <w:left w:w="90" w:type="dxa"/>
+              <w:bottom w:w="60" w:type="dxa"/>
+              <w:right w:w="90" w:type="dxa"/>
+            </w:tcMar>
+          </w:tcPr>
+          <w:p>
+            <w:r>
+              <w:rPr>
+                <w:sz w:val="22"/>
+                <w:szCs w:val="22"/>
+              </w:rPr>
+              <w:t xml:space="preserve">Terpenuhi</w:t>
+            </w:r>
+          </w:p>
+        </w:tc>
+        <w:tc>
+          <w:tcPr>
+            <w:tcW w:w="2188" w:type="dxa"/>
+            <w:tcMar>
+              <w:top w:w="60" w:type="dxa"/>
+              <w:left w:w="90" w:type="dxa"/>
+              <w:bottom w:w="60" w:type="dxa"/>
+              <w:right w:w="90" w:type="dxa"/>
+            </w:tcMar>
+          </w:tcPr>
+          <w:p>
+            <w:r>
+              <w:rPr>
+                <w:sz w:val="22"/>
+                <w:szCs w:val="22"/>
+              </w:rPr>
+              <w:t xml:space="preserve">validate_payload_structure()</w:t>
+            </w:r>
+          </w:p>
+        </w:tc>
+      </w:tr>
+      <w:tr>
+        <w:trPr>
+          <w:cantSplit/>
+        </w:trPr>
+        <w:tc>
+          <w:tcPr>
+            <w:tcW w:w="2185" w:type="dxa"/>
+            <w:tcMar>
+              <w:top w:w="60" w:type="dxa"/>
+              <w:left w:w="90" w:type="dxa"/>
+              <w:bottom w:w="60" w:type="dxa"/>
+              <w:right w:w="90" w:type="dxa"/>
+            </w:tcMar>
+          </w:tcPr>
+          <w:p>
+            <w:r>
+              <w:rPr>
+                <w:sz w:val="22"/>
+                <w:szCs w:val="22"/>
+              </w:rPr>
+              <w:t xml:space="preserve">2.12</w:t>
+            </w:r>
+          </w:p>
+        </w:tc>
+        <w:tc>
+          <w:tcPr>
+            <w:tcW w:w="2185" w:type="dxa"/>
+            <w:tcMar>
+              <w:top w:w="60" w:type="dxa"/>
+              <w:left w:w="90" w:type="dxa"/>
+              <w:bottom w:w="60" w:type="dxa"/>
+              <w:right w:w="90" w:type="dxa"/>
+            </w:tcMar>
+          </w:tcPr>
+          <w:p>
+            <w:r>
+              <w:rPr>
+                <w:sz w:val="22"/>
+                <w:szCs w:val="22"/>
+              </w:rPr>
+              <w:t xml:space="preserve">**Verifikasi luring mandiri tanpa ketergantungan jaringan**</w:t>
+            </w:r>
+          </w:p>
+        </w:tc>
+        <w:tc>
+          <w:tcPr>
+            <w:tcW w:w="2185" w:type="dxa"/>
+            <w:tcMar>
+              <w:top w:w="60" w:type="dxa"/>
+              <w:left w:w="90" w:type="dxa"/>
+              <w:bottom w:w="60" w:type="dxa"/>
+              <w:right w:w="90" w:type="dxa"/>
+            </w:tcMar>
+          </w:tcPr>
+          <w:p>
+            <w:r>
+              <w:rPr>
+                <w:sz w:val="22"/>
+                <w:szCs w:val="22"/>
+              </w:rPr>
+              <w:t xml:space="preserve">**Dikecualikan**</w:t>
+            </w:r>
+          </w:p>
+        </w:tc>
+        <w:tc>
+          <w:tcPr>
+            <w:tcW w:w="2188" w:type="dxa"/>
+            <w:tcMar>
+              <w:top w:w="60" w:type="dxa"/>
+              <w:left w:w="90" w:type="dxa"/>
+              <w:bottom w:w="60" w:type="dxa"/>
+              <w:right w:w="90" w:type="dxa"/>
+            </w:tcMar>
+          </w:tcPr>
+          <w:p>
+            <w:r>
+              <w:rPr>
+                <w:sz w:val="22"/>
+                <w:szCs w:val="22"/>
+              </w:rPr>
+              <w:t xml:space="preserve">QR memuat URL pendek /v/&lt;token&gt;; payload disimpan di server</w:t>
+            </w:r>
+          </w:p>
+        </w:tc>
+      </w:tr>
+      <w:tr>
+        <w:trPr>
+          <w:cantSplit/>
+        </w:trPr>
+        <w:tc>
+          <w:tcPr>
+            <w:tcW w:w="2185" w:type="dxa"/>
+            <w:tcMar>
+              <w:top w:w="60" w:type="dxa"/>
+              <w:left w:w="90" w:type="dxa"/>
+              <w:bottom w:w="60" w:type="dxa"/>
+              <w:right w:w="90" w:type="dxa"/>
+            </w:tcMar>
+          </w:tcPr>
+          <w:p>
+            <w:r>
+              <w:rPr>
+                <w:sz w:val="22"/>
+                <w:szCs w:val="22"/>
+              </w:rPr>
+              <w:t xml:space="preserve">2.13</w:t>
+            </w:r>
+          </w:p>
+        </w:tc>
+        <w:tc>
+          <w:tcPr>
+            <w:tcW w:w="2185" w:type="dxa"/>
+            <w:tcMar>
+              <w:top w:w="60" w:type="dxa"/>
+              <w:left w:w="90" w:type="dxa"/>
+              <w:bottom w:w="60" w:type="dxa"/>
+              <w:right w:w="90" w:type="dxa"/>
+            </w:tcMar>
+          </w:tcPr>
+          <w:p>
+            <w:r>
+              <w:rPr>
+                <w:sz w:val="22"/>
+                <w:szCs w:val="22"/>
+              </w:rPr>
+              <w:t xml:space="preserve">**Ukuran tanda tangan sesuai rekomendasi Lampiran C (≤512 bit)**</w:t>
+            </w:r>
+          </w:p>
+        </w:tc>
+        <w:tc>
+          <w:tcPr>
+            <w:tcW w:w="2185" w:type="dxa"/>
+            <w:tcMar>
+              <w:top w:w="60" w:type="dxa"/>
+              <w:left w:w="90" w:type="dxa"/>
+              <w:bottom w:w="60" w:type="dxa"/>
+              <w:right w:w="90" w:type="dxa"/>
+            </w:tcMar>
+          </w:tcPr>
+          <w:p>
+            <w:r>
+              <w:rPr>
+                <w:sz w:val="22"/>
+                <w:szCs w:val="22"/>
+              </w:rPr>
+              <w:t xml:space="preserve">**Dikecualikan**</w:t>
+            </w:r>
+          </w:p>
+        </w:tc>
+        <w:tc>
+          <w:tcPr>
+            <w:tcW w:w="2188" w:type="dxa"/>
+            <w:tcMar>
+              <w:top w:w="60" w:type="dxa"/>
+              <w:left w:w="90" w:type="dxa"/>
+              <w:bottom w:w="60" w:type="dxa"/>
+              <w:right w:w="90" w:type="dxa"/>
+            </w:tcMar>
+          </w:tcPr>
+          <w:p>
+            <w:r>
+              <w:rPr>
+                <w:sz w:val="22"/>
+                <w:szCs w:val="22"/>
+              </w:rPr>
+              <w:t xml:space="preserve">Tanda tangan RSA-PSS 2048 bit menghasilkan 256 byte</w:t>
+            </w:r>
+          </w:p>
+        </w:tc>
+      </w:tr>
+      <w:tr>
+        <w:trPr>
+          <w:cantSplit/>
+        </w:trPr>
+        <w:tc>
+          <w:tcPr>
+            <w:tcW w:w="2185" w:type="dxa"/>
+            <w:tcMar>
+              <w:top w:w="60" w:type="dxa"/>
+              <w:left w:w="90" w:type="dxa"/>
+              <w:bottom w:w="60" w:type="dxa"/>
+              <w:right w:w="90" w:type="dxa"/>
+            </w:tcMar>
+          </w:tcPr>
+          <w:p>
+            <w:r>
+              <w:rPr>
+                <w:sz w:val="22"/>
+                <w:szCs w:val="22"/>
+              </w:rPr>
+              <w:t xml:space="preserve">2.14</w:t>
+            </w:r>
+          </w:p>
+        </w:tc>
+        <w:tc>
+          <w:tcPr>
+            <w:tcW w:w="2185" w:type="dxa"/>
+            <w:tcMar>
+              <w:top w:w="60" w:type="dxa"/>
+              <w:left w:w="90" w:type="dxa"/>
+              <w:bottom w:w="60" w:type="dxa"/>
+              <w:right w:w="90" w:type="dxa"/>
+            </w:tcMar>
+          </w:tcPr>
+          <w:p>
+            <w:r>
+              <w:rPr>
+                <w:sz w:val="22"/>
+                <w:szCs w:val="22"/>
+              </w:rPr>
+              <w:t xml:space="preserve">Distribusi kunci publik berbasis X.509/PKI yang dapat dioperasikan lintas pihak</w:t>
+            </w:r>
+          </w:p>
+        </w:tc>
+        <w:tc>
+          <w:tcPr>
+            <w:tcW w:w="2185" w:type="dxa"/>
+            <w:tcMar>
+              <w:top w:w="60" w:type="dxa"/>
+              <w:left w:w="90" w:type="dxa"/>
+              <w:bottom w:w="60" w:type="dxa"/>
+              <w:right w:w="90" w:type="dxa"/>
+            </w:tcMar>
+          </w:tcPr>
+          <w:p>
+            <w:r>
+              <w:rPr>
+                <w:sz w:val="22"/>
+                <w:szCs w:val="22"/>
+              </w:rPr>
+              <w:t xml:space="preserve">Terpenuhi sebagian</w:t>
+            </w:r>
+          </w:p>
+        </w:tc>
+        <w:tc>
+          <w:tcPr>
+            <w:tcW w:w="2188" w:type="dxa"/>
+            <w:tcMar>
+              <w:top w:w="60" w:type="dxa"/>
+              <w:left w:w="90" w:type="dxa"/>
+              <w:bottom w:w="60" w:type="dxa"/>
+              <w:right w:w="90" w:type="dxa"/>
+            </w:tcMar>
+          </w:tcPr>
+          <w:p>
+            <w:r>
+              <w:rPr>
+                <w:sz w:val="22"/>
+                <w:szCs w:val="22"/>
+              </w:rPr>
+              <w:t xml:space="preserve">Kunci publik tersedia di sisi server; tidak ada rantai sertifikat</w:t>
+            </w:r>
+          </w:p>
+        </w:tc>
+      </w:tr>
+      <w:tr>
+        <w:trPr>
+          <w:cantSplit/>
+        </w:trPr>
+        <w:tc>
+          <w:tcPr>
+            <w:tcW w:w="2185" w:type="dxa"/>
+            <w:tcMar>
+              <w:top w:w="60" w:type="dxa"/>
+              <w:left w:w="90" w:type="dxa"/>
+              <w:bottom w:w="60" w:type="dxa"/>
+              <w:right w:w="90" w:type="dxa"/>
+            </w:tcMar>
+          </w:tcPr>
+          <w:p>
+            <w:r>
+              <w:rPr>
+                <w:sz w:val="22"/>
+                <w:szCs w:val="22"/>
+              </w:rPr>
+              <w:t xml:space="preserve">2.15</w:t>
+            </w:r>
+          </w:p>
+        </w:tc>
+        <w:tc>
+          <w:tcPr>
+            <w:tcW w:w="2185" w:type="dxa"/>
+            <w:tcMar>
+              <w:top w:w="60" w:type="dxa"/>
+              <w:left w:w="90" w:type="dxa"/>
+              <w:bottom w:w="60" w:type="dxa"/>
+              <w:right w:w="90" w:type="dxa"/>
+            </w:tcMar>
+          </w:tcPr>
+          <w:p>
+            <w:r>
+              <w:rPr>
+                <w:sz w:val="22"/>
+                <w:szCs w:val="22"/>
+              </w:rPr>
+              <w:t xml:space="preserve">Interoperabilitas dengan verifier pihak ketiga</w:t>
+            </w:r>
+          </w:p>
+        </w:tc>
+        <w:tc>
+          <w:tcPr>
+            <w:tcW w:w="2185" w:type="dxa"/>
+            <w:tcMar>
+              <w:top w:w="60" w:type="dxa"/>
+              <w:left w:w="90" w:type="dxa"/>
+              <w:bottom w:w="60" w:type="dxa"/>
+              <w:right w:w="90" w:type="dxa"/>
+            </w:tcMar>
+          </w:tcPr>
+          <w:p>
+            <w:r>
+              <w:rPr>
+                <w:sz w:val="22"/>
+                <w:szCs w:val="22"/>
+              </w:rPr>
+              <w:t xml:space="preserve">Terpenuhi sebagian</w:t>
+            </w:r>
+          </w:p>
+        </w:tc>
+        <w:tc>
+          <w:tcPr>
+            <w:tcW w:w="2188" w:type="dxa"/>
+            <w:tcMar>
+              <w:top w:w="60" w:type="dxa"/>
+              <w:left w:w="90" w:type="dxa"/>
+              <w:bottom w:w="60" w:type="dxa"/>
+              <w:right w:w="90" w:type="dxa"/>
+            </w:tcMar>
+          </w:tcPr>
+          <w:p>
+            <w:r>
+              <w:rPr>
+                <w:sz w:val="22"/>
+                <w:szCs w:val="22"/>
+              </w:rPr>
+              <w:t xml:space="preserve">Format payload terdokumentasi pada openapi.yaml; verifier independen belum ada</w:t>
+            </w:r>
+          </w:p>
+        </w:tc>
+      </w:tr>
+    </w:tbl>
+    <w:p>
+      <w:pPr>
+        <w:pStyle w:val="TOC1"/>
+        <w:tabs>
+          <w:tab w:val="right" w:leader="dot" w:pos="8766"/>
+        </w:tabs>
+      </w:pPr>
+      <w:r>
+        <w:t xml:space="preserve">Tabel L7.2. Penilaian terhadap NIST SP 800-57 Part 1 Rev. 5 — 12 aspek.</w:t>
+      </w:r>
+    </w:p>
+    <w:tbl>
+      <w:tblPr>
+        <w:tblW w:w="8642" w:type="dxa"/>
+        <w:tblBorders>
+          <w:top w:val="single" w:sz="4" w:space="0" w:color="auto"/>
+          <w:left w:val="single" w:sz="4" w:space="0" w:color="auto"/>
+          <w:bottom w:val="single" w:sz="4" w:space="0" w:color="auto"/>
+          <w:right w:val="single" w:sz="4" w:space="0" w:color="auto"/>
+          <w:insideH w:val="single" w:sz="4" w:space="0" w:color="auto"/>
+          <w:insideV w:val="single" w:sz="4" w:space="0" w:color="auto"/>
+        </w:tblBorders>
+        <w:tblCellMar>
+          <w:left w:w="10" w:type="dxa"/>
+          <w:right w:w="10" w:type="dxa"/>
+        </w:tblCellMar>
+        <w:tblLook w:val="04A0" w:firstRow="1" w:lastRow="0" w:firstColumn="1" w:lastColumn="0" w:noHBand="0" w:noVBand="1"/>
+      </w:tblPr>
+      <w:tblGrid>
+        <w:gridCol w:w="2185"/>
+        <w:gridCol w:w="2185"/>
+        <w:gridCol w:w="2185"/>
+        <w:gridCol w:w="2188"/>
+      </w:tblGrid>
+      <w:tr>
+        <w:trPr>
+          <w:cantSplit/>
+          <w:tblHeader/>
+        </w:trPr>
+        <w:tc>
+          <w:tcPr>
+            <w:tcW w:w="2185" w:type="dxa"/>
+            <w:shd w:val="clear" w:color="auto" w:fill="D9E2F3"/>
+            <w:tcMar>
+              <w:top w:w="60" w:type="dxa"/>
+              <w:left w:w="90" w:type="dxa"/>
+              <w:bottom w:w="60" w:type="dxa"/>
+              <w:right w:w="90" w:type="dxa"/>
+            </w:tcMar>
+          </w:tcPr>
+          <w:p>
+            <w:r>
+              <w:rPr>
+                <w:b/>
+                <w:bCs/>
+                <w:sz w:val="22"/>
+                <w:szCs w:val="22"/>
+              </w:rPr>
+              <w:t xml:space="preserve">No</w:t>
+            </w:r>
+          </w:p>
+        </w:tc>
+        <w:tc>
+          <w:tcPr>
+            <w:tcW w:w="2185" w:type="dxa"/>
+            <w:shd w:val="clear" w:color="auto" w:fill="D9E2F3"/>
+            <w:tcMar>
+              <w:top w:w="60" w:type="dxa"/>
+              <w:left w:w="90" w:type="dxa"/>
+              <w:bottom w:w="60" w:type="dxa"/>
+              <w:right w:w="90" w:type="dxa"/>
+            </w:tcMar>
+          </w:tcPr>
+          <w:p>
+            <w:r>
+              <w:rPr>
+                <w:b/>
+                <w:bCs/>
+                <w:sz w:val="22"/>
+                <w:szCs w:val="22"/>
+              </w:rPr>
+              <w:t xml:space="preserve">Aspek</w:t>
+            </w:r>
+          </w:p>
+        </w:tc>
+        <w:tc>
+          <w:tcPr>
+            <w:tcW w:w="2185" w:type="dxa"/>
+            <w:shd w:val="clear" w:color="auto" w:fill="D9E2F3"/>
+            <w:tcMar>
+              <w:top w:w="60" w:type="dxa"/>
+              <w:left w:w="90" w:type="dxa"/>
+              <w:bottom w:w="60" w:type="dxa"/>
+              <w:right w:w="90" w:type="dxa"/>
+            </w:tcMar>
+          </w:tcPr>
+          <w:p>
+            <w:r>
+              <w:rPr>
+                <w:b/>
+                <w:bCs/>
+                <w:sz w:val="22"/>
+                <w:szCs w:val="22"/>
+              </w:rPr>
+              <w:t xml:space="preserve">Status</w:t>
+            </w:r>
+          </w:p>
+        </w:tc>
+        <w:tc>
+          <w:tcPr>
+            <w:tcW w:w="2188" w:type="dxa"/>
+            <w:shd w:val="clear" w:color="auto" w:fill="D9E2F3"/>
+            <w:tcMar>
+              <w:top w:w="60" w:type="dxa"/>
+              <w:left w:w="90" w:type="dxa"/>
+              <w:bottom w:w="60" w:type="dxa"/>
+              <w:right w:w="90" w:type="dxa"/>
+            </w:tcMar>
+          </w:tcPr>
+          <w:p>
+            <w:r>
+              <w:rPr>
+                <w:b/>
+                <w:bCs/>
+                <w:sz w:val="22"/>
+                <w:szCs w:val="22"/>
+              </w:rPr>
+              <w:t xml:space="preserve">Bukti</w:t>
+            </w:r>
+          </w:p>
+        </w:tc>
+      </w:tr>
+      <w:tr>
+        <w:trPr>
+          <w:cantSplit/>
+        </w:trPr>
+        <w:tc>
+          <w:tcPr>
+            <w:tcW w:w="2185" w:type="dxa"/>
+            <w:tcMar>
+              <w:top w:w="60" w:type="dxa"/>
+              <w:left w:w="90" w:type="dxa"/>
+              <w:bottom w:w="60" w:type="dxa"/>
+              <w:right w:w="90" w:type="dxa"/>
+            </w:tcMar>
+          </w:tcPr>
+          <w:p>
+            <w:r>
+              <w:rPr>
+                <w:sz w:val="22"/>
+                <w:szCs w:val="22"/>
+              </w:rPr>
+              <w:t xml:space="preserve">3.1</w:t>
+            </w:r>
+          </w:p>
+        </w:tc>
+        <w:tc>
+          <w:tcPr>
+            <w:tcW w:w="2185" w:type="dxa"/>
+            <w:tcMar>
+              <w:top w:w="60" w:type="dxa"/>
+              <w:left w:w="90" w:type="dxa"/>
+              <w:bottom w:w="60" w:type="dxa"/>
+              <w:right w:w="90" w:type="dxa"/>
+            </w:tcMar>
+          </w:tcPr>
+          <w:p>
+            <w:r>
+              <w:rPr>
+                <w:sz w:val="22"/>
+                <w:szCs w:val="22"/>
+              </w:rPr>
+              <w:t xml:space="preserve">Kekuatan keamanan memadai untuk masa pakai yang direncanakan</w:t>
+            </w:r>
+          </w:p>
+        </w:tc>
+        <w:tc>
+          <w:tcPr>
+            <w:tcW w:w="2185" w:type="dxa"/>
+            <w:tcMar>
+              <w:top w:w="60" w:type="dxa"/>
+              <w:left w:w="90" w:type="dxa"/>
+              <w:bottom w:w="60" w:type="dxa"/>
+              <w:right w:w="90" w:type="dxa"/>
+            </w:tcMar>
+          </w:tcPr>
+          <w:p>
+            <w:r>
+              <w:rPr>
+                <w:sz w:val="22"/>
+                <w:szCs w:val="22"/>
+              </w:rPr>
+              <w:t xml:space="preserve">Terpenuhi</w:t>
+            </w:r>
+          </w:p>
+        </w:tc>
+        <w:tc>
+          <w:tcPr>
+            <w:tcW w:w="2188" w:type="dxa"/>
+            <w:tcMar>
+              <w:top w:w="60" w:type="dxa"/>
+              <w:left w:w="90" w:type="dxa"/>
+              <w:bottom w:w="60" w:type="dxa"/>
+              <w:right w:w="90" w:type="dxa"/>
+            </w:tcMar>
+          </w:tcPr>
+          <w:p>
+            <w:r>
+              <w:rPr>
+                <w:sz w:val="22"/>
+                <w:szCs w:val="22"/>
+              </w:rPr>
+              <w:t xml:space="preserve">RSA-2048 setara kekuatan keamanan 112 bit</w:t>
+            </w:r>
+          </w:p>
+        </w:tc>
+      </w:tr>
+      <w:tr>
+        <w:trPr>
+          <w:cantSplit/>
+        </w:trPr>
+        <w:tc>
+          <w:tcPr>
+            <w:tcW w:w="2185" w:type="dxa"/>
+            <w:tcMar>
+              <w:top w:w="60" w:type="dxa"/>
+              <w:left w:w="90" w:type="dxa"/>
+              <w:bottom w:w="60" w:type="dxa"/>
+              <w:right w:w="90" w:type="dxa"/>
+            </w:tcMar>
+          </w:tcPr>
+          <w:p>
+            <w:r>
+              <w:rPr>
+                <w:sz w:val="22"/>
+                <w:szCs w:val="22"/>
+              </w:rPr>
+              <w:t xml:space="preserve">3.2</w:t>
+            </w:r>
+          </w:p>
+        </w:tc>
+        <w:tc>
+          <w:tcPr>
+            <w:tcW w:w="2185" w:type="dxa"/>
+            <w:tcMar>
+              <w:top w:w="60" w:type="dxa"/>
+              <w:left w:w="90" w:type="dxa"/>
+              <w:bottom w:w="60" w:type="dxa"/>
+              <w:right w:w="90" w:type="dxa"/>
+            </w:tcMar>
+          </w:tcPr>
+          <w:p>
+            <w:r>
+              <w:rPr>
+                <w:sz w:val="22"/>
+                <w:szCs w:val="22"/>
+              </w:rPr>
+              <w:t xml:space="preserve">Fungsi hash disetujui</w:t>
+            </w:r>
+          </w:p>
+        </w:tc>
+        <w:tc>
+          <w:tcPr>
+            <w:tcW w:w="2185" w:type="dxa"/>
+            <w:tcMar>
+              <w:top w:w="60" w:type="dxa"/>
+              <w:left w:w="90" w:type="dxa"/>
+              <w:bottom w:w="60" w:type="dxa"/>
+              <w:right w:w="90" w:type="dxa"/>
+            </w:tcMar>
+          </w:tcPr>
+          <w:p>
+            <w:r>
+              <w:rPr>
+                <w:sz w:val="22"/>
+                <w:szCs w:val="22"/>
+              </w:rPr>
+              <w:t xml:space="preserve">Terpenuhi</w:t>
+            </w:r>
+          </w:p>
+        </w:tc>
+        <w:tc>
+          <w:tcPr>
+            <w:tcW w:w="2188" w:type="dxa"/>
+            <w:tcMar>
+              <w:top w:w="60" w:type="dxa"/>
+              <w:left w:w="90" w:type="dxa"/>
+              <w:bottom w:w="60" w:type="dxa"/>
+              <w:right w:w="90" w:type="dxa"/>
+            </w:tcMar>
+          </w:tcPr>
+          <w:p>
+            <w:r>
+              <w:rPr>
+                <w:sz w:val="22"/>
+                <w:szCs w:val="22"/>
+              </w:rPr>
+              <w:t xml:space="preserve">SHA-256 pada seluruh jalur tanda tangan dan verifikasi</w:t>
+            </w:r>
+          </w:p>
+        </w:tc>
+      </w:tr>
+      <w:tr>
+        <w:trPr>
+          <w:cantSplit/>
+        </w:trPr>
+        <w:tc>
+          <w:tcPr>
+            <w:tcW w:w="2185" w:type="dxa"/>
+            <w:tcMar>
+              <w:top w:w="60" w:type="dxa"/>
+              <w:left w:w="90" w:type="dxa"/>
+              <w:bottom w:w="60" w:type="dxa"/>
+              <w:right w:w="90" w:type="dxa"/>
+            </w:tcMar>
+          </w:tcPr>
+          <w:p>
+            <w:r>
+              <w:rPr>
+                <w:sz w:val="22"/>
+                <w:szCs w:val="22"/>
+              </w:rPr>
+              <w:t xml:space="preserve">3.3</w:t>
+            </w:r>
+          </w:p>
+        </w:tc>
+        <w:tc>
+          <w:tcPr>
+            <w:tcW w:w="2185" w:type="dxa"/>
+            <w:tcMar>
+              <w:top w:w="60" w:type="dxa"/>
+              <w:left w:w="90" w:type="dxa"/>
+              <w:bottom w:w="60" w:type="dxa"/>
+              <w:right w:w="90" w:type="dxa"/>
+            </w:tcMar>
+          </w:tcPr>
+          <w:p>
+            <w:r>
+              <w:rPr>
+                <w:sz w:val="22"/>
+                <w:szCs w:val="22"/>
+              </w:rPr>
+              <w:t xml:space="preserve">Skema tanda tangan disetujui</w:t>
+            </w:r>
+          </w:p>
+        </w:tc>
+        <w:tc>
+          <w:tcPr>
+            <w:tcW w:w="2185" w:type="dxa"/>
+            <w:tcMar>
+              <w:top w:w="60" w:type="dxa"/>
+              <w:left w:w="90" w:type="dxa"/>
+              <w:bottom w:w="60" w:type="dxa"/>
+              <w:right w:w="90" w:type="dxa"/>
+            </w:tcMar>
+          </w:tcPr>
+          <w:p>
+            <w:r>
+              <w:rPr>
+                <w:sz w:val="22"/>
+                <w:szCs w:val="22"/>
+              </w:rPr>
+              <w:t xml:space="preserve">Terpenuhi</w:t>
+            </w:r>
+          </w:p>
+        </w:tc>
+        <w:tc>
+          <w:tcPr>
+            <w:tcW w:w="2188" w:type="dxa"/>
+            <w:tcMar>
+              <w:top w:w="60" w:type="dxa"/>
+              <w:left w:w="90" w:type="dxa"/>
+              <w:bottom w:w="60" w:type="dxa"/>
+              <w:right w:w="90" w:type="dxa"/>
+            </w:tcMar>
+          </w:tcPr>
+          <w:p>
+            <w:r>
+              <w:rPr>
+                <w:sz w:val="22"/>
+                <w:szCs w:val="22"/>
+              </w:rPr>
+              <w:t xml:space="preserve">RSASSA-PSS sesuai PKCS#1 v2.1</w:t>
+            </w:r>
+          </w:p>
+        </w:tc>
+      </w:tr>
+      <w:tr>
+        <w:trPr>
+          <w:cantSplit/>
+        </w:trPr>
+        <w:tc>
+          <w:tcPr>
+            <w:tcW w:w="2185" w:type="dxa"/>
+            <w:tcMar>
+              <w:top w:w="60" w:type="dxa"/>
+              <w:left w:w="90" w:type="dxa"/>
+              <w:bottom w:w="60" w:type="dxa"/>
+              <w:right w:w="90" w:type="dxa"/>
+            </w:tcMar>
+          </w:tcPr>
+          <w:p>
+            <w:r>
+              <w:rPr>
+                <w:sz w:val="22"/>
+                <w:szCs w:val="22"/>
+              </w:rPr>
+              <w:t xml:space="preserve">3.4</w:t>
+            </w:r>
+          </w:p>
+        </w:tc>
+        <w:tc>
+          <w:tcPr>
+            <w:tcW w:w="2185" w:type="dxa"/>
+            <w:tcMar>
+              <w:top w:w="60" w:type="dxa"/>
+              <w:left w:w="90" w:type="dxa"/>
+              <w:bottom w:w="60" w:type="dxa"/>
+              <w:right w:w="90" w:type="dxa"/>
+            </w:tcMar>
+          </w:tcPr>
+          <w:p>
+            <w:r>
+              <w:rPr>
+                <w:sz w:val="22"/>
+                <w:szCs w:val="22"/>
+              </w:rPr>
+              <w:t xml:space="preserve">Pembangkitan bilangan acak untuk nonce</w:t>
+            </w:r>
+          </w:p>
+        </w:tc>
+        <w:tc>
+          <w:tcPr>
+            <w:tcW w:w="2185" w:type="dxa"/>
+            <w:tcMar>
+              <w:top w:w="60" w:type="dxa"/>
+              <w:left w:w="90" w:type="dxa"/>
+              <w:bottom w:w="60" w:type="dxa"/>
+              <w:right w:w="90" w:type="dxa"/>
+            </w:tcMar>
+          </w:tcPr>
+          <w:p>
+            <w:r>
+              <w:rPr>
+                <w:sz w:val="22"/>
+                <w:szCs w:val="22"/>
+              </w:rPr>
+              <w:t xml:space="preserve">Terpenuhi</w:t>
+            </w:r>
+          </w:p>
+        </w:tc>
+        <w:tc>
+          <w:tcPr>
+            <w:tcW w:w="2188" w:type="dxa"/>
+            <w:tcMar>
+              <w:top w:w="60" w:type="dxa"/>
+              <w:left w:w="90" w:type="dxa"/>
+              <w:bottom w:w="60" w:type="dxa"/>
+              <w:right w:w="90" w:type="dxa"/>
+            </w:tcMar>
+          </w:tcPr>
+          <w:p>
+            <w:r>
+              <w:rPr>
+                <w:sz w:val="22"/>
+                <w:szCs w:val="22"/>
+              </w:rPr>
+              <w:t xml:space="preserve">secrets pada generate_qr_nonce()</w:t>
+            </w:r>
+          </w:p>
+        </w:tc>
+      </w:tr>
+      <w:tr>
+        <w:trPr>
+          <w:cantSplit/>
+        </w:trPr>
+        <w:tc>
+          <w:tcPr>
+            <w:tcW w:w="2185" w:type="dxa"/>
+            <w:tcMar>
+              <w:top w:w="60" w:type="dxa"/>
+              <w:left w:w="90" w:type="dxa"/>
+              <w:bottom w:w="60" w:type="dxa"/>
+              <w:right w:w="90" w:type="dxa"/>
+            </w:tcMar>
+          </w:tcPr>
+          <w:p>
+            <w:r>
+              <w:rPr>
+                <w:sz w:val="22"/>
+                <w:szCs w:val="22"/>
+              </w:rPr>
+              <w:t xml:space="preserve">3.5</w:t>
+            </w:r>
+          </w:p>
+        </w:tc>
+        <w:tc>
+          <w:tcPr>
+            <w:tcW w:w="2185" w:type="dxa"/>
+            <w:tcMar>
+              <w:top w:w="60" w:type="dxa"/>
+              <w:left w:w="90" w:type="dxa"/>
+              <w:bottom w:w="60" w:type="dxa"/>
+              <w:right w:w="90" w:type="dxa"/>
+            </w:tcMar>
+          </w:tcPr>
+          <w:p>
+            <w:r>
+              <w:rPr>
+                <w:sz w:val="22"/>
+                <w:szCs w:val="22"/>
+              </w:rPr>
+              <w:t xml:space="preserve">Pemisahan kunci privat dan publik</w:t>
+            </w:r>
+          </w:p>
+        </w:tc>
+        <w:tc>
+          <w:tcPr>
+            <w:tcW w:w="2185" w:type="dxa"/>
+            <w:tcMar>
+              <w:top w:w="60" w:type="dxa"/>
+              <w:left w:w="90" w:type="dxa"/>
+              <w:bottom w:w="60" w:type="dxa"/>
+              <w:right w:w="90" w:type="dxa"/>
+            </w:tcMar>
+          </w:tcPr>
+          <w:p>
+            <w:r>
+              <w:rPr>
+                <w:sz w:val="22"/>
+                <w:szCs w:val="22"/>
+              </w:rPr>
+              <w:t xml:space="preserve">Terpenuhi</w:t>
+            </w:r>
+          </w:p>
+        </w:tc>
+        <w:tc>
+          <w:tcPr>
+            <w:tcW w:w="2188" w:type="dxa"/>
+            <w:tcMar>
+              <w:top w:w="60" w:type="dxa"/>
+              <w:left w:w="90" w:type="dxa"/>
+              <w:bottom w:w="60" w:type="dxa"/>
+              <w:right w:w="90" w:type="dxa"/>
+            </w:tcMar>
+          </w:tcPr>
+          <w:p>
+            <w:r>
+              <w:rPr>
+                <w:sz w:val="22"/>
+                <w:szCs w:val="22"/>
+              </w:rPr>
+              <w:t xml:space="preserve">rsa_key.pem dan ecdsa_key.pem terpisah dari kode aplikasi</w:t>
+            </w:r>
+          </w:p>
+        </w:tc>
+      </w:tr>
+      <w:tr>
+        <w:trPr>
+          <w:cantSplit/>
+        </w:trPr>
+        <w:tc>
+          <w:tcPr>
+            <w:tcW w:w="2185" w:type="dxa"/>
+            <w:tcMar>
+              <w:top w:w="60" w:type="dxa"/>
+              <w:left w:w="90" w:type="dxa"/>
+              <w:bottom w:w="60" w:type="dxa"/>
+              <w:right w:w="90" w:type="dxa"/>
+            </w:tcMar>
+          </w:tcPr>
+          <w:p>
+            <w:r>
+              <w:rPr>
+                <w:sz w:val="22"/>
+                <w:szCs w:val="22"/>
+              </w:rPr>
+              <w:t xml:space="preserve">3.6</w:t>
+            </w:r>
+          </w:p>
+        </w:tc>
+        <w:tc>
+          <w:tcPr>
+            <w:tcW w:w="2185" w:type="dxa"/>
+            <w:tcMar>
+              <w:top w:w="60" w:type="dxa"/>
+              <w:left w:w="90" w:type="dxa"/>
+              <w:bottom w:w="60" w:type="dxa"/>
+              <w:right w:w="90" w:type="dxa"/>
+            </w:tcMar>
+          </w:tcPr>
+          <w:p>
+            <w:r>
+              <w:rPr>
+                <w:sz w:val="22"/>
+                <w:szCs w:val="22"/>
+              </w:rPr>
+              <w:t xml:space="preserve">Kendali akses berkas kunci</w:t>
+            </w:r>
+          </w:p>
+        </w:tc>
+        <w:tc>
+          <w:tcPr>
+            <w:tcW w:w="2185" w:type="dxa"/>
+            <w:tcMar>
+              <w:top w:w="60" w:type="dxa"/>
+              <w:left w:w="90" w:type="dxa"/>
+              <w:bottom w:w="60" w:type="dxa"/>
+              <w:right w:w="90" w:type="dxa"/>
+            </w:tcMar>
+          </w:tcPr>
+          <w:p>
+            <w:r>
+              <w:rPr>
+                <w:sz w:val="22"/>
+                <w:szCs w:val="22"/>
+              </w:rPr>
+              <w:t xml:space="preserve">Terpenuhi</w:t>
+            </w:r>
+          </w:p>
+        </w:tc>
+        <w:tc>
+          <w:tcPr>
+            <w:tcW w:w="2188" w:type="dxa"/>
+            <w:tcMar>
+              <w:top w:w="60" w:type="dxa"/>
+              <w:left w:w="90" w:type="dxa"/>
+              <w:bottom w:w="60" w:type="dxa"/>
+              <w:right w:w="90" w:type="dxa"/>
+            </w:tcMar>
+          </w:tcPr>
+          <w:p>
+            <w:r>
+              <w:rPr>
+                <w:sz w:val="22"/>
+                <w:szCs w:val="22"/>
+              </w:rPr>
+              <w:t xml:space="preserve">Mode 0640 pemilik root, grup www-data</w:t>
+            </w:r>
+          </w:p>
+        </w:tc>
+      </w:tr>
+      <w:tr>
+        <w:trPr>
+          <w:cantSplit/>
+        </w:trPr>
+        <w:tc>
+          <w:tcPr>
+            <w:tcW w:w="2185" w:type="dxa"/>
+            <w:tcMar>
+              <w:top w:w="60" w:type="dxa"/>
+              <w:left w:w="90" w:type="dxa"/>
+              <w:bottom w:w="60" w:type="dxa"/>
+              <w:right w:w="90" w:type="dxa"/>
+            </w:tcMar>
+          </w:tcPr>
+          <w:p>
+            <w:r>
+              <w:rPr>
+                <w:sz w:val="22"/>
+                <w:szCs w:val="22"/>
+              </w:rPr>
+              <w:t xml:space="preserve">3.7</w:t>
+            </w:r>
+          </w:p>
+        </w:tc>
+        <w:tc>
+          <w:tcPr>
+            <w:tcW w:w="2185" w:type="dxa"/>
+            <w:tcMar>
+              <w:top w:w="60" w:type="dxa"/>
+              <w:left w:w="90" w:type="dxa"/>
+              <w:bottom w:w="60" w:type="dxa"/>
+              <w:right w:w="90" w:type="dxa"/>
+            </w:tcMar>
+          </w:tcPr>
+          <w:p>
+            <w:r>
+              <w:rPr>
+                <w:sz w:val="22"/>
+                <w:szCs w:val="22"/>
+              </w:rPr>
+              <w:t xml:space="preserve">Kunci privat tidak pernah meninggalkan server</w:t>
+            </w:r>
+          </w:p>
+        </w:tc>
+        <w:tc>
+          <w:tcPr>
+            <w:tcW w:w="2185" w:type="dxa"/>
+            <w:tcMar>
+              <w:top w:w="60" w:type="dxa"/>
+              <w:left w:w="90" w:type="dxa"/>
+              <w:bottom w:w="60" w:type="dxa"/>
+              <w:right w:w="90" w:type="dxa"/>
+            </w:tcMar>
+          </w:tcPr>
+          <w:p>
+            <w:r>
+              <w:rPr>
+                <w:sz w:val="22"/>
+                <w:szCs w:val="22"/>
+              </w:rPr>
+              <w:t xml:space="preserve">Terpenuhi</w:t>
+            </w:r>
+          </w:p>
+        </w:tc>
+        <w:tc>
+          <w:tcPr>
+            <w:tcW w:w="2188" w:type="dxa"/>
+            <w:tcMar>
+              <w:top w:w="60" w:type="dxa"/>
+              <w:left w:w="90" w:type="dxa"/>
+              <w:bottom w:w="60" w:type="dxa"/>
+              <w:right w:w="90" w:type="dxa"/>
+            </w:tcMar>
+          </w:tcPr>
+          <w:p>
+            <w:r>
+              <w:rPr>
+                <w:sz w:val="22"/>
+                <w:szCs w:val="22"/>
+              </w:rPr>
+              <w:t xml:space="preserve">Tidak ada rute yang menyajikan berkas kunci privat</w:t>
+            </w:r>
+          </w:p>
+        </w:tc>
+      </w:tr>
+      <w:tr>
+        <w:trPr>
+          <w:cantSplit/>
+        </w:trPr>
+        <w:tc>
+          <w:tcPr>
+            <w:tcW w:w="2185" w:type="dxa"/>
+            <w:tcMar>
+              <w:top w:w="60" w:type="dxa"/>
+              <w:left w:w="90" w:type="dxa"/>
+              <w:bottom w:w="60" w:type="dxa"/>
+              <w:right w:w="90" w:type="dxa"/>
+            </w:tcMar>
+          </w:tcPr>
+          <w:p>
+            <w:r>
+              <w:rPr>
+                <w:sz w:val="22"/>
+                <w:szCs w:val="22"/>
+              </w:rPr>
+              <w:t xml:space="preserve">3.8</w:t>
+            </w:r>
+          </w:p>
+        </w:tc>
+        <w:tc>
+          <w:tcPr>
+            <w:tcW w:w="2185" w:type="dxa"/>
+            <w:tcMar>
+              <w:top w:w="60" w:type="dxa"/>
+              <w:left w:w="90" w:type="dxa"/>
+              <w:bottom w:w="60" w:type="dxa"/>
+              <w:right w:w="90" w:type="dxa"/>
+            </w:tcMar>
+          </w:tcPr>
+          <w:p>
+            <w:r>
+              <w:rPr>
+                <w:sz w:val="22"/>
+                <w:szCs w:val="22"/>
+              </w:rPr>
+              <w:t xml:space="preserve">**Penyimpanan kunci privat pada modul kriptografis bersertifikat**</w:t>
+            </w:r>
+          </w:p>
+        </w:tc>
+        <w:tc>
+          <w:tcPr>
+            <w:tcW w:w="2185" w:type="dxa"/>
+            <w:tcMar>
+              <w:top w:w="60" w:type="dxa"/>
+              <w:left w:w="90" w:type="dxa"/>
+              <w:bottom w:w="60" w:type="dxa"/>
+              <w:right w:w="90" w:type="dxa"/>
+            </w:tcMar>
+          </w:tcPr>
+          <w:p>
+            <w:r>
+              <w:rPr>
+                <w:sz w:val="22"/>
+                <w:szCs w:val="22"/>
+              </w:rPr>
+              <w:t xml:space="preserve">**Dikecualikan**</w:t>
+            </w:r>
+          </w:p>
+        </w:tc>
+        <w:tc>
+          <w:tcPr>
+            <w:tcW w:w="2188" w:type="dxa"/>
+            <w:tcMar>
+              <w:top w:w="60" w:type="dxa"/>
+              <w:left w:w="90" w:type="dxa"/>
+              <w:bottom w:w="60" w:type="dxa"/>
+              <w:right w:w="90" w:type="dxa"/>
+            </w:tcMar>
+          </w:tcPr>
+          <w:p>
+            <w:r>
+              <w:rPr>
+                <w:sz w:val="22"/>
+                <w:szCs w:val="22"/>
+              </w:rPr>
+              <w:t xml:space="preserve">Kunci privat berupa berkas pada sistem berkas server</w:t>
+            </w:r>
+          </w:p>
+        </w:tc>
+      </w:tr>
+      <w:tr>
+        <w:trPr>
+          <w:cantSplit/>
+        </w:trPr>
+        <w:tc>
+          <w:tcPr>
+            <w:tcW w:w="2185" w:type="dxa"/>
+            <w:tcMar>
+              <w:top w:w="60" w:type="dxa"/>
+              <w:left w:w="90" w:type="dxa"/>
+              <w:bottom w:w="60" w:type="dxa"/>
+              <w:right w:w="90" w:type="dxa"/>
+            </w:tcMar>
+          </w:tcPr>
+          <w:p>
+            <w:r>
+              <w:rPr>
+                <w:sz w:val="22"/>
+                <w:szCs w:val="22"/>
+              </w:rPr>
+              <w:t xml:space="preserve">3.9</w:t>
+            </w:r>
+          </w:p>
+        </w:tc>
+        <w:tc>
+          <w:tcPr>
+            <w:tcW w:w="2185" w:type="dxa"/>
+            <w:tcMar>
+              <w:top w:w="60" w:type="dxa"/>
+              <w:left w:w="90" w:type="dxa"/>
+              <w:bottom w:w="60" w:type="dxa"/>
+              <w:right w:w="90" w:type="dxa"/>
+            </w:tcMar>
+          </w:tcPr>
+          <w:p>
+            <w:r>
+              <w:rPr>
+                <w:sz w:val="22"/>
+                <w:szCs w:val="22"/>
+              </w:rPr>
+              <w:t xml:space="preserve">Prosedur rotasi kunci terdokumentasi</w:t>
+            </w:r>
+          </w:p>
+        </w:tc>
+        <w:tc>
+          <w:tcPr>
+            <w:tcW w:w="2185" w:type="dxa"/>
+            <w:tcMar>
+              <w:top w:w="60" w:type="dxa"/>
+              <w:left w:w="90" w:type="dxa"/>
+              <w:bottom w:w="60" w:type="dxa"/>
+              <w:right w:w="90" w:type="dxa"/>
+            </w:tcMar>
+          </w:tcPr>
+          <w:p>
+            <w:r>
+              <w:rPr>
+                <w:sz w:val="22"/>
+                <w:szCs w:val="22"/>
+              </w:rPr>
+              <w:t xml:space="preserve">Terpenuhi sebagian</w:t>
+            </w:r>
+          </w:p>
+        </w:tc>
+        <w:tc>
+          <w:tcPr>
+            <w:tcW w:w="2188" w:type="dxa"/>
+            <w:tcMar>
+              <w:top w:w="60" w:type="dxa"/>
+              <w:left w:w="90" w:type="dxa"/>
+              <w:bottom w:w="60" w:type="dxa"/>
+              <w:right w:w="90" w:type="dxa"/>
+            </w:tcMar>
+          </w:tcPr>
+          <w:p>
+            <w:r>
+              <w:rPr>
+                <w:sz w:val="22"/>
+                <w:szCs w:val="22"/>
+              </w:rPr>
+              <w:t xml:space="preserve">Belum ada prosedur rotasi tertulis maupun otomatis</w:t>
+            </w:r>
+          </w:p>
+        </w:tc>
+      </w:tr>
+      <w:tr>
+        <w:trPr>
+          <w:cantSplit/>
+        </w:trPr>
+        <w:tc>
+          <w:tcPr>
+            <w:tcW w:w="2185" w:type="dxa"/>
+            <w:tcMar>
+              <w:top w:w="60" w:type="dxa"/>
+              <w:left w:w="90" w:type="dxa"/>
+              <w:bottom w:w="60" w:type="dxa"/>
+              <w:right w:w="90" w:type="dxa"/>
+            </w:tcMar>
+          </w:tcPr>
+          <w:p>
+            <w:r>
+              <w:rPr>
+                <w:sz w:val="22"/>
+                <w:szCs w:val="22"/>
+              </w:rPr>
+              <w:t xml:space="preserve">3.10</w:t>
+            </w:r>
+          </w:p>
+        </w:tc>
+        <w:tc>
+          <w:tcPr>
+            <w:tcW w:w="2185" w:type="dxa"/>
+            <w:tcMar>
+              <w:top w:w="60" w:type="dxa"/>
+              <w:left w:w="90" w:type="dxa"/>
+              <w:bottom w:w="60" w:type="dxa"/>
+              <w:right w:w="90" w:type="dxa"/>
+            </w:tcMar>
+          </w:tcPr>
+          <w:p>
+            <w:r>
+              <w:rPr>
+                <w:sz w:val="22"/>
+                <w:szCs w:val="22"/>
+              </w:rPr>
+              <w:t xml:space="preserve">Masa berlaku kunci ditetapkan</w:t>
+            </w:r>
+          </w:p>
+        </w:tc>
+        <w:tc>
+          <w:tcPr>
+            <w:tcW w:w="2185" w:type="dxa"/>
+            <w:tcMar>
+              <w:top w:w="60" w:type="dxa"/>
+              <w:left w:w="90" w:type="dxa"/>
+              <w:bottom w:w="60" w:type="dxa"/>
+              <w:right w:w="90" w:type="dxa"/>
+            </w:tcMar>
+          </w:tcPr>
+          <w:p>
+            <w:r>
+              <w:rPr>
+                <w:sz w:val="22"/>
+                <w:szCs w:val="22"/>
+              </w:rPr>
+              <w:t xml:space="preserve">Terpenuhi sebagian</w:t>
+            </w:r>
+          </w:p>
+        </w:tc>
+        <w:tc>
+          <w:tcPr>
+            <w:tcW w:w="2188" w:type="dxa"/>
+            <w:tcMar>
+              <w:top w:w="60" w:type="dxa"/>
+              <w:left w:w="90" w:type="dxa"/>
+              <w:bottom w:w="60" w:type="dxa"/>
+              <w:right w:w="90" w:type="dxa"/>
+            </w:tcMar>
+          </w:tcPr>
+          <w:p>
+            <w:r>
+              <w:rPr>
+                <w:sz w:val="22"/>
+                <w:szCs w:val="22"/>
+              </w:rPr>
+              <w:t xml:space="preserve">Masa berlaku payload ditetapkan; masa berlaku kunci belum</w:t>
+            </w:r>
+          </w:p>
+        </w:tc>
+      </w:tr>
+      <w:tr>
+        <w:trPr>
+          <w:cantSplit/>
+        </w:trPr>
+        <w:tc>
+          <w:tcPr>
+            <w:tcW w:w="2185" w:type="dxa"/>
+            <w:tcMar>
+              <w:top w:w="60" w:type="dxa"/>
+              <w:left w:w="90" w:type="dxa"/>
+              <w:bottom w:w="60" w:type="dxa"/>
+              <w:right w:w="90" w:type="dxa"/>
+            </w:tcMar>
+          </w:tcPr>
+          <w:p>
+            <w:r>
+              <w:rPr>
+                <w:sz w:val="22"/>
+                <w:szCs w:val="22"/>
+              </w:rPr>
+              <w:t xml:space="preserve">3.11</w:t>
+            </w:r>
+          </w:p>
+        </w:tc>
+        <w:tc>
+          <w:tcPr>
+            <w:tcW w:w="2185" w:type="dxa"/>
+            <w:tcMar>
+              <w:top w:w="60" w:type="dxa"/>
+              <w:left w:w="90" w:type="dxa"/>
+              <w:bottom w:w="60" w:type="dxa"/>
+              <w:right w:w="90" w:type="dxa"/>
+            </w:tcMar>
+          </w:tcPr>
+          <w:p>
+            <w:r>
+              <w:rPr>
+                <w:sz w:val="22"/>
+                <w:szCs w:val="22"/>
+              </w:rPr>
+              <w:t xml:space="preserve">Pemusnahan kunci yang tidak terpakai</w:t>
+            </w:r>
+          </w:p>
+        </w:tc>
+        <w:tc>
+          <w:tcPr>
+            <w:tcW w:w="2185" w:type="dxa"/>
+            <w:tcMar>
+              <w:top w:w="60" w:type="dxa"/>
+              <w:left w:w="90" w:type="dxa"/>
+              <w:bottom w:w="60" w:type="dxa"/>
+              <w:right w:w="90" w:type="dxa"/>
+            </w:tcMar>
+          </w:tcPr>
+          <w:p>
+            <w:r>
+              <w:rPr>
+                <w:sz w:val="22"/>
+                <w:szCs w:val="22"/>
+              </w:rPr>
+              <w:t xml:space="preserve">Belum dinilai</w:t>
+            </w:r>
+          </w:p>
+        </w:tc>
+        <w:tc>
+          <w:tcPr>
+            <w:tcW w:w="2188" w:type="dxa"/>
+            <w:tcMar>
+              <w:top w:w="60" w:type="dxa"/>
+              <w:left w:w="90" w:type="dxa"/>
+              <w:bottom w:w="60" w:type="dxa"/>
+              <w:right w:w="90" w:type="dxa"/>
+            </w:tcMar>
+          </w:tcPr>
+          <w:p>
+            <w:r>
+              <w:rPr>
+                <w:sz w:val="22"/>
+                <w:szCs w:val="22"/>
+              </w:rPr>
+              <w:t xml:space="preserve">Tidak ada kunci yang dipensiunkan sampai saat ini</w:t>
+            </w:r>
+          </w:p>
+        </w:tc>
+      </w:tr>
+      <w:tr>
+        <w:trPr>
+          <w:cantSplit/>
+        </w:trPr>
+        <w:tc>
+          <w:tcPr>
+            <w:tcW w:w="2185" w:type="dxa"/>
+            <w:tcMar>
+              <w:top w:w="60" w:type="dxa"/>
+              <w:left w:w="90" w:type="dxa"/>
+              <w:bottom w:w="60" w:type="dxa"/>
+              <w:right w:w="90" w:type="dxa"/>
+            </w:tcMar>
+          </w:tcPr>
+          <w:p>
+            <w:r>
+              <w:rPr>
+                <w:sz w:val="22"/>
+                <w:szCs w:val="22"/>
+              </w:rPr>
+              <w:t xml:space="preserve">3.12</w:t>
+            </w:r>
+          </w:p>
+        </w:tc>
+        <w:tc>
+          <w:tcPr>
+            <w:tcW w:w="2185" w:type="dxa"/>
+            <w:tcMar>
+              <w:top w:w="60" w:type="dxa"/>
+              <w:left w:w="90" w:type="dxa"/>
+              <w:bottom w:w="60" w:type="dxa"/>
+              <w:right w:w="90" w:type="dxa"/>
+            </w:tcMar>
+          </w:tcPr>
+          <w:p>
+            <w:r>
+              <w:rPr>
+                <w:sz w:val="22"/>
+                <w:szCs w:val="22"/>
+              </w:rPr>
+              <w:t xml:space="preserve">Algoritma pembanding tidak melemahkan algoritma utama</w:t>
+            </w:r>
+          </w:p>
+        </w:tc>
+        <w:tc>
+          <w:tcPr>
+            <w:tcW w:w="2185" w:type="dxa"/>
+            <w:tcMar>
+              <w:top w:w="60" w:type="dxa"/>
+              <w:left w:w="90" w:type="dxa"/>
+              <w:bottom w:w="60" w:type="dxa"/>
+              <w:right w:w="90" w:type="dxa"/>
+            </w:tcMar>
+          </w:tcPr>
+          <w:p>
+            <w:r>
+              <w:rPr>
+                <w:sz w:val="22"/>
+                <w:szCs w:val="22"/>
+              </w:rPr>
+              <w:t xml:space="preserve">Terpenuhi</w:t>
+            </w:r>
+          </w:p>
+        </w:tc>
+        <w:tc>
+          <w:tcPr>
+            <w:tcW w:w="2188" w:type="dxa"/>
+            <w:tcMar>
+              <w:top w:w="60" w:type="dxa"/>
+              <w:left w:w="90" w:type="dxa"/>
+              <w:bottom w:w="60" w:type="dxa"/>
+              <w:right w:w="90" w:type="dxa"/>
+            </w:tcMar>
+          </w:tcPr>
+          <w:p>
+            <w:r>
+              <w:rPr>
+                <w:sz w:val="22"/>
+                <w:szCs w:val="22"/>
+              </w:rPr>
+              <w:t xml:space="preserve">Payload alg=RSA hanya dinilai kunci RSA sejak 20 Agustus 2026</w:t>
+            </w:r>
+          </w:p>
+        </w:tc>
+      </w:tr>
+    </w:tbl>
+    <w:p>
+      <w:pPr>
+        <w:pStyle w:val="TOC1"/>
+        <w:tabs>
+          <w:tab w:val="right" w:leader="dot" w:pos="8766"/>
+        </w:tabs>
+      </w:pPr>
+      <w:r>
+        <w:t xml:space="preserve">Tabel L7.3. Rekapitulasi penilaian kepatuhan.</w:t>
+      </w:r>
+    </w:p>
+    <w:tbl>
+      <w:tblPr>
+        <w:tblW w:w="8642" w:type="dxa"/>
+        <w:tblBorders>
+          <w:top w:val="single" w:sz="4" w:space="0" w:color="auto"/>
+          <w:left w:val="single" w:sz="4" w:space="0" w:color="auto"/>
+          <w:bottom w:val="single" w:sz="4" w:space="0" w:color="auto"/>
+          <w:right w:val="single" w:sz="4" w:space="0" w:color="auto"/>
+          <w:insideH w:val="single" w:sz="4" w:space="0" w:color="auto"/>
+          <w:insideV w:val="single" w:sz="4" w:space="0" w:color="auto"/>
+        </w:tblBorders>
+        <w:tblCellMar>
+          <w:left w:w="10" w:type="dxa"/>
+          <w:right w:w="10" w:type="dxa"/>
+        </w:tblCellMar>
+        <w:tblLook w:val="04A0" w:firstRow="1" w:lastRow="0" w:firstColumn="1" w:lastColumn="0" w:noHBand="0" w:noVBand="1"/>
+      </w:tblPr>
+      <w:tblGrid>
+        <w:gridCol w:w="1457"/>
+        <w:gridCol w:w="1457"/>
+        <w:gridCol w:w="1457"/>
+        <w:gridCol w:w="1457"/>
+        <w:gridCol w:w="1457"/>
+        <w:gridCol w:w="1458"/>
+      </w:tblGrid>
+      <w:tr>
+        <w:trPr>
+          <w:cantSplit/>
+          <w:tblHeader/>
+        </w:trPr>
+        <w:tc>
+          <w:tcPr>
+            <w:tcW w:w="1457" w:type="dxa"/>
+            <w:shd w:val="clear" w:color="auto" w:fill="D9E2F3"/>
+            <w:tcMar>
+              <w:top w:w="60" w:type="dxa"/>
+              <w:left w:w="90" w:type="dxa"/>
+              <w:bottom w:w="60" w:type="dxa"/>
+              <w:right w:w="90" w:type="dxa"/>
+            </w:tcMar>
+          </w:tcPr>
+          <w:p>
+            <w:r>
+              <w:rPr>
+                <w:b/>
+                <w:bCs/>
+                <w:sz w:val="22"/>
+                <w:szCs w:val="22"/>
+              </w:rPr>
+              <w:t xml:space="preserve">Rujukan</w:t>
+            </w:r>
+          </w:p>
+        </w:tc>
+        <w:tc>
+          <w:tcPr>
+            <w:tcW w:w="1457" w:type="dxa"/>
+            <w:shd w:val="clear" w:color="auto" w:fill="D9E2F3"/>
+            <w:tcMar>
+              <w:top w:w="60" w:type="dxa"/>
+              <w:left w:w="90" w:type="dxa"/>
+              <w:bottom w:w="60" w:type="dxa"/>
+              <w:right w:w="90" w:type="dxa"/>
+            </w:tcMar>
+          </w:tcPr>
+          <w:p>
+            <w:r>
+              <w:rPr>
+                <w:b/>
+                <w:bCs/>
+                <w:sz w:val="22"/>
+                <w:szCs w:val="22"/>
+              </w:rPr>
+              <w:t xml:space="preserve">Terpenuhi</w:t>
+            </w:r>
+          </w:p>
+        </w:tc>
+        <w:tc>
+          <w:tcPr>
+            <w:tcW w:w="1457" w:type="dxa"/>
+            <w:shd w:val="clear" w:color="auto" w:fill="D9E2F3"/>
+            <w:tcMar>
+              <w:top w:w="60" w:type="dxa"/>
+              <w:left w:w="90" w:type="dxa"/>
+              <w:bottom w:w="60" w:type="dxa"/>
+              <w:right w:w="90" w:type="dxa"/>
+            </w:tcMar>
+          </w:tcPr>
+          <w:p>
+            <w:r>
+              <w:rPr>
+                <w:b/>
+                <w:bCs/>
+                <w:sz w:val="22"/>
+                <w:szCs w:val="22"/>
+              </w:rPr>
+              <w:t xml:space="preserve">Sebagian</w:t>
+            </w:r>
+          </w:p>
+        </w:tc>
+        <w:tc>
+          <w:tcPr>
+            <w:tcW w:w="1457" w:type="dxa"/>
+            <w:shd w:val="clear" w:color="auto" w:fill="D9E2F3"/>
+            <w:tcMar>
+              <w:top w:w="60" w:type="dxa"/>
+              <w:left w:w="90" w:type="dxa"/>
+              <w:bottom w:w="60" w:type="dxa"/>
+              <w:right w:w="90" w:type="dxa"/>
+            </w:tcMar>
+          </w:tcPr>
+          <w:p>
+            <w:r>
+              <w:rPr>
+                <w:b/>
+                <w:bCs/>
+                <w:sz w:val="22"/>
+                <w:szCs w:val="22"/>
+              </w:rPr>
+              <w:t xml:space="preserve">Dikecualikan</w:t>
+            </w:r>
+          </w:p>
+        </w:tc>
+        <w:tc>
+          <w:tcPr>
+            <w:tcW w:w="1457" w:type="dxa"/>
+            <w:shd w:val="clear" w:color="auto" w:fill="D9E2F3"/>
+            <w:tcMar>
+              <w:top w:w="60" w:type="dxa"/>
+              <w:left w:w="90" w:type="dxa"/>
+              <w:bottom w:w="60" w:type="dxa"/>
+              <w:right w:w="90" w:type="dxa"/>
+            </w:tcMar>
+          </w:tcPr>
+          <w:p>
+            <w:r>
+              <w:rPr>
+                <w:b/>
+                <w:bCs/>
+                <w:sz w:val="22"/>
+                <w:szCs w:val="22"/>
+              </w:rPr>
+              <w:t xml:space="preserve">Belum dinilai</w:t>
+            </w:r>
+          </w:p>
+        </w:tc>
+        <w:tc>
+          <w:tcPr>
+            <w:tcW w:w="1458" w:type="dxa"/>
+            <w:shd w:val="clear" w:color="auto" w:fill="D9E2F3"/>
+            <w:tcMar>
+              <w:top w:w="60" w:type="dxa"/>
+              <w:left w:w="90" w:type="dxa"/>
+              <w:bottom w:w="60" w:type="dxa"/>
+              <w:right w:w="90" w:type="dxa"/>
+            </w:tcMar>
+          </w:tcPr>
+          <w:p>
+            <w:r>
+              <w:rPr>
+                <w:b/>
+                <w:bCs/>
+                <w:sz w:val="22"/>
+                <w:szCs w:val="22"/>
+              </w:rPr>
+              <w:t xml:space="preserve">Total</w:t>
+            </w:r>
+          </w:p>
+        </w:tc>
+      </w:tr>
+      <w:tr>
+        <w:trPr>
+          <w:cantSplit/>
+        </w:trPr>
+        <w:tc>
+          <w:tcPr>
+            <w:tcW w:w="1457" w:type="dxa"/>
+            <w:tcMar>
+              <w:top w:w="60" w:type="dxa"/>
+              <w:left w:w="90" w:type="dxa"/>
+              <w:bottom w:w="60" w:type="dxa"/>
+              <w:right w:w="90" w:type="dxa"/>
+            </w:tcMar>
+          </w:tcPr>
+          <w:p>
+            <w:r>
+              <w:rPr>
+                <w:sz w:val="22"/>
+                <w:szCs w:val="22"/>
+              </w:rPr>
+              <w:t xml:space="preserve">ISO/IEC 20248:2022</w:t>
+            </w:r>
+          </w:p>
+        </w:tc>
+        <w:tc>
+          <w:tcPr>
+            <w:tcW w:w="1457" w:type="dxa"/>
+            <w:tcMar>
+              <w:top w:w="60" w:type="dxa"/>
+              <w:left w:w="90" w:type="dxa"/>
+              <w:bottom w:w="60" w:type="dxa"/>
+              <w:right w:w="90" w:type="dxa"/>
+            </w:tcMar>
+          </w:tcPr>
+          <w:p>
+            <w:r>
+              <w:rPr>
+                <w:sz w:val="22"/>
+                <w:szCs w:val="22"/>
+              </w:rPr>
+              <w:t xml:space="preserve">11</w:t>
+            </w:r>
+          </w:p>
+        </w:tc>
+        <w:tc>
+          <w:tcPr>
+            <w:tcW w:w="1457" w:type="dxa"/>
+            <w:tcMar>
+              <w:top w:w="60" w:type="dxa"/>
+              <w:left w:w="90" w:type="dxa"/>
+              <w:bottom w:w="60" w:type="dxa"/>
+              <w:right w:w="90" w:type="dxa"/>
+            </w:tcMar>
+          </w:tcPr>
+          <w:p>
+            <w:r>
+              <w:rPr>
+                <w:sz w:val="22"/>
+                <w:szCs w:val="22"/>
+              </w:rPr>
+              <w:t xml:space="preserve">2</w:t>
+            </w:r>
+          </w:p>
+        </w:tc>
+        <w:tc>
+          <w:tcPr>
+            <w:tcW w:w="1457" w:type="dxa"/>
+            <w:tcMar>
+              <w:top w:w="60" w:type="dxa"/>
+              <w:left w:w="90" w:type="dxa"/>
+              <w:bottom w:w="60" w:type="dxa"/>
+              <w:right w:w="90" w:type="dxa"/>
+            </w:tcMar>
+          </w:tcPr>
+          <w:p>
+            <w:r>
+              <w:rPr>
+                <w:sz w:val="22"/>
+                <w:szCs w:val="22"/>
+              </w:rPr>
+              <w:t xml:space="preserve">2</w:t>
+            </w:r>
+          </w:p>
+        </w:tc>
+        <w:tc>
+          <w:tcPr>
+            <w:tcW w:w="1457" w:type="dxa"/>
+            <w:tcMar>
+              <w:top w:w="60" w:type="dxa"/>
+              <w:left w:w="90" w:type="dxa"/>
+              <w:bottom w:w="60" w:type="dxa"/>
+              <w:right w:w="90" w:type="dxa"/>
+            </w:tcMar>
+          </w:tcPr>
+          <w:p>
+            <w:r>
+              <w:rPr>
+                <w:sz w:val="22"/>
+                <w:szCs w:val="22"/>
+              </w:rPr>
+              <w:t xml:space="preserve">0</w:t>
+            </w:r>
+          </w:p>
+        </w:tc>
+        <w:tc>
+          <w:tcPr>
+            <w:tcW w:w="1458" w:type="dxa"/>
+            <w:tcMar>
+              <w:top w:w="60" w:type="dxa"/>
+              <w:left w:w="90" w:type="dxa"/>
+              <w:bottom w:w="60" w:type="dxa"/>
+              <w:right w:w="90" w:type="dxa"/>
+            </w:tcMar>
+          </w:tcPr>
+          <w:p>
+            <w:r>
+              <w:rPr>
+                <w:sz w:val="22"/>
+                <w:szCs w:val="22"/>
+              </w:rPr>
+              <w:t xml:space="preserve">15</w:t>
+            </w:r>
+          </w:p>
+        </w:tc>
+      </w:tr>
+      <w:tr>
+        <w:trPr>
+          <w:cantSplit/>
+        </w:trPr>
+        <w:tc>
+          <w:tcPr>
+            <w:tcW w:w="1457" w:type="dxa"/>
+            <w:tcMar>
+              <w:top w:w="60" w:type="dxa"/>
+              <w:left w:w="90" w:type="dxa"/>
+              <w:bottom w:w="60" w:type="dxa"/>
+              <w:right w:w="90" w:type="dxa"/>
+            </w:tcMar>
+          </w:tcPr>
+          <w:p>
+            <w:r>
+              <w:rPr>
+                <w:sz w:val="22"/>
+                <w:szCs w:val="22"/>
+              </w:rPr>
+              <w:t xml:space="preserve">NIST SP 800-57</w:t>
+            </w:r>
+          </w:p>
+        </w:tc>
+        <w:tc>
+          <w:tcPr>
+            <w:tcW w:w="1457" w:type="dxa"/>
+            <w:tcMar>
+              <w:top w:w="60" w:type="dxa"/>
+              <w:left w:w="90" w:type="dxa"/>
+              <w:bottom w:w="60" w:type="dxa"/>
+              <w:right w:w="90" w:type="dxa"/>
+            </w:tcMar>
+          </w:tcPr>
+          <w:p>
+            <w:r>
+              <w:rPr>
+                <w:sz w:val="22"/>
+                <w:szCs w:val="22"/>
+              </w:rPr>
+              <w:t xml:space="preserve">8</w:t>
+            </w:r>
+          </w:p>
+        </w:tc>
+        <w:tc>
+          <w:tcPr>
+            <w:tcW w:w="1457" w:type="dxa"/>
+            <w:tcMar>
+              <w:top w:w="60" w:type="dxa"/>
+              <w:left w:w="90" w:type="dxa"/>
+              <w:bottom w:w="60" w:type="dxa"/>
+              <w:right w:w="90" w:type="dxa"/>
+            </w:tcMar>
+          </w:tcPr>
+          <w:p>
+            <w:r>
+              <w:rPr>
+                <w:sz w:val="22"/>
+                <w:szCs w:val="22"/>
+              </w:rPr>
+              <w:t xml:space="preserve">2</w:t>
+            </w:r>
+          </w:p>
+        </w:tc>
+        <w:tc>
+          <w:tcPr>
+            <w:tcW w:w="1457" w:type="dxa"/>
+            <w:tcMar>
+              <w:top w:w="60" w:type="dxa"/>
+              <w:left w:w="90" w:type="dxa"/>
+              <w:bottom w:w="60" w:type="dxa"/>
+              <w:right w:w="90" w:type="dxa"/>
+            </w:tcMar>
+          </w:tcPr>
+          <w:p>
+            <w:r>
+              <w:rPr>
+                <w:sz w:val="22"/>
+                <w:szCs w:val="22"/>
+              </w:rPr>
+              <w:t xml:space="preserve">1</w:t>
+            </w:r>
+          </w:p>
+        </w:tc>
+        <w:tc>
+          <w:tcPr>
+            <w:tcW w:w="1457" w:type="dxa"/>
+            <w:tcMar>
+              <w:top w:w="60" w:type="dxa"/>
+              <w:left w:w="90" w:type="dxa"/>
+              <w:bottom w:w="60" w:type="dxa"/>
+              <w:right w:w="90" w:type="dxa"/>
+            </w:tcMar>
+          </w:tcPr>
+          <w:p>
+            <w:r>
+              <w:rPr>
+                <w:sz w:val="22"/>
+                <w:szCs w:val="22"/>
+              </w:rPr>
+              <w:t xml:space="preserve">1</w:t>
+            </w:r>
+          </w:p>
+        </w:tc>
+        <w:tc>
+          <w:tcPr>
+            <w:tcW w:w="1458" w:type="dxa"/>
+            <w:tcMar>
+              <w:top w:w="60" w:type="dxa"/>
+              <w:left w:w="90" w:type="dxa"/>
+              <w:bottom w:w="60" w:type="dxa"/>
+              <w:right w:w="90" w:type="dxa"/>
+            </w:tcMar>
+          </w:tcPr>
+          <w:p>
+            <w:r>
+              <w:rPr>
+                <w:sz w:val="22"/>
+                <w:szCs w:val="22"/>
+              </w:rPr>
+              <w:t xml:space="preserve">12</w:t>
+            </w:r>
+          </w:p>
+        </w:tc>
+      </w:tr>
+      <w:tr>
+        <w:trPr>
+          <w:cantSplit/>
+        </w:trPr>
+        <w:tc>
+          <w:tcPr>
+            <w:tcW w:w="1457" w:type="dxa"/>
+            <w:tcMar>
+              <w:top w:w="60" w:type="dxa"/>
+              <w:left w:w="90" w:type="dxa"/>
+              <w:bottom w:w="60" w:type="dxa"/>
+              <w:right w:w="90" w:type="dxa"/>
+            </w:tcMar>
+          </w:tcPr>
+          <w:p>
+            <w:r>
+              <w:rPr>
+                <w:sz w:val="22"/>
+                <w:szCs w:val="22"/>
+              </w:rPr>
+              <w:t xml:space="preserve">Jumlah</w:t>
+            </w:r>
+          </w:p>
+        </w:tc>
+        <w:tc>
+          <w:tcPr>
+            <w:tcW w:w="1457" w:type="dxa"/>
+            <w:tcMar>
+              <w:top w:w="60" w:type="dxa"/>
+              <w:left w:w="90" w:type="dxa"/>
+              <w:bottom w:w="60" w:type="dxa"/>
+              <w:right w:w="90" w:type="dxa"/>
+            </w:tcMar>
+          </w:tcPr>
+          <w:p>
+            <w:r>
+              <w:rPr>
+                <w:sz w:val="22"/>
+                <w:szCs w:val="22"/>
+              </w:rPr>
+              <w:t xml:space="preserve">19</w:t>
+            </w:r>
+          </w:p>
+        </w:tc>
+        <w:tc>
+          <w:tcPr>
+            <w:tcW w:w="1457" w:type="dxa"/>
+            <w:tcMar>
+              <w:top w:w="60" w:type="dxa"/>
+              <w:left w:w="90" w:type="dxa"/>
+              <w:bottom w:w="60" w:type="dxa"/>
+              <w:right w:w="90" w:type="dxa"/>
+            </w:tcMar>
+          </w:tcPr>
+          <w:p>
+            <w:r>
+              <w:rPr>
+                <w:sz w:val="22"/>
+                <w:szCs w:val="22"/>
+              </w:rPr>
+              <w:t xml:space="preserve">4</w:t>
+            </w:r>
+          </w:p>
+        </w:tc>
+        <w:tc>
+          <w:tcPr>
+            <w:tcW w:w="1457" w:type="dxa"/>
+            <w:tcMar>
+              <w:top w:w="60" w:type="dxa"/>
+              <w:left w:w="90" w:type="dxa"/>
+              <w:bottom w:w="60" w:type="dxa"/>
+              <w:right w:w="90" w:type="dxa"/>
+            </w:tcMar>
+          </w:tcPr>
+          <w:p>
+            <w:r>
+              <w:rPr>
+                <w:sz w:val="22"/>
+                <w:szCs w:val="22"/>
+              </w:rPr>
+              <w:t xml:space="preserve">3</w:t>
+            </w:r>
+          </w:p>
+        </w:tc>
+        <w:tc>
+          <w:tcPr>
+            <w:tcW w:w="1457" w:type="dxa"/>
+            <w:tcMar>
+              <w:top w:w="60" w:type="dxa"/>
+              <w:left w:w="90" w:type="dxa"/>
+              <w:bottom w:w="60" w:type="dxa"/>
+              <w:right w:w="90" w:type="dxa"/>
+            </w:tcMar>
+          </w:tcPr>
+          <w:p>
+            <w:r>
+              <w:rPr>
+                <w:sz w:val="22"/>
+                <w:szCs w:val="22"/>
+              </w:rPr>
+              <w:t xml:space="preserve">1</w:t>
+            </w:r>
+          </w:p>
+        </w:tc>
+        <w:tc>
+          <w:tcPr>
+            <w:tcW w:w="1458" w:type="dxa"/>
+            <w:tcMar>
+              <w:top w:w="60" w:type="dxa"/>
+              <w:left w:w="90" w:type="dxa"/>
+              <w:bottom w:w="60" w:type="dxa"/>
+              <w:right w:w="90" w:type="dxa"/>
+            </w:tcMar>
+          </w:tcPr>
+          <w:p>
+            <w:r>
+              <w:rPr>
+                <w:sz w:val="22"/>
+                <w:szCs w:val="22"/>
+              </w:rPr>
+              <w:t xml:space="preserve">27</w:t>
+            </w:r>
+          </w:p>
+        </w:tc>
+      </w:tr>
+    </w:tbl>
+    <w:p>
+      <w:pPr>
+        <w:spacing w:after="120" w:line="276" w:lineRule="auto"/>
+        <w:jc w:val="both"/>
+      </w:pPr>
+      <w:r>
+        <w:t xml:space="preserve">Tiga pengecualian diuraikan berikut, masing-masing disertai alasan, konsekuensi, dan prasyarat pemenuhannya. Ketiganya bersifat struktural; tidak ada pengecualian yang berasal dari cacat implementasi.</w:t>
+      </w:r>
+    </w:p>
+    <w:p>
+      <w:pPr>
+        <w:pStyle w:val="TOC1"/>
+        <w:tabs>
+          <w:tab w:val="right" w:leader="dot" w:pos="8766"/>
+        </w:tabs>
+      </w:pPr>
+      <w:r>
+        <w:t xml:space="preserve">Tabel L7.4. Pengecualian kepatuhan beserta alasan dan prasyarat pemenuhannya.</w:t>
+      </w:r>
+    </w:p>
+    <w:tbl>
+      <w:tblPr>
+        <w:tblW w:w="8642" w:type="dxa"/>
+        <w:tblBorders>
+          <w:top w:val="single" w:sz="4" w:space="0" w:color="auto"/>
+          <w:left w:val="single" w:sz="4" w:space="0" w:color="auto"/>
+          <w:bottom w:val="single" w:sz="4" w:space="0" w:color="auto"/>
+          <w:right w:val="single" w:sz="4" w:space="0" w:color="auto"/>
+          <w:insideH w:val="single" w:sz="4" w:space="0" w:color="auto"/>
+          <w:insideV w:val="single" w:sz="4" w:space="0" w:color="auto"/>
+        </w:tblBorders>
+        <w:tblCellMar>
+          <w:left w:w="10" w:type="dxa"/>
+          <w:right w:w="10" w:type="dxa"/>
+        </w:tblCellMar>
+        <w:tblLook w:val="04A0" w:firstRow="1" w:lastRow="0" w:firstColumn="1" w:lastColumn="0" w:noHBand="0" w:noVBand="1"/>
+      </w:tblPr>
+      <w:tblGrid>
+        <w:gridCol w:w="2185"/>
+        <w:gridCol w:w="2185"/>
+        <w:gridCol w:w="2185"/>
+        <w:gridCol w:w="2188"/>
+      </w:tblGrid>
+      <w:tr>
+        <w:trPr>
+          <w:cantSplit/>
+          <w:tblHeader/>
+        </w:trPr>
+        <w:tc>
+          <w:tcPr>
+            <w:tcW w:w="2185" w:type="dxa"/>
+            <w:shd w:val="clear" w:color="auto" w:fill="D9E2F3"/>
+            <w:tcMar>
+              <w:top w:w="60" w:type="dxa"/>
+              <w:left w:w="90" w:type="dxa"/>
+              <w:bottom w:w="60" w:type="dxa"/>
+              <w:right w:w="90" w:type="dxa"/>
+            </w:tcMar>
+          </w:tcPr>
+          <w:p>
+            <w:r>
+              <w:rPr>
+                <w:b/>
+                <w:bCs/>
+                <w:sz w:val="22"/>
+                <w:szCs w:val="22"/>
+              </w:rPr>
+              <w:t xml:space="preserve">Kode</w:t>
+            </w:r>
+          </w:p>
+        </w:tc>
+        <w:tc>
+          <w:tcPr>
+            <w:tcW w:w="2185" w:type="dxa"/>
+            <w:shd w:val="clear" w:color="auto" w:fill="D9E2F3"/>
+            <w:tcMar>
+              <w:top w:w="60" w:type="dxa"/>
+              <w:left w:w="90" w:type="dxa"/>
+              <w:bottom w:w="60" w:type="dxa"/>
+              <w:right w:w="90" w:type="dxa"/>
+            </w:tcMar>
+          </w:tcPr>
+          <w:p>
+            <w:r>
+              <w:rPr>
+                <w:b/>
+                <w:bCs/>
+                <w:sz w:val="22"/>
+                <w:szCs w:val="22"/>
+              </w:rPr>
+              <w:t xml:space="preserve">Pengecualian</w:t>
+            </w:r>
+          </w:p>
+        </w:tc>
+        <w:tc>
+          <w:tcPr>
+            <w:tcW w:w="2185" w:type="dxa"/>
+            <w:shd w:val="clear" w:color="auto" w:fill="D9E2F3"/>
+            <w:tcMar>
+              <w:top w:w="60" w:type="dxa"/>
+              <w:left w:w="90" w:type="dxa"/>
+              <w:bottom w:w="60" w:type="dxa"/>
+              <w:right w:w="90" w:type="dxa"/>
+            </w:tcMar>
+          </w:tcPr>
+          <w:p>
+            <w:r>
+              <w:rPr>
+                <w:b/>
+                <w:bCs/>
+                <w:sz w:val="22"/>
+                <w:szCs w:val="22"/>
+              </w:rPr>
+              <w:t xml:space="preserve">Alasan</w:t>
+            </w:r>
+          </w:p>
+        </w:tc>
+        <w:tc>
+          <w:tcPr>
+            <w:tcW w:w="2188" w:type="dxa"/>
+            <w:shd w:val="clear" w:color="auto" w:fill="D9E2F3"/>
+            <w:tcMar>
+              <w:top w:w="60" w:type="dxa"/>
+              <w:left w:w="90" w:type="dxa"/>
+              <w:bottom w:w="60" w:type="dxa"/>
+              <w:right w:w="90" w:type="dxa"/>
+            </w:tcMar>
+          </w:tcPr>
+          <w:p>
+            <w:r>
+              <w:rPr>
+                <w:b/>
+                <w:bCs/>
+                <w:sz w:val="22"/>
+                <w:szCs w:val="22"/>
+              </w:rPr>
+              <w:t xml:space="preserve">Prasyarat pemenuhan</w:t>
+            </w:r>
+          </w:p>
+        </w:tc>
+      </w:tr>
+      <w:tr>
+        <w:trPr>
+          <w:cantSplit/>
+        </w:trPr>
+        <w:tc>
+          <w:tcPr>
+            <w:tcW w:w="2185" w:type="dxa"/>
+            <w:tcMar>
+              <w:top w:w="60" w:type="dxa"/>
+              <w:left w:w="90" w:type="dxa"/>
+              <w:bottom w:w="60" w:type="dxa"/>
+              <w:right w:w="90" w:type="dxa"/>
+            </w:tcMar>
+          </w:tcPr>
+          <w:p>
+            <w:r>
+              <w:rPr>
+                <w:sz w:val="22"/>
+                <w:szCs w:val="22"/>
+              </w:rPr>
+              <w:t xml:space="preserve">E-1</w:t>
+            </w:r>
+          </w:p>
+        </w:tc>
+        <w:tc>
+          <w:tcPr>
+            <w:tcW w:w="2185" w:type="dxa"/>
+            <w:tcMar>
+              <w:top w:w="60" w:type="dxa"/>
+              <w:left w:w="90" w:type="dxa"/>
+              <w:bottom w:w="60" w:type="dxa"/>
+              <w:right w:w="90" w:type="dxa"/>
+            </w:tcMar>
+          </w:tcPr>
+          <w:p>
+            <w:r>
+              <w:rPr>
+                <w:sz w:val="22"/>
+                <w:szCs w:val="22"/>
+              </w:rPr>
+              <w:t xml:space="preserve">Verifikasi luring mandiri tidak tersedia</w:t>
+            </w:r>
+          </w:p>
+        </w:tc>
+        <w:tc>
+          <w:tcPr>
+            <w:tcW w:w="2185" w:type="dxa"/>
+            <w:tcMar>
+              <w:top w:w="60" w:type="dxa"/>
+              <w:left w:w="90" w:type="dxa"/>
+              <w:bottom w:w="60" w:type="dxa"/>
+              <w:right w:w="90" w:type="dxa"/>
+            </w:tcMar>
+          </w:tcPr>
+          <w:p>
+            <w:r>
+              <w:rPr>
+                <w:sz w:val="22"/>
+                <w:szCs w:val="22"/>
+              </w:rPr>
+              <w:t xml:space="preserve">QR memuat tautan pendek, bukan payload penuh. Memuat payload penuh akan mendorong QR melewati versi 10 sehingga keterbacaan pada media cetak menurun, berlawanan dengan tujuan efisiensi penelitian.</w:t>
+            </w:r>
+          </w:p>
+        </w:tc>
+        <w:tc>
+          <w:tcPr>
+            <w:tcW w:w="2188" w:type="dxa"/>
+            <w:tcMar>
+              <w:top w:w="60" w:type="dxa"/>
+              <w:left w:w="90" w:type="dxa"/>
+              <w:bottom w:w="60" w:type="dxa"/>
+              <w:right w:w="90" w:type="dxa"/>
+            </w:tcMar>
+          </w:tcPr>
+          <w:p>
+            <w:r>
+              <w:rPr>
+                <w:sz w:val="22"/>
+                <w:szCs w:val="22"/>
+              </w:rPr>
+              <w:t xml:space="preserve">QR berpayload penuh, distribusi kunci publik berbasis X.509/PKI, dan aplikasi verifier terpisah.</w:t>
+            </w:r>
+          </w:p>
+        </w:tc>
+      </w:tr>
+      <w:tr>
+        <w:trPr>
+          <w:cantSplit/>
+        </w:trPr>
+        <w:tc>
+          <w:tcPr>
+            <w:tcW w:w="2185" w:type="dxa"/>
+            <w:tcMar>
+              <w:top w:w="60" w:type="dxa"/>
+              <w:left w:w="90" w:type="dxa"/>
+              <w:bottom w:w="60" w:type="dxa"/>
+              <w:right w:w="90" w:type="dxa"/>
+            </w:tcMar>
+          </w:tcPr>
+          <w:p>
+            <w:r>
+              <w:rPr>
+                <w:sz w:val="22"/>
+                <w:szCs w:val="22"/>
+              </w:rPr>
+              <w:t xml:space="preserve">E-2</w:t>
+            </w:r>
+          </w:p>
+        </w:tc>
+        <w:tc>
+          <w:tcPr>
+            <w:tcW w:w="2185" w:type="dxa"/>
+            <w:tcMar>
+              <w:top w:w="60" w:type="dxa"/>
+              <w:left w:w="90" w:type="dxa"/>
+              <w:bottom w:w="60" w:type="dxa"/>
+              <w:right w:w="90" w:type="dxa"/>
+            </w:tcMar>
+          </w:tcPr>
+          <w:p>
+            <w:r>
+              <w:rPr>
+                <w:sz w:val="22"/>
+                <w:szCs w:val="22"/>
+              </w:rPr>
+              <w:t xml:space="preserve">Ukuran tanda tangan melampaui rekomendasi Lampiran C</w:t>
+            </w:r>
+          </w:p>
+        </w:tc>
+        <w:tc>
+          <w:tcPr>
+            <w:tcW w:w="2185" w:type="dxa"/>
+            <w:tcMar>
+              <w:top w:w="60" w:type="dxa"/>
+              <w:left w:w="90" w:type="dxa"/>
+              <w:bottom w:w="60" w:type="dxa"/>
+              <w:right w:w="90" w:type="dxa"/>
+            </w:tcMar>
+          </w:tcPr>
+          <w:p>
+            <w:r>
+              <w:rPr>
+                <w:sz w:val="22"/>
+                <w:szCs w:val="22"/>
+              </w:rPr>
+              <w:t xml:space="preserve">RSA-PSS 2048 bit menghasilkan 2.048 bit tanda tangan, empat kali rekomendasi 512 bit. Keputusan desain yang disengaja dengan memprioritaskan kekuatan keamanan 112 bit; RSA-PSS adalah objek penelitian sehingga penggantian algoritma akan meniadakan pertanyaan penelitiannya.</w:t>
+            </w:r>
+          </w:p>
+        </w:tc>
+        <w:tc>
+          <w:tcPr>
+            <w:tcW w:w="2188" w:type="dxa"/>
+            <w:tcMar>
+              <w:top w:w="60" w:type="dxa"/>
+              <w:left w:w="90" w:type="dxa"/>
+              <w:bottom w:w="60" w:type="dxa"/>
+              <w:right w:w="90" w:type="dxa"/>
+            </w:tcMar>
+          </w:tcPr>
+          <w:p>
+            <w:r>
+              <w:rPr>
+                <w:sz w:val="22"/>
+                <w:szCs w:val="22"/>
+              </w:rPr>
+              <w:t xml:space="preserve">Tidak dapat dipenuhi tanpa mengganti skema tanda tangan, misalnya ke ECDSA P-256 yang menghasilkan 64 byte.</w:t>
+            </w:r>
+          </w:p>
+        </w:tc>
+      </w:tr>
+      <w:tr>
+        <w:trPr>
+          <w:cantSplit/>
+        </w:trPr>
+        <w:tc>
+          <w:tcPr>
+            <w:tcW w:w="2185" w:type="dxa"/>
+            <w:tcMar>
+              <w:top w:w="60" w:type="dxa"/>
+              <w:left w:w="90" w:type="dxa"/>
+              <w:bottom w:w="60" w:type="dxa"/>
+              <w:right w:w="90" w:type="dxa"/>
+            </w:tcMar>
+          </w:tcPr>
+          <w:p>
+            <w:r>
+              <w:rPr>
+                <w:sz w:val="22"/>
+                <w:szCs w:val="22"/>
+              </w:rPr>
+              <w:t xml:space="preserve">E-3</w:t>
+            </w:r>
+          </w:p>
+        </w:tc>
+        <w:tc>
+          <w:tcPr>
+            <w:tcW w:w="2185" w:type="dxa"/>
+            <w:tcMar>
+              <w:top w:w="60" w:type="dxa"/>
+              <w:left w:w="90" w:type="dxa"/>
+              <w:bottom w:w="60" w:type="dxa"/>
+              <w:right w:w="90" w:type="dxa"/>
+            </w:tcMar>
+          </w:tcPr>
+          <w:p>
+            <w:r>
+              <w:rPr>
+                <w:sz w:val="22"/>
+                <w:szCs w:val="22"/>
+              </w:rPr>
+              <w:t xml:space="preserve">Kunci privat tidak pada modul kriptografis bersertifikat</w:t>
+            </w:r>
+          </w:p>
+        </w:tc>
+        <w:tc>
+          <w:tcPr>
+            <w:tcW w:w="2185" w:type="dxa"/>
+            <w:tcMar>
+              <w:top w:w="60" w:type="dxa"/>
+              <w:left w:w="90" w:type="dxa"/>
+              <w:bottom w:w="60" w:type="dxa"/>
+              <w:right w:w="90" w:type="dxa"/>
+            </w:tcMar>
+          </w:tcPr>
+          <w:p>
+            <w:r>
+              <w:rPr>
+                <w:sz w:val="22"/>
+                <w:szCs w:val="22"/>
+              </w:rPr>
+              <w:t xml:space="preserve">Kunci privat berupa berkas PEM bermode 0640 milik root grup www-data. Pengadaan Hardware Security Module bersertifikasi FIPS 140-3 berada di luar cakupan anggaran penelitian.</w:t>
+            </w:r>
+          </w:p>
+        </w:tc>
+        <w:tc>
+          <w:tcPr>
+            <w:tcW w:w="2188" w:type="dxa"/>
+            <w:tcMar>
+              <w:top w:w="60" w:type="dxa"/>
+              <w:left w:w="90" w:type="dxa"/>
+              <w:bottom w:w="60" w:type="dxa"/>
+              <w:right w:w="90" w:type="dxa"/>
+            </w:tcMar>
+          </w:tcPr>
+          <w:p>
+            <w:r>
+              <w:rPr>
+                <w:sz w:val="22"/>
+                <w:szCs w:val="22"/>
+              </w:rPr>
+              <w:t xml:space="preserve">Evaluasi dan pengadaan modul kriptografis bersertifikasi FIPS 140-3.</w:t>
+            </w:r>
+          </w:p>
+        </w:tc>
+      </w:tr>
+    </w:tbl>
+    <w:p>
+      <w:pPr>
+        <w:pStyle w:val="Heading2"/>
+        <w:spacing w:before="240" w:after="120"/>
+      </w:pPr>
+      <w:bookmarkStart w:id="3" w:name="_Toc238633429"/>
+      <w:r>
+        <w:t xml:space="preserve">Lampiran 8. Skrip Program Pendukung</w:t>
+      </w:r>
+      <w:bookmarkEnd w:id="3"/>
+    </w:p>
+    <w:p>
+      <w:pPr>
+        <w:spacing w:after="120" w:line="276" w:lineRule="auto"/>
+        <w:jc w:val="both"/>
+      </w:pPr>
+      <w:r>
+        <w:t xml:space="preserve">Seluruh skrip yang dipakai penelitian ini disertakan pada arsip perangkat lunak Zenodo dan dapat dijalankan ulang. Enam berkas dikelompokkan menjadi dua: perangkat pengukuran empiris dan perangkat pengujian beban. Isi ringkasnya disajikan pada tabel berikut, dan dua skrip terpenting bagi replikasi dimuat utuh.</w:t>
+      </w:r>
+    </w:p>
+    <w:p>
+      <w:pPr>
+        <w:pStyle w:val="TOC1"/>
+        <w:tabs>
+          <w:tab w:val="right" w:leader="dot" w:pos="8766"/>
+        </w:tabs>
+      </w:pPr>
+      <w:r>
+        <w:t xml:space="preserve">Tabel L8.1. Inventaris skrip pendukung.</w:t>
+      </w:r>
+    </w:p>
+    <w:tbl>
+      <w:tblPr>
+        <w:tblW w:w="8642" w:type="dxa"/>
+        <w:tblBorders>
+          <w:top w:val="single" w:sz="4" w:space="0" w:color="auto"/>
+          <w:left w:val="single" w:sz="4" w:space="0" w:color="auto"/>
+          <w:bottom w:val="single" w:sz="4" w:space="0" w:color="auto"/>
+          <w:right w:val="single" w:sz="4" w:space="0" w:color="auto"/>
+          <w:insideH w:val="single" w:sz="4" w:space="0" w:color="auto"/>
+          <w:insideV w:val="single" w:sz="4" w:space="0" w:color="auto"/>
+        </w:tblBorders>
+        <w:tblCellMar>
+          <w:left w:w="10" w:type="dxa"/>
+          <w:right w:w="10" w:type="dxa"/>
+        </w:tblCellMar>
+        <w:tblLook w:val="04A0" w:firstRow="1" w:lastRow="0" w:firstColumn="1" w:lastColumn="0" w:noHBand="0" w:noVBand="1"/>
+      </w:tblPr>
+      <w:tblGrid>
+        <w:gridCol w:w="2914"/>
+        <w:gridCol w:w="2914"/>
+        <w:gridCol w:w="2915"/>
+      </w:tblGrid>
+      <w:tr>
+        <w:trPr>
+          <w:cantSplit/>
+          <w:tblHeader/>
+        </w:trPr>
+        <w:tc>
+          <w:tcPr>
+            <w:tcW w:w="2914" w:type="dxa"/>
+            <w:shd w:val="clear" w:color="auto" w:fill="D9E2F3"/>
+            <w:tcMar>
+              <w:top w:w="60" w:type="dxa"/>
+              <w:left w:w="90" w:type="dxa"/>
+              <w:bottom w:w="60" w:type="dxa"/>
+              <w:right w:w="90" w:type="dxa"/>
+            </w:tcMar>
+          </w:tcPr>
+          <w:p>
+            <w:r>
+              <w:rPr>
+                <w:b/>
+                <w:bCs/>
+                <w:sz w:val="22"/>
+                <w:szCs w:val="22"/>
+              </w:rPr>
+              <w:t xml:space="preserve">Berkas</w:t>
+            </w:r>
+          </w:p>
+        </w:tc>
+        <w:tc>
+          <w:tcPr>
+            <w:tcW w:w="2914" w:type="dxa"/>
+            <w:shd w:val="clear" w:color="auto" w:fill="D9E2F3"/>
+            <w:tcMar>
+              <w:top w:w="60" w:type="dxa"/>
+              <w:left w:w="90" w:type="dxa"/>
+              <w:bottom w:w="60" w:type="dxa"/>
+              <w:right w:w="90" w:type="dxa"/>
+            </w:tcMar>
+          </w:tcPr>
+          <w:p>
+            <w:r>
+              <w:rPr>
+                <w:b/>
+                <w:bCs/>
+                <w:sz w:val="22"/>
+                <w:szCs w:val="22"/>
+              </w:rPr>
+              <w:t xml:space="preserve">Baris</w:t>
+            </w:r>
+          </w:p>
+        </w:tc>
+        <w:tc>
+          <w:tcPr>
+            <w:tcW w:w="2915" w:type="dxa"/>
+            <w:shd w:val="clear" w:color="auto" w:fill="D9E2F3"/>
+            <w:tcMar>
+              <w:top w:w="60" w:type="dxa"/>
+              <w:left w:w="90" w:type="dxa"/>
+              <w:bottom w:w="60" w:type="dxa"/>
+              <w:right w:w="90" w:type="dxa"/>
+            </w:tcMar>
+          </w:tcPr>
+          <w:p>
+            <w:r>
+              <w:rPr>
+                <w:b/>
+                <w:bCs/>
+                <w:sz w:val="22"/>
+                <w:szCs w:val="22"/>
+              </w:rPr>
+              <w:t xml:space="preserve">Fungsi</w:t>
+            </w:r>
+          </w:p>
+        </w:tc>
+      </w:tr>
+      <w:tr>
+        <w:trPr>
+          <w:cantSplit/>
+        </w:trPr>
+        <w:tc>
+          <w:tcPr>
+            <w:tcW w:w="2914" w:type="dxa"/>
+            <w:tcMar>
+              <w:top w:w="60" w:type="dxa"/>
+              <w:left w:w="90" w:type="dxa"/>
+              <w:bottom w:w="60" w:type="dxa"/>
+              <w:right w:w="90" w:type="dxa"/>
+            </w:tcMar>
+          </w:tcPr>
+          <w:p>
+            <w:r>
+              <w:rPr>
+                <w:sz w:val="22"/>
+                <w:szCs w:val="22"/>
+              </w:rPr>
+              <w:t xml:space="preserve">data-penelitian/harness_empiris.py</w:t>
+            </w:r>
+          </w:p>
+        </w:tc>
+        <w:tc>
+          <w:tcPr>
+            <w:tcW w:w="2914" w:type="dxa"/>
+            <w:tcMar>
+              <w:top w:w="60" w:type="dxa"/>
+              <w:left w:w="90" w:type="dxa"/>
+              <w:bottom w:w="60" w:type="dxa"/>
+              <w:right w:w="90" w:type="dxa"/>
+            </w:tcMar>
+          </w:tcPr>
+          <w:p>
+            <w:r>
+              <w:rPr>
+                <w:sz w:val="22"/>
+                <w:szCs w:val="22"/>
+              </w:rPr>
+              <w:t xml:space="preserve">354</w:t>
+            </w:r>
+          </w:p>
+        </w:tc>
+        <w:tc>
+          <w:tcPr>
+            <w:tcW w:w="2915" w:type="dxa"/>
+            <w:tcMar>
+              <w:top w:w="60" w:type="dxa"/>
+              <w:left w:w="90" w:type="dxa"/>
+              <w:bottom w:w="60" w:type="dxa"/>
+              <w:right w:w="90" w:type="dxa"/>
+            </w:tcMar>
+          </w:tcPr>
+          <w:p>
+            <w:r>
+              <w:rPr>
+                <w:sz w:val="22"/>
+                <w:szCs w:val="22"/>
+              </w:rPr>
+              <w:t xml:space="preserve">Harness pengukuran empiris empat skenario. Memodifikasi payload secara nyata lalu memanggil jalur verifikasi produksi; tidak ada keputusan deteksi yang diundi.</w:t>
+            </w:r>
+          </w:p>
+        </w:tc>
+      </w:tr>
+      <w:tr>
+        <w:trPr>
+          <w:cantSplit/>
+        </w:trPr>
+        <w:tc>
+          <w:tcPr>
+            <w:tcW w:w="2914" w:type="dxa"/>
+            <w:tcMar>
+              <w:top w:w="60" w:type="dxa"/>
+              <w:left w:w="90" w:type="dxa"/>
+              <w:bottom w:w="60" w:type="dxa"/>
+              <w:right w:w="90" w:type="dxa"/>
+            </w:tcMar>
+          </w:tcPr>
+          <w:p>
+            <w:r>
+              <w:rPr>
+                <w:sz w:val="22"/>
+                <w:szCs w:val="22"/>
+              </w:rPr>
+              <w:t xml:space="preserve">data-penelitian/uji_penguatan_validasi_semantik.py</w:t>
+            </w:r>
+          </w:p>
+        </w:tc>
+        <w:tc>
+          <w:tcPr>
+            <w:tcW w:w="2914" w:type="dxa"/>
+            <w:tcMar>
+              <w:top w:w="60" w:type="dxa"/>
+              <w:left w:w="90" w:type="dxa"/>
+              <w:bottom w:w="60" w:type="dxa"/>
+              <w:right w:w="90" w:type="dxa"/>
+            </w:tcMar>
+          </w:tcPr>
+          <w:p>
+            <w:r>
+              <w:rPr>
+                <w:sz w:val="22"/>
+                <w:szCs w:val="22"/>
+              </w:rPr>
+              <w:t xml:space="preserve">81</w:t>
+            </w:r>
+          </w:p>
+        </w:tc>
+        <w:tc>
+          <w:tcPr>
+            <w:tcW w:w="2915" w:type="dxa"/>
+            <w:tcMar>
+              <w:top w:w="60" w:type="dxa"/>
+              <w:left w:w="90" w:type="dxa"/>
+              <w:bottom w:w="60" w:type="dxa"/>
+              <w:right w:w="90" w:type="dxa"/>
+            </w:tcMar>
+          </w:tcPr>
+          <w:p>
+            <w:r>
+              <w:rPr>
+                <w:sz w:val="22"/>
+                <w:szCs w:val="22"/>
+              </w:rPr>
+              <w:t xml:space="preserve">Uji regresi 12 kasus atas penguatan validasi semantik, termasuk empat kasus yang memastikan QR sah berumur 0 sampai 6 hari tetap diterima.</w:t>
+            </w:r>
+          </w:p>
+        </w:tc>
+      </w:tr>
+      <w:tr>
+        <w:trPr>
+          <w:cantSplit/>
+        </w:trPr>
+        <w:tc>
+          <w:tcPr>
+            <w:tcW w:w="2914" w:type="dxa"/>
+            <w:tcMar>
+              <w:top w:w="60" w:type="dxa"/>
+              <w:left w:w="90" w:type="dxa"/>
+              <w:bottom w:w="60" w:type="dxa"/>
+              <w:right w:w="90" w:type="dxa"/>
+            </w:tcMar>
+          </w:tcPr>
+          <w:p>
+            <w:r>
+              <w:rPr>
+                <w:sz w:val="22"/>
+                <w:szCs w:val="22"/>
+              </w:rPr>
+              <w:t xml:space="preserve">data-penelitian/uji-beban/uji_kalibrasi.js</w:t>
+            </w:r>
+          </w:p>
+        </w:tc>
+        <w:tc>
+          <w:tcPr>
+            <w:tcW w:w="2914" w:type="dxa"/>
+            <w:tcMar>
+              <w:top w:w="60" w:type="dxa"/>
+              <w:left w:w="90" w:type="dxa"/>
+              <w:bottom w:w="60" w:type="dxa"/>
+              <w:right w:w="90" w:type="dxa"/>
+            </w:tcMar>
+          </w:tcPr>
+          <w:p>
+            <w:r>
+              <w:rPr>
+                <w:sz w:val="22"/>
+                <w:szCs w:val="22"/>
+              </w:rPr>
+              <w:t xml:space="preserve">32</w:t>
+            </w:r>
+          </w:p>
+        </w:tc>
+        <w:tc>
+          <w:tcPr>
+            <w:tcW w:w="2915" w:type="dxa"/>
+            <w:tcMar>
+              <w:top w:w="60" w:type="dxa"/>
+              <w:left w:w="90" w:type="dxa"/>
+              <w:bottom w:w="60" w:type="dxa"/>
+              <w:right w:w="90" w:type="dxa"/>
+            </w:tcMar>
+          </w:tcPr>
+          <w:p>
+            <w:r>
+              <w:rPr>
+                <w:sz w:val="22"/>
+                <w:szCs w:val="22"/>
+              </w:rPr>
+              <w:t xml:space="preserve">Kalibrasi pendahuluan k6, 50 pengguna virtual selama 30 detik, untuk memastikan komputer penguji bukan pembatasnya.</w:t>
+            </w:r>
+          </w:p>
+        </w:tc>
+      </w:tr>
+      <w:tr>
+        <w:trPr>
+          <w:cantSplit/>
+        </w:trPr>
+        <w:tc>
+          <w:tcPr>
+            <w:tcW w:w="2914" w:type="dxa"/>
+            <w:tcMar>
+              <w:top w:w="60" w:type="dxa"/>
+              <w:left w:w="90" w:type="dxa"/>
+              <w:bottom w:w="60" w:type="dxa"/>
+              <w:right w:w="90" w:type="dxa"/>
+            </w:tcMar>
+          </w:tcPr>
+          <w:p>
+            <w:r>
+              <w:rPr>
+                <w:sz w:val="22"/>
+                <w:szCs w:val="22"/>
+              </w:rPr>
+              <w:t xml:space="preserve">data-penelitian/uji-beban/uji_beban.js</w:t>
+            </w:r>
+          </w:p>
+        </w:tc>
+        <w:tc>
+          <w:tcPr>
+            <w:tcW w:w="2914" w:type="dxa"/>
+            <w:tcMar>
+              <w:top w:w="60" w:type="dxa"/>
+              <w:left w:w="90" w:type="dxa"/>
+              <w:bottom w:w="60" w:type="dxa"/>
+              <w:right w:w="90" w:type="dxa"/>
+            </w:tcMar>
+          </w:tcPr>
+          <w:p>
+            <w:r>
+              <w:rPr>
+                <w:sz w:val="22"/>
+                <w:szCs w:val="22"/>
+              </w:rPr>
+              <w:t xml:space="preserve">71</w:t>
+            </w:r>
+          </w:p>
+        </w:tc>
+        <w:tc>
+          <w:tcPr>
+            <w:tcW w:w="2915" w:type="dxa"/>
+            <w:tcMar>
+              <w:top w:w="60" w:type="dxa"/>
+              <w:left w:w="90" w:type="dxa"/>
+              <w:bottom w:w="60" w:type="dxa"/>
+              <w:right w:w="90" w:type="dxa"/>
+            </w:tcMar>
+          </w:tcPr>
+          <w:p>
+            <w:r>
+              <w:rPr>
+                <w:sz w:val="22"/>
+                <w:szCs w:val="22"/>
+              </w:rPr>
+              <w:t xml:space="preserve">Uji beban k6 empat tingkat: 100, 500, 1.000, dan 1.500 pengguna serentak, masing-masing 60 detik.</w:t>
+            </w:r>
+          </w:p>
+        </w:tc>
+      </w:tr>
+      <w:tr>
+        <w:trPr>
+          <w:cantSplit/>
+        </w:trPr>
+        <w:tc>
+          <w:tcPr>
+            <w:tcW w:w="2914" w:type="dxa"/>
+            <w:tcMar>
+              <w:top w:w="60" w:type="dxa"/>
+              <w:left w:w="90" w:type="dxa"/>
+              <w:bottom w:w="60" w:type="dxa"/>
+              <w:right w:w="90" w:type="dxa"/>
+            </w:tcMar>
+          </w:tcPr>
+          <w:p>
+            <w:r>
+              <w:rPr>
+                <w:sz w:val="22"/>
+                <w:szCs w:val="22"/>
+              </w:rPr>
+              <w:t xml:space="preserve">data-penelitian/uji-beban/buat_token.py</w:t>
+            </w:r>
+          </w:p>
+        </w:tc>
+        <w:tc>
+          <w:tcPr>
+            <w:tcW w:w="2914" w:type="dxa"/>
+            <w:tcMar>
+              <w:top w:w="60" w:type="dxa"/>
+              <w:left w:w="90" w:type="dxa"/>
+              <w:bottom w:w="60" w:type="dxa"/>
+              <w:right w:w="90" w:type="dxa"/>
+            </w:tcMar>
+          </w:tcPr>
+          <w:p>
+            <w:r>
+              <w:rPr>
+                <w:sz w:val="22"/>
+                <w:szCs w:val="22"/>
+              </w:rPr>
+              <w:t xml:space="preserve">28</w:t>
+            </w:r>
+          </w:p>
+        </w:tc>
+        <w:tc>
+          <w:tcPr>
+            <w:tcW w:w="2915" w:type="dxa"/>
+            <w:tcMar>
+              <w:top w:w="60" w:type="dxa"/>
+              <w:left w:w="90" w:type="dxa"/>
+              <w:bottom w:w="60" w:type="dxa"/>
+              <w:right w:w="90" w:type="dxa"/>
+            </w:tcMar>
+          </w:tcPr>
+          <w:p>
+            <w:r>
+              <w:rPr>
+                <w:sz w:val="22"/>
+                <w:szCs w:val="22"/>
+              </w:rPr>
+              <w:t xml:space="preserve">Pembangkit kumpulan token verifikasi sekali pakai pada lingkungan uji.</w:t>
+            </w:r>
+          </w:p>
+        </w:tc>
+      </w:tr>
+      <w:tr>
+        <w:trPr>
+          <w:cantSplit/>
+        </w:trPr>
+        <w:tc>
+          <w:tcPr>
+            <w:tcW w:w="2914" w:type="dxa"/>
+            <w:tcMar>
+              <w:top w:w="60" w:type="dxa"/>
+              <w:left w:w="90" w:type="dxa"/>
+              <w:bottom w:w="60" w:type="dxa"/>
+              <w:right w:w="90" w:type="dxa"/>
+            </w:tcMar>
+          </w:tcPr>
+          <w:p>
+            <w:r>
+              <w:rPr>
+                <w:sz w:val="22"/>
+                <w:szCs w:val="22"/>
+              </w:rPr>
+              <w:t xml:space="preserve">data-penelitian/uji-beban/lengkapi_rekaman_qr.py</w:t>
+            </w:r>
+          </w:p>
+        </w:tc>
+        <w:tc>
+          <w:tcPr>
+            <w:tcW w:w="2914" w:type="dxa"/>
+            <w:tcMar>
+              <w:top w:w="60" w:type="dxa"/>
+              <w:left w:w="90" w:type="dxa"/>
+              <w:bottom w:w="60" w:type="dxa"/>
+              <w:right w:w="90" w:type="dxa"/>
+            </w:tcMar>
+          </w:tcPr>
+          <w:p>
+            <w:r>
+              <w:rPr>
+                <w:sz w:val="22"/>
+                <w:szCs w:val="22"/>
+              </w:rPr>
+              <w:t xml:space="preserve">26</w:t>
+            </w:r>
+          </w:p>
+        </w:tc>
+        <w:tc>
+          <w:tcPr>
+            <w:tcW w:w="2915" w:type="dxa"/>
+            <w:tcMar>
+              <w:top w:w="60" w:type="dxa"/>
+              <w:left w:w="90" w:type="dxa"/>
+              <w:bottom w:w="60" w:type="dxa"/>
+              <w:right w:w="90" w:type="dxa"/>
+            </w:tcMar>
+          </w:tcPr>
+          <w:p>
+            <w:r>
+              <w:rPr>
+                <w:sz w:val="22"/>
+                <w:szCs w:val="22"/>
+              </w:rPr>
+              <w:t xml:space="preserve">Penulis rekaman QR asli. Tanpa berkas ini verifikasi berhenti pada cabang Data Tidak Ditemukan dan melewatkan pencatatan nonce serta pemeriksaan replay.</w:t>
+            </w:r>
+          </w:p>
+        </w:tc>
+      </w:tr>
+    </w:tbl>
+    <w:p>
+      <w:pPr>
+        <w:spacing w:after="120" w:line="276" w:lineRule="auto"/>
+        <w:jc w:val="both"/>
+      </w:pPr>
+      <w:r>
+        <w:t xml:space="preserve">Perintah menjalankan harness pengukuran empiris pada volume yang dilaporkan laporan ini adalah sebagai berikut. Benih pseudo-acak dicantumkan eksplisit agar hasilnya dapat direproduksi persis.</w:t>
+      </w:r>
+    </w:p>
+    <w:p>
+      <w:pPr>
+        <w:spacing w:after="120" w:line="276" w:lineRule="auto"/>
+        <w:jc w:val="both"/>
+      </w:pPr>
+      <w:r>
+        <w:rPr>
+          <w:rFonts w:ascii="Consolas" w:hAnsi="Consolas"/>
+          <w:sz w:val="16"/>
+        </w:rPr>
+        <w:t xml:space="preserve">sudo venv/bin/python data-penelitian/harness_empiris.py \</w:t>
+      </w:r>
+    </w:p>
+    <w:p>
+      <w:pPr>
+        <w:spacing w:after="120" w:line="276" w:lineRule="auto"/>
+        <w:jc w:val="both"/>
+      </w:pPr>
+      <w:r>
+        <w:rPr>
+          <w:rFonts w:ascii="Consolas" w:hAnsi="Consolas"/>
+          <w:sz w:val="16"/>
+        </w:rPr>
+        <w:t xml:space="preserve">     --operasi 50000 --replay 1500 --forgery 4000 --kedaluwarsa 5000 \</w:t>
+      </w:r>
+    </w:p>
+    <w:p>
+      <w:pPr>
+        <w:spacing w:after="120" w:line="276" w:lineRule="auto"/>
+        <w:jc w:val="both"/>
+      </w:pPr>
+      <w:r>
+        <w:rPr>
+          <w:rFonts w:ascii="Consolas" w:hAnsi="Consolas"/>
+          <w:sz w:val="16"/>
+        </w:rPr>
+        <w:t xml:space="preserve">     --kontrol-tampering 2500 --kontrol-forgery 500 --seed 20260824</w:t>
+      </w:r>
+    </w:p>
+    <w:p>
+      <w:pPr>
+        <w:spacing w:after="120" w:line="276" w:lineRule="auto"/>
+        <w:jc w:val="both"/>
+      </w:pPr>
+      <w:r>
+        <w:t xml:space="preserve">Harness wajib dijalankan sebagai root karena kunci privat bermode 0640 milik root grup www-data. Basis data status keamanan diarahkan ke berkas sementara sehingga buku besar nonce produksi tidak tersentuh.</w:t>
+      </w:r>
+    </w:p>
+    <w:p>
+      <w:pPr>
+        <w:spacing w:after="120" w:line="276" w:lineRule="auto"/>
+        <w:jc w:val="both"/>
+      </w:pPr>
+      <w:r>
+        <w:t xml:space="preserve">Pengujian beban menuntut tiga langkah persiapan di server, dijalankan pada lingkungan staging yang terpisah dari produksi. Langkah kedua dan ketiga tidak boleh dilewati: tanpa rekaman QR asli verifikasi tidak menempuh jalur penuh, dan tanpa penandaan index sebagai otoritatif pencarian rekaman memakan 148,6 milidetik alih-alih 0,074 milidetik.</w:t>
+      </w:r>
+    </w:p>
+    <w:p>
+      <w:pPr>
+        <w:spacing w:after="120" w:line="276" w:lineRule="auto"/>
+        <w:jc w:val="both"/>
+      </w:pPr>
+      <w:r>
+        <w:rPr>
+          <w:rFonts w:ascii="Consolas" w:hAnsi="Consolas"/>
+          <w:sz w:val="16"/>
+        </w:rPr>
+        <w:t xml:space="preserve">sudo venv/bin/python data-penelitian/uji-beban/buat_token.py 120000</w:t>
+      </w:r>
+    </w:p>
+    <w:p>
+      <w:pPr>
+        <w:spacing w:after="120" w:line="276" w:lineRule="auto"/>
+        <w:jc w:val="both"/>
+      </w:pPr>
+      <w:r>
+        <w:rPr>
+          <w:rFonts w:ascii="Consolas" w:hAnsi="Consolas"/>
+          <w:sz w:val="16"/>
+        </w:rPr>
+        <w:t xml:space="preserve">sudo venv/bin/python data-penelitian/uji-beban/lengkapi_rekaman_qr.py</w:t>
+      </w:r>
+    </w:p>
+    <w:p>
+      <w:pPr>
+        <w:spacing w:after="120" w:line="276" w:lineRule="auto"/>
+        <w:jc w:val="both"/>
+      </w:pPr>
+      <w:r>
+        <w:rPr>
+          <w:rFonts w:ascii="Consolas" w:hAnsi="Consolas"/>
+          <w:sz w:val="16"/>
+        </w:rPr>
+        <w:t xml:space="preserve">sudo venv/bin/python -c "import app; app.backfill_qr_record_index()"</w:t>
+      </w:r>
+    </w:p>
+    <w:p>
+      <w:pPr>
+        <w:spacing w:after="120" w:line="276" w:lineRule="auto"/>
+        <w:jc w:val="both"/>
+      </w:pPr>
+      <w:r>
+        <w:t xml:space="preserve">Berikutnya, dari komputer penguji yang berada di luar server aplikasi:</w:t>
+      </w:r>
+    </w:p>
+    <w:p>
+      <w:pPr>
+        <w:spacing w:after="120" w:line="276" w:lineRule="auto"/>
+        <w:jc w:val="both"/>
+      </w:pPr>
+      <w:r>
+        <w:rPr>
+          <w:rFonts w:ascii="Consolas" w:hAnsi="Consolas"/>
+          <w:sz w:val="16"/>
+        </w:rPr>
+        <w:t xml:space="preserve">scp &lt;server&gt;:/path/{token_uji.csv,uji_beban.js,uji_kalibrasi.js} .</w:t>
+      </w:r>
+    </w:p>
+    <w:p>
+      <w:pPr>
+        <w:spacing w:after="120" w:line="276" w:lineRule="auto"/>
+        <w:jc w:val="both"/>
+      </w:pPr>
+      <w:r>
+        <w:rPr>
+          <w:rFonts w:ascii="Consolas" w:hAnsi="Consolas"/>
+          <w:sz w:val="16"/>
+        </w:rPr>
+        <w:t xml:space="preserve">k6 run uji_kalibrasi.js</w:t>
+      </w:r>
+    </w:p>
+    <w:p>
+      <w:pPr>
+        <w:spacing w:after="120" w:line="276" w:lineRule="auto"/>
+        <w:jc w:val="both"/>
+      </w:pPr>
+      <w:r>
+        <w:rPr>
+          <w:rFonts w:ascii="Consolas" w:hAnsi="Consolas"/>
+          <w:sz w:val="16"/>
+        </w:rPr>
+        <w:t xml:space="preserve">k6 run uji_beban.js</w:t>
+      </w:r>
+    </w:p>
+    <w:p>
+      <w:pPr>
+        <w:spacing w:after="120" w:line="276" w:lineRule="auto"/>
+        <w:jc w:val="both"/>
+      </w:pPr>
+      <w:r>
+        <w:t xml:space="preserve">Kalibrasi wajib dijalankan lebih dulu. Pada ringkasannya, dropped_iterations harus bernilai nol dan http_req_failed di bawah satu persen. Bila ada iterasi yang dijatuhkan, komputer penguji yang jenuh lebih dulu dan hasilnya tidak sah. Pada uji beban, penghitung iterasi_jalur_replay perlu diperiksa: token bersifat sekali pakai, sehingga bila iterasi melampaui jumlah token indeksnya berputar dan sisa pengukuran beralih ke jalur replay. Nilai nol berarti seluruh pengukuran murni jalur verifikasi QR sah.</w:t>
+      </w:r>
+    </w:p>
+    <w:p>
+      <w:pPr>
+        <w:spacing w:after="120" w:line="276" w:lineRule="auto"/>
+        <w:jc w:val="both"/>
+      </w:pPr>
+      <w:r>
+        <w:t xml:space="preserve">Isi skrip uji beban k6 dimuat utuh berikut, sebab justru berkas inilah yang diperlukan pihak lain untuk mereproduksi hasil pada subbab 4.6.</w:t>
+      </w:r>
+    </w:p>
+    <w:p>
+      <w:pPr>
+        <w:spacing w:after="120" w:line="276" w:lineRule="auto"/>
+        <w:jc w:val="both"/>
+      </w:pPr>
+      <w:r>
+        <w:rPr>
+          <w:rFonts w:ascii="Consolas" w:hAnsi="Consolas"/>
+          <w:sz w:val="16"/>
+        </w:rPr>
+        <w:t xml:space="preserve">// Uji beban jalur verifikasi QR RSA-PSS dari host terpisah.</w:t>
+      </w:r>
+    </w:p>
+    <w:p>
+      <w:pPr>
+        <w:spacing w:after="120" w:line="276" w:lineRule="auto"/>
+        <w:jc w:val="both"/>
+      </w:pPr>
+      <w:r>
+        <w:rPr>
+          <w:rFonts w:ascii="Consolas" w:hAnsi="Consolas"/>
+          <w:sz w:val="16"/>
+        </w:rPr>
+        <w:t xml:space="preserve">//</w:t>
+      </w:r>
+    </w:p>
+    <w:p>
+      <w:pPr>
+        <w:spacing w:after="120" w:line="276" w:lineRule="auto"/>
+        <w:jc w:val="both"/>
+      </w:pPr>
+      <w:r>
+        <w:rPr>
+          <w:rFonts w:ascii="Consolas" w:hAnsi="Consolas"/>
+          <w:sz w:val="16"/>
+        </w:rPr>
+        <w:t xml:space="preserve">//   k6 run uji_beban.js</w:t>
+      </w:r>
+    </w:p>
+    <w:p>
+      <w:pPr>
+        <w:spacing w:after="120" w:line="276" w:lineRule="auto"/>
+        <w:jc w:val="both"/>
+      </w:pPr>
+      <w:r>
+        <w:rPr>
+          <w:rFonts w:ascii="Consolas" w:hAnsi="Consolas"/>
+          <w:sz w:val="16"/>
+        </w:rPr>
+        <w:t xml:space="preserve">//</w:t>
+      </w:r>
+    </w:p>
+    <w:p>
+      <w:pPr>
+        <w:spacing w:after="120" w:line="276" w:lineRule="auto"/>
+        <w:jc w:val="both"/>
+      </w:pPr>
+      <w:r>
+        <w:rPr>
+          <w:rFonts w:ascii="Consolas" w:hAnsi="Consolas"/>
+          <w:sz w:val="16"/>
+        </w:rPr>
+        <w:t xml:space="preserve">// Empat tingkat berurutan meniru Tabel VII: 100, 500, 1.000, 1.500 pengguna.</w:t>
+      </w:r>
+    </w:p>
+    <w:p>
+      <w:pPr>
+        <w:spacing w:after="120" w:line="276" w:lineRule="auto"/>
+        <w:jc w:val="both"/>
+      </w:pPr>
+      <w:r>
+        <w:rPr>
+          <w:rFonts w:ascii="Consolas" w:hAnsi="Consolas"/>
+          <w:sz w:val="16"/>
+        </w:rPr>
+        <w:t xml:space="preserve">//</w:t>
+      </w:r>
+    </w:p>
+    <w:p>
+      <w:pPr>
+        <w:spacing w:after="120" w:line="276" w:lineRule="auto"/>
+        <w:jc w:val="both"/>
+      </w:pPr>
+      <w:r>
+        <w:rPr>
+          <w:rFonts w:ascii="Consolas" w:hAnsi="Consolas"/>
+          <w:sz w:val="16"/>
+        </w:rPr>
+        <w:t xml:space="preserve">// AMBANG PER TINGKAT sengaja dipasang bukan untuk lulus-gagal, melainkan agar</w:t>
+      </w:r>
+    </w:p>
+    <w:p>
+      <w:pPr>
+        <w:spacing w:after="120" w:line="276" w:lineRule="auto"/>
+        <w:jc w:val="both"/>
+      </w:pPr>
+      <w:r>
+        <w:rPr>
+          <w:rFonts w:ascii="Consolas" w:hAnsi="Consolas"/>
+          <w:sz w:val="16"/>
+        </w:rPr>
+        <w:t xml:space="preserve">// k6 memecah ringkasannya per tingkat beban. Tanpa ini ringkasan hanya memberi</w:t>
+      </w:r>
+    </w:p>
+    <w:p>
+      <w:pPr>
+        <w:spacing w:after="120" w:line="276" w:lineRule="auto"/>
+        <w:jc w:val="both"/>
+      </w:pPr>
+      <w:r>
+        <w:rPr>
+          <w:rFonts w:ascii="Consolas" w:hAnsi="Consolas"/>
+          <w:sz w:val="16"/>
+        </w:rPr>
+        <w:t xml:space="preserve">// satu angka gabungan, padahal yang dibutuhkan justru perbandingan antartingkat.</w:t>
+      </w:r>
+    </w:p>
+    <w:p>
+      <w:pPr>
+        <w:spacing w:after="120" w:line="276" w:lineRule="auto"/>
+        <w:jc w:val="both"/>
+      </w:pPr>
+      <w:r>
+        <w:rPr>
+          <w:rFonts w:ascii="Consolas" w:hAnsi="Consolas"/>
+          <w:sz w:val="16"/>
+        </w:rPr>
+        <w:t xml:space="preserve">//</w:t>
+      </w:r>
+    </w:p>
+    <w:p>
+      <w:pPr>
+        <w:spacing w:after="120" w:line="276" w:lineRule="auto"/>
+        <w:jc w:val="both"/>
+      </w:pPr>
+      <w:r>
+        <w:rPr>
+          <w:rFonts w:ascii="Consolas" w:hAnsi="Consolas"/>
+          <w:sz w:val="16"/>
+        </w:rPr>
+        <w:t xml:space="preserve">// CATATAN TOKEN. Token sekali pakai: verifikasi kedua atas token yang sama</w:t>
+      </w:r>
+    </w:p>
+    <w:p>
+      <w:pPr>
+        <w:spacing w:after="120" w:line="276" w:lineRule="auto"/>
+        <w:jc w:val="both"/>
+      </w:pPr>
+      <w:r>
+        <w:rPr>
+          <w:rFonts w:ascii="Consolas" w:hAnsi="Consolas"/>
+          <w:sz w:val="16"/>
+        </w:rPr>
+        <w:t xml:space="preserve">// ditandai replay dan menempuh cabang kode berbeda. Tiap iterasi mengambil</w:t>
+      </w:r>
+    </w:p>
+    <w:p>
+      <w:pPr>
+        <w:spacing w:after="120" w:line="276" w:lineRule="auto"/>
+        <w:jc w:val="both"/>
+      </w:pPr>
+      <w:r>
+        <w:rPr>
+          <w:rFonts w:ascii="Consolas" w:hAnsi="Consolas"/>
+          <w:sz w:val="16"/>
+        </w:rPr>
+        <w:t xml:space="preserve">// token unik berurutan. Penghitung iterasi_jalur_replay melaporkan berapa</w:t>
+      </w:r>
+    </w:p>
+    <w:p>
+      <w:pPr>
+        <w:spacing w:after="120" w:line="276" w:lineRule="auto"/>
+        <w:jc w:val="both"/>
+      </w:pPr>
+      <w:r>
+        <w:rPr>
+          <w:rFonts w:ascii="Consolas" w:hAnsi="Consolas"/>
+          <w:sz w:val="16"/>
+        </w:rPr>
+        <w:t xml:space="preserve">// iterasi yang terpaksa memutar ulang indeks setelah token habis.</w:t>
+      </w:r>
+    </w:p>
+    <w:p>
+      <w:pPr>
+        <w:spacing w:after="120" w:line="276" w:lineRule="auto"/>
+        <w:jc w:val="both"/>
+      </w:pPr>
+      <w:r>
+        <w:rPr>
+          <w:rFonts w:ascii="Consolas" w:hAnsi="Consolas"/>
+          <w:sz w:val="16"/>
+        </w:rPr>
+        <w:t xml:space="preserve">import http from 'k6/http';</w:t>
+      </w:r>
+    </w:p>
+    <w:p>
+      <w:pPr>
+        <w:spacing w:after="120" w:line="276" w:lineRule="auto"/>
+        <w:jc w:val="both"/>
+      </w:pPr>
+      <w:r>
+        <w:rPr>
+          <w:rFonts w:ascii="Consolas" w:hAnsi="Consolas"/>
+          <w:sz w:val="16"/>
+        </w:rPr>
+        <w:t xml:space="preserve">import exec from 'k6/execution';</w:t>
+      </w:r>
+    </w:p>
+    <w:p>
+      <w:pPr>
+        <w:spacing w:after="120" w:line="276" w:lineRule="auto"/>
+        <w:jc w:val="both"/>
+      </w:pPr>
+      <w:r>
+        <w:rPr>
+          <w:rFonts w:ascii="Consolas" w:hAnsi="Consolas"/>
+          <w:sz w:val="16"/>
+        </w:rPr>
+        <w:t xml:space="preserve">import { check } from 'k6';</w:t>
+      </w:r>
+    </w:p>
+    <w:p>
+      <w:pPr>
+        <w:spacing w:after="120" w:line="276" w:lineRule="auto"/>
+        <w:jc w:val="both"/>
+      </w:pPr>
+      <w:r>
+        <w:rPr>
+          <w:rFonts w:ascii="Consolas" w:hAnsi="Consolas"/>
+          <w:sz w:val="16"/>
+        </w:rPr>
+        <w:t xml:space="preserve">import { Rate, Trend, Counter } from 'k6/metrics';</w:t>
+      </w:r>
+    </w:p>
+    <w:p>
+      <w:pPr>
+        <w:spacing w:after="120" w:line="276" w:lineRule="auto"/>
+        <w:jc w:val="both"/>
+      </w:pPr>
+      <w:r>
+        <w:rPr>
+          <w:rFonts w:ascii="Consolas" w:hAnsi="Consolas"/>
+          <w:sz w:val="16"/>
+        </w:rPr>
+        <w:t xml:space="preserve">import { SharedArray } from 'k6/data';</w:t>
+      </w:r>
+    </w:p>
+    <w:p>
+      <w:pPr>
+        <w:spacing w:after="120" w:line="276" w:lineRule="auto"/>
+        <w:jc w:val="both"/>
+      </w:pPr>
+      <w:r>
+        <w:rPr>
+          <w:rFonts w:ascii="Consolas" w:hAnsi="Consolas"/>
+          <w:sz w:val="16"/>
+        </w:rPr>
+        <w:t xml:space="preserve">import papaparse from 'https://jslib.k6.io/papaparse/5.1.1/index.js';</w:t>
+      </w:r>
+    </w:p>
+    <w:p>
+      <w:pPr>
+        <w:spacing w:after="120" w:line="276" w:lineRule="auto"/>
+        <w:jc w:val="both"/>
+      </w:pPr>
+      <w:r>
+        <w:rPr>
+          <w:rFonts w:ascii="Consolas" w:hAnsi="Consolas"/>
+          <w:sz w:val="16"/>
+        </w:rPr>
+        <w:t xml:space="preserve"> </w:t>
+      </w:r>
+    </w:p>
+    <w:p>
+      <w:pPr>
+        <w:spacing w:after="120" w:line="276" w:lineRule="auto"/>
+        <w:jc w:val="both"/>
+      </w:pPr>
+      <w:r>
+        <w:rPr>
+          <w:rFonts w:ascii="Consolas" w:hAnsi="Consolas"/>
+          <w:sz w:val="16"/>
+        </w:rPr>
+        <w:t xml:space="preserve">const BASE = __ENV.BASE || 'https://staging.rsa-pss.com';</w:t>
+      </w:r>
+    </w:p>
+    <w:p>
+      <w:pPr>
+        <w:spacing w:after="120" w:line="276" w:lineRule="auto"/>
+        <w:jc w:val="both"/>
+      </w:pPr>
+      <w:r>
+        <w:rPr>
+          <w:rFonts w:ascii="Consolas" w:hAnsi="Consolas"/>
+          <w:sz w:val="16"/>
+        </w:rPr>
+        <w:t xml:space="preserve">const DUR  = __ENV.DUR  || '60s';</w:t>
+      </w:r>
+    </w:p>
+    <w:p>
+      <w:pPr>
+        <w:spacing w:after="120" w:line="276" w:lineRule="auto"/>
+        <w:jc w:val="both"/>
+      </w:pPr>
+      <w:r>
+        <w:rPr>
+          <w:rFonts w:ascii="Consolas" w:hAnsi="Consolas"/>
+          <w:sz w:val="16"/>
+        </w:rPr>
+        <w:t xml:space="preserve"> </w:t>
+      </w:r>
+    </w:p>
+    <w:p>
+      <w:pPr>
+        <w:spacing w:after="120" w:line="276" w:lineRule="auto"/>
+        <w:jc w:val="both"/>
+      </w:pPr>
+      <w:r>
+        <w:rPr>
+          <w:rFonts w:ascii="Consolas" w:hAnsi="Consolas"/>
+          <w:sz w:val="16"/>
+        </w:rPr>
+        <w:t xml:space="preserve">const tokens = new SharedArray('token', function () {</w:t>
+      </w:r>
+    </w:p>
+    <w:p>
+      <w:pPr>
+        <w:spacing w:after="120" w:line="276" w:lineRule="auto"/>
+        <w:jc w:val="both"/>
+      </w:pPr>
+      <w:r>
+        <w:rPr>
+          <w:rFonts w:ascii="Consolas" w:hAnsi="Consolas"/>
+          <w:sz w:val="16"/>
+        </w:rPr>
+        <w:t xml:space="preserve">  return papaparse.parse(open('./token_uji.csv'), { header: true })</w:t>
+      </w:r>
+    </w:p>
+    <w:p>
+      <w:pPr>
+        <w:spacing w:after="120" w:line="276" w:lineRule="auto"/>
+        <w:jc w:val="both"/>
+      </w:pPr>
+      <w:r>
+        <w:rPr>
+          <w:rFonts w:ascii="Consolas" w:hAnsi="Consolas"/>
+          <w:sz w:val="16"/>
+        </w:rPr>
+        <w:t xml:space="preserve">                  .data.filter(r =&gt; r.token).map(r =&gt; r.token);</w:t>
+      </w:r>
+    </w:p>
+    <w:p>
+      <w:pPr>
+        <w:spacing w:after="120" w:line="276" w:lineRule="auto"/>
+        <w:jc w:val="both"/>
+      </w:pPr>
+      <w:r>
+        <w:rPr>
+          <w:rFonts w:ascii="Consolas" w:hAnsi="Consolas"/>
+          <w:sz w:val="16"/>
+        </w:rPr>
+        <w:t xml:space="preserve">});</w:t>
+      </w:r>
+    </w:p>
+    <w:p>
+      <w:pPr>
+        <w:spacing w:after="120" w:line="276" w:lineRule="auto"/>
+        <w:jc w:val="both"/>
+      </w:pPr>
+      <w:r>
+        <w:rPr>
+          <w:rFonts w:ascii="Consolas" w:hAnsi="Consolas"/>
+          <w:sz w:val="16"/>
+        </w:rPr>
+        <w:t xml:space="preserve"> </w:t>
+      </w:r>
+    </w:p>
+    <w:p>
+      <w:pPr>
+        <w:spacing w:after="120" w:line="276" w:lineRule="auto"/>
+        <w:jc w:val="both"/>
+      </w:pPr>
+      <w:r>
+        <w:rPr>
+          <w:rFonts w:ascii="Consolas" w:hAnsi="Consolas"/>
+          <w:sz w:val="16"/>
+        </w:rPr>
+        <w:t xml:space="preserve">export const errorRate  = new Rate('error_rate');</w:t>
+      </w:r>
+    </w:p>
+    <w:p>
+      <w:pPr>
+        <w:spacing w:after="120" w:line="276" w:lineRule="auto"/>
+        <w:jc w:val="both"/>
+      </w:pPr>
+      <w:r>
+        <w:rPr>
+          <w:rFonts w:ascii="Consolas" w:hAnsi="Consolas"/>
+          <w:sz w:val="16"/>
+        </w:rPr>
+        <w:t xml:space="preserve">export const tokenHabis = new Counter('iterasi_jalur_replay');</w:t>
+      </w:r>
+    </w:p>
+    <w:p>
+      <w:pPr>
+        <w:spacing w:after="120" w:line="276" w:lineRule="auto"/>
+        <w:jc w:val="both"/>
+      </w:pPr>
+      <w:r>
+        <w:rPr>
+          <w:rFonts w:ascii="Consolas" w:hAnsi="Consolas"/>
+          <w:sz w:val="16"/>
+        </w:rPr>
+        <w:t xml:space="preserve"> </w:t>
+      </w:r>
+    </w:p>
+    <w:p>
+      <w:pPr>
+        <w:spacing w:after="120" w:line="276" w:lineRule="auto"/>
+        <w:jc w:val="both"/>
+      </w:pPr>
+      <w:r>
+        <w:rPr>
+          <w:rFonts w:ascii="Consolas" w:hAnsi="Consolas"/>
+          <w:sz w:val="16"/>
+        </w:rPr>
+        <w:t xml:space="preserve">function tahap(vus, startTime) {</w:t>
+      </w:r>
+    </w:p>
+    <w:p>
+      <w:pPr>
+        <w:spacing w:after="120" w:line="276" w:lineRule="auto"/>
+        <w:jc w:val="both"/>
+      </w:pPr>
+      <w:r>
+        <w:rPr>
+          <w:rFonts w:ascii="Consolas" w:hAnsi="Consolas"/>
+          <w:sz w:val="16"/>
+        </w:rPr>
+        <w:t xml:space="preserve">  return { executor: 'constant-vus', vus: vus, duration: DUR,</w:t>
+      </w:r>
+    </w:p>
+    <w:p>
+      <w:pPr>
+        <w:spacing w:after="120" w:line="276" w:lineRule="auto"/>
+        <w:jc w:val="both"/>
+      </w:pPr>
+      <w:r>
+        <w:rPr>
+          <w:rFonts w:ascii="Consolas" w:hAnsi="Consolas"/>
+          <w:sz w:val="16"/>
+        </w:rPr>
+        <w:t xml:space="preserve">           startTime: startTime, tags: { tingkat: String(vus) } };</w:t>
+      </w:r>
+    </w:p>
+    <w:p>
+      <w:pPr>
+        <w:spacing w:after="120" w:line="276" w:lineRule="auto"/>
+        <w:jc w:val="both"/>
+      </w:pPr>
+      <w:r>
+        <w:rPr>
+          <w:rFonts w:ascii="Consolas" w:hAnsi="Consolas"/>
+          <w:sz w:val="16"/>
+        </w:rPr>
+        <w:t xml:space="preserve">}</w:t>
+      </w:r>
+    </w:p>
+    <w:p>
+      <w:pPr>
+        <w:spacing w:after="120" w:line="276" w:lineRule="auto"/>
+        <w:jc w:val="both"/>
+      </w:pPr>
+      <w:r>
+        <w:rPr>
+          <w:rFonts w:ascii="Consolas" w:hAnsi="Consolas"/>
+          <w:sz w:val="16"/>
+        </w:rPr>
+        <w:t xml:space="preserve"> </w:t>
+      </w:r>
+    </w:p>
+    <w:p>
+      <w:pPr>
+        <w:spacing w:after="120" w:line="276" w:lineRule="auto"/>
+        <w:jc w:val="both"/>
+      </w:pPr>
+      <w:r>
+        <w:rPr>
+          <w:rFonts w:ascii="Consolas" w:hAnsi="Consolas"/>
+          <w:sz w:val="16"/>
+        </w:rPr>
+        <w:t xml:space="preserve">export const options = {</w:t>
+      </w:r>
+    </w:p>
+    <w:p>
+      <w:pPr>
+        <w:spacing w:after="120" w:line="276" w:lineRule="auto"/>
+        <w:jc w:val="both"/>
+      </w:pPr>
+      <w:r>
+        <w:rPr>
+          <w:rFonts w:ascii="Consolas" w:hAnsi="Consolas"/>
+          <w:sz w:val="16"/>
+        </w:rPr>
+        <w:t xml:space="preserve">  discardResponseBodies: true,</w:t>
+      </w:r>
+    </w:p>
+    <w:p>
+      <w:pPr>
+        <w:spacing w:after="120" w:line="276" w:lineRule="auto"/>
+        <w:jc w:val="both"/>
+      </w:pPr>
+      <w:r>
+        <w:rPr>
+          <w:rFonts w:ascii="Consolas" w:hAnsi="Consolas"/>
+          <w:sz w:val="16"/>
+        </w:rPr>
+        <w:t xml:space="preserve">  scenarios: {</w:t>
+      </w:r>
+    </w:p>
+    <w:p>
+      <w:pPr>
+        <w:spacing w:after="120" w:line="276" w:lineRule="auto"/>
+        <w:jc w:val="both"/>
+      </w:pPr>
+      <w:r>
+        <w:rPr>
+          <w:rFonts w:ascii="Consolas" w:hAnsi="Consolas"/>
+          <w:sz w:val="16"/>
+        </w:rPr>
+        <w:t xml:space="preserve">    beban_100:  tahap(100,  '0s'),</w:t>
+      </w:r>
+    </w:p>
+    <w:p>
+      <w:pPr>
+        <w:spacing w:after="120" w:line="276" w:lineRule="auto"/>
+        <w:jc w:val="both"/>
+      </w:pPr>
+      <w:r>
+        <w:rPr>
+          <w:rFonts w:ascii="Consolas" w:hAnsi="Consolas"/>
+          <w:sz w:val="16"/>
+        </w:rPr>
+        <w:t xml:space="preserve">    beban_500:  tahap(500,  '70s'),</w:t>
+      </w:r>
+    </w:p>
+    <w:p>
+      <w:pPr>
+        <w:spacing w:after="120" w:line="276" w:lineRule="auto"/>
+        <w:jc w:val="both"/>
+      </w:pPr>
+      <w:r>
+        <w:rPr>
+          <w:rFonts w:ascii="Consolas" w:hAnsi="Consolas"/>
+          <w:sz w:val="16"/>
+        </w:rPr>
+        <w:t xml:space="preserve">    beban_1000: tahap(1000, '140s'),</w:t>
+      </w:r>
+    </w:p>
+    <w:p>
+      <w:pPr>
+        <w:spacing w:after="120" w:line="276" w:lineRule="auto"/>
+        <w:jc w:val="both"/>
+      </w:pPr>
+      <w:r>
+        <w:rPr>
+          <w:rFonts w:ascii="Consolas" w:hAnsi="Consolas"/>
+          <w:sz w:val="16"/>
+        </w:rPr>
+        <w:t xml:space="preserve">    beban_1500: tahap(1500, '210s'),</w:t>
+      </w:r>
+    </w:p>
+    <w:p>
+      <w:pPr>
+        <w:spacing w:after="120" w:line="276" w:lineRule="auto"/>
+        <w:jc w:val="both"/>
+      </w:pPr>
+      <w:r>
+        <w:rPr>
+          <w:rFonts w:ascii="Consolas" w:hAnsi="Consolas"/>
+          <w:sz w:val="16"/>
+        </w:rPr>
+        <w:t xml:space="preserve">  },</w:t>
+      </w:r>
+    </w:p>
+    <w:p>
+      <w:pPr>
+        <w:spacing w:after="120" w:line="276" w:lineRule="auto"/>
+        <w:jc w:val="both"/>
+      </w:pPr>
+      <w:r>
+        <w:rPr>
+          <w:rFonts w:ascii="Consolas" w:hAnsi="Consolas"/>
+          <w:sz w:val="16"/>
+        </w:rPr>
+        <w:t xml:space="preserve">  thresholds: {</w:t>
+      </w:r>
+    </w:p>
+    <w:p>
+      <w:pPr>
+        <w:spacing w:after="120" w:line="276" w:lineRule="auto"/>
+        <w:jc w:val="both"/>
+      </w:pPr>
+      <w:r>
+        <w:rPr>
+          <w:rFonts w:ascii="Consolas" w:hAnsi="Consolas"/>
+          <w:sz w:val="16"/>
+        </w:rPr>
+        <w:t xml:space="preserve">    'http_req_duration{tingkat:100}':  ['p(95)&lt;60000'],</w:t>
+      </w:r>
+    </w:p>
+    <w:p>
+      <w:pPr>
+        <w:spacing w:after="120" w:line="276" w:lineRule="auto"/>
+        <w:jc w:val="both"/>
+      </w:pPr>
+      <w:r>
+        <w:rPr>
+          <w:rFonts w:ascii="Consolas" w:hAnsi="Consolas"/>
+          <w:sz w:val="16"/>
+        </w:rPr>
+        <w:t xml:space="preserve">    'http_req_duration{tingkat:500}':  ['p(95)&lt;60000'],</w:t>
+      </w:r>
+    </w:p>
+    <w:p>
+      <w:pPr>
+        <w:spacing w:after="120" w:line="276" w:lineRule="auto"/>
+        <w:jc w:val="both"/>
+      </w:pPr>
+      <w:r>
+        <w:rPr>
+          <w:rFonts w:ascii="Consolas" w:hAnsi="Consolas"/>
+          <w:sz w:val="16"/>
+        </w:rPr>
+        <w:t xml:space="preserve">    'http_req_duration{tingkat:1000}': ['p(95)&lt;60000'],</w:t>
+      </w:r>
+    </w:p>
+    <w:p>
+      <w:pPr>
+        <w:spacing w:after="120" w:line="276" w:lineRule="auto"/>
+        <w:jc w:val="both"/>
+      </w:pPr>
+      <w:r>
+        <w:rPr>
+          <w:rFonts w:ascii="Consolas" w:hAnsi="Consolas"/>
+          <w:sz w:val="16"/>
+        </w:rPr>
+        <w:t xml:space="preserve">    'http_req_duration{tingkat:1500}': ['p(95)&lt;60000'],</w:t>
+      </w:r>
+    </w:p>
+    <w:p>
+      <w:pPr>
+        <w:spacing w:after="120" w:line="276" w:lineRule="auto"/>
+        <w:jc w:val="both"/>
+      </w:pPr>
+      <w:r>
+        <w:rPr>
+          <w:rFonts w:ascii="Consolas" w:hAnsi="Consolas"/>
+          <w:sz w:val="16"/>
+        </w:rPr>
+        <w:t xml:space="preserve">    'http_req_failed{tingkat:100}':    ['rate&lt;1'],</w:t>
+      </w:r>
+    </w:p>
+    <w:p>
+      <w:pPr>
+        <w:spacing w:after="120" w:line="276" w:lineRule="auto"/>
+        <w:jc w:val="both"/>
+      </w:pPr>
+      <w:r>
+        <w:rPr>
+          <w:rFonts w:ascii="Consolas" w:hAnsi="Consolas"/>
+          <w:sz w:val="16"/>
+        </w:rPr>
+        <w:t xml:space="preserve">    'http_req_failed{tingkat:500}':    ['rate&lt;1'],</w:t>
+      </w:r>
+    </w:p>
+    <w:p>
+      <w:pPr>
+        <w:spacing w:after="120" w:line="276" w:lineRule="auto"/>
+        <w:jc w:val="both"/>
+      </w:pPr>
+      <w:r>
+        <w:rPr>
+          <w:rFonts w:ascii="Consolas" w:hAnsi="Consolas"/>
+          <w:sz w:val="16"/>
+        </w:rPr>
+        <w:t xml:space="preserve">    'http_req_failed{tingkat:1000}':   ['rate&lt;1'],</w:t>
+      </w:r>
+    </w:p>
+    <w:p>
+      <w:pPr>
+        <w:spacing w:after="120" w:line="276" w:lineRule="auto"/>
+        <w:jc w:val="both"/>
+      </w:pPr>
+      <w:r>
+        <w:rPr>
+          <w:rFonts w:ascii="Consolas" w:hAnsi="Consolas"/>
+          <w:sz w:val="16"/>
+        </w:rPr>
+        <w:t xml:space="preserve">    'http_req_failed{tingkat:1500}':   ['rate&lt;1'],</w:t>
+      </w:r>
+    </w:p>
+    <w:p>
+      <w:pPr>
+        <w:spacing w:after="120" w:line="276" w:lineRule="auto"/>
+        <w:jc w:val="both"/>
+      </w:pPr>
+      <w:r>
+        <w:rPr>
+          <w:rFonts w:ascii="Consolas" w:hAnsi="Consolas"/>
+          <w:sz w:val="16"/>
+        </w:rPr>
+        <w:t xml:space="preserve">    'http_reqs{tingkat:100}':          ['count&gt;0'],</w:t>
+      </w:r>
+    </w:p>
+    <w:p>
+      <w:pPr>
+        <w:spacing w:after="120" w:line="276" w:lineRule="auto"/>
+        <w:jc w:val="both"/>
+      </w:pPr>
+      <w:r>
+        <w:rPr>
+          <w:rFonts w:ascii="Consolas" w:hAnsi="Consolas"/>
+          <w:sz w:val="16"/>
+        </w:rPr>
+        <w:t xml:space="preserve">    'http_reqs{tingkat:500}':          ['count&gt;0'],</w:t>
+      </w:r>
+    </w:p>
+    <w:p>
+      <w:pPr>
+        <w:spacing w:after="120" w:line="276" w:lineRule="auto"/>
+        <w:jc w:val="both"/>
+      </w:pPr>
+      <w:r>
+        <w:rPr>
+          <w:rFonts w:ascii="Consolas" w:hAnsi="Consolas"/>
+          <w:sz w:val="16"/>
+        </w:rPr>
+        <w:t xml:space="preserve">    'http_reqs{tingkat:1000}':         ['count&gt;0'],</w:t>
+      </w:r>
+    </w:p>
+    <w:p>
+      <w:pPr>
+        <w:spacing w:after="120" w:line="276" w:lineRule="auto"/>
+        <w:jc w:val="both"/>
+      </w:pPr>
+      <w:r>
+        <w:rPr>
+          <w:rFonts w:ascii="Consolas" w:hAnsi="Consolas"/>
+          <w:sz w:val="16"/>
+        </w:rPr>
+        <w:t xml:space="preserve">    'http_reqs{tingkat:1500}':         ['count&gt;0'],</w:t>
+      </w:r>
+    </w:p>
+    <w:p>
+      <w:pPr>
+        <w:spacing w:after="120" w:line="276" w:lineRule="auto"/>
+        <w:jc w:val="both"/>
+      </w:pPr>
+      <w:r>
+        <w:rPr>
+          <w:rFonts w:ascii="Consolas" w:hAnsi="Consolas"/>
+          <w:sz w:val="16"/>
+        </w:rPr>
+        <w:t xml:space="preserve">  },</w:t>
+      </w:r>
+    </w:p>
+    <w:p>
+      <w:pPr>
+        <w:spacing w:after="120" w:line="276" w:lineRule="auto"/>
+        <w:jc w:val="both"/>
+      </w:pPr>
+      <w:r>
+        <w:rPr>
+          <w:rFonts w:ascii="Consolas" w:hAnsi="Consolas"/>
+          <w:sz w:val="16"/>
+        </w:rPr>
+        <w:t xml:space="preserve">  summaryTrendStats: ['avg', 'med', 'p(90)', 'p(95)', 'p(99)', 'max'],</w:t>
+      </w:r>
+    </w:p>
+    <w:p>
+      <w:pPr>
+        <w:spacing w:after="120" w:line="276" w:lineRule="auto"/>
+        <w:jc w:val="both"/>
+      </w:pPr>
+      <w:r>
+        <w:rPr>
+          <w:rFonts w:ascii="Consolas" w:hAnsi="Consolas"/>
+          <w:sz w:val="16"/>
+        </w:rPr>
+        <w:t xml:space="preserve">};</w:t>
+      </w:r>
+    </w:p>
+    <w:p>
+      <w:pPr>
+        <w:spacing w:after="120" w:line="276" w:lineRule="auto"/>
+        <w:jc w:val="both"/>
+      </w:pPr>
+      <w:r>
+        <w:rPr>
+          <w:rFonts w:ascii="Consolas" w:hAnsi="Consolas"/>
+          <w:sz w:val="16"/>
+        </w:rPr>
+        <w:t xml:space="preserve"> </w:t>
+      </w:r>
+    </w:p>
+    <w:p>
+      <w:pPr>
+        <w:spacing w:after="120" w:line="276" w:lineRule="auto"/>
+        <w:jc w:val="both"/>
+      </w:pPr>
+      <w:r>
+        <w:rPr>
+          <w:rFonts w:ascii="Consolas" w:hAnsi="Consolas"/>
+          <w:sz w:val="16"/>
+        </w:rPr>
+        <w:t xml:space="preserve">export default function () {</w:t>
+      </w:r>
+    </w:p>
+    <w:p>
+      <w:pPr>
+        <w:spacing w:after="120" w:line="276" w:lineRule="auto"/>
+        <w:jc w:val="both"/>
+      </w:pPr>
+      <w:r>
+        <w:rPr>
+          <w:rFonts w:ascii="Consolas" w:hAnsi="Consolas"/>
+          <w:sz w:val="16"/>
+        </w:rPr>
+        <w:t xml:space="preserve">  const n = exec.scenario.iterationInTest;</w:t>
+      </w:r>
+    </w:p>
+    <w:p>
+      <w:pPr>
+        <w:spacing w:after="120" w:line="276" w:lineRule="auto"/>
+        <w:jc w:val="both"/>
+      </w:pPr>
+      <w:r>
+        <w:rPr>
+          <w:rFonts w:ascii="Consolas" w:hAnsi="Consolas"/>
+          <w:sz w:val="16"/>
+        </w:rPr>
+        <w:t xml:space="preserve">  if (n &gt;= tokens.length) tokenHabis.add(1);</w:t>
+      </w:r>
+    </w:p>
+    <w:p>
+      <w:pPr>
+        <w:spacing w:after="120" w:line="276" w:lineRule="auto"/>
+        <w:jc w:val="both"/>
+      </w:pPr>
+      <w:r>
+        <w:rPr>
+          <w:rFonts w:ascii="Consolas" w:hAnsi="Consolas"/>
+          <w:sz w:val="16"/>
+        </w:rPr>
+        <w:t xml:space="preserve">  const token = tokens[n % tokens.length];</w:t>
+      </w:r>
+    </w:p>
+    <w:p>
+      <w:pPr>
+        <w:spacing w:after="120" w:line="276" w:lineRule="auto"/>
+        <w:jc w:val="both"/>
+      </w:pPr>
+      <w:r>
+        <w:rPr>
+          <w:rFonts w:ascii="Consolas" w:hAnsi="Consolas"/>
+          <w:sz w:val="16"/>
+        </w:rPr>
+        <w:t xml:space="preserve">  const res = http.get(`${BASE}/v/${token}`, { tags: { name: 'verify' } });</w:t>
+      </w:r>
+    </w:p>
+    <w:p>
+      <w:pPr>
+        <w:spacing w:after="120" w:line="276" w:lineRule="auto"/>
+        <w:jc w:val="both"/>
+      </w:pPr>
+      <w:r>
+        <w:rPr>
+          <w:rFonts w:ascii="Consolas" w:hAnsi="Consolas"/>
+          <w:sz w:val="16"/>
+        </w:rPr>
+        <w:t xml:space="preserve">  const ok = check(res, { 'status 200': (r) =&gt; r.status === 200 });</w:t>
+      </w:r>
+    </w:p>
+    <w:p>
+      <w:pPr>
+        <w:spacing w:after="120" w:line="276" w:lineRule="auto"/>
+        <w:jc w:val="both"/>
+      </w:pPr>
+      <w:r>
+        <w:rPr>
+          <w:rFonts w:ascii="Consolas" w:hAnsi="Consolas"/>
+          <w:sz w:val="16"/>
+        </w:rPr>
+        <w:t xml:space="preserve">  errorRate.add(!ok);</w:t>
+      </w:r>
+    </w:p>
+    <w:p>
+      <w:pPr>
+        <w:spacing w:after="120" w:line="276" w:lineRule="auto"/>
+        <w:jc w:val="both"/>
+      </w:pPr>
+      <w:r>
+        <w:rPr>
+          <w:rFonts w:ascii="Consolas" w:hAnsi="Consolas"/>
+          <w:sz w:val="16"/>
+        </w:rPr>
+        <w:t xml:space="preserve">}</w:t>
+      </w:r>
+    </w:p>
+    <w:p>
+      <w:pPr>
+        <w:spacing w:after="120" w:line="276" w:lineRule="auto"/>
+        <w:jc w:val="both"/>
+      </w:pPr>
+      <w:r>
+        <w:rPr>
+          <w:rFonts w:ascii="Consolas" w:hAnsi="Consolas"/>
+          <w:sz w:val="16"/>
+        </w:rPr>
+        <w:t xml:space="preserve"> </w:t>
+      </w:r>
+    </w:p>
+    <w:p>
+      <w:pPr>
+        <w:spacing w:after="120" w:line="276" w:lineRule="auto"/>
+        <w:jc w:val="both"/>
+      </w:pPr>
+      <w:r>
+        <w:t xml:space="preserve">Prasyarat lingkungan perlu dipenuhi sebelum pengujian, sebab tanpa itu angka yang terukur mencerminkan batas infrastruktur alih-alih kapasitas aplikasi. Reverse proxy memerlukan worker_connections yang memadai beserta worker_rlimit_nofile; keduanya sempat menjadi penyebab laju kegagalan 45% dan 7,6% pada penelitian ini. Rate limit aplikasi juga perlu dilonggarkan pada lingkungan uji, sebab nilai bakunya menghentikan pengujian setelah 1.000 permintaan sehingga laju kesalahan mencerminkan rate limiter.</w:t>
+      </w:r>
+    </w:p>
   </w:body>
 </w:document>
 </file>
